--- a/UCC2_P2A2_stuname_stuid.docx
+++ b/UCC2_P2A2_stuname_stuid.docx
@@ -10,7 +10,6 @@
         <w:tblCellMar>
           <w:top w:w="50" w:type="dxa"/>
           <w:left w:w="9" w:type="dxa"/>
-          <w:bottom w:w="0" w:type="dxa"/>
           <w:right w:w="115" w:type="dxa"/>
         </w:tblCellMar>
         <w:tblLook w:val="04A0" w:firstRow="1" w:lastRow="0" w:firstColumn="1" w:lastColumn="0" w:noHBand="0" w:noVBand="1"/>
@@ -105,7 +104,7 @@
           </w:p>
           <w:p>
             <w:pPr>
-              <w:spacing w:after="0" w:line="272" w:lineRule="auto"/>
+              <w:spacing w:line="272" w:lineRule="auto"/>
               <w:ind w:right="2942" w:firstLine="4022"/>
               <w:rPr>
                 <w:b/>
@@ -124,7 +123,7 @@
           </w:p>
           <w:p>
             <w:pPr>
-              <w:spacing w:after="0" w:line="272" w:lineRule="auto"/>
+              <w:spacing w:line="272" w:lineRule="auto"/>
               <w:ind w:right="2942" w:firstLine="4022"/>
               <w:rPr>
                 <w:b/>
@@ -159,7 +158,7 @@
           </w:p>
           <w:p>
             <w:pPr>
-              <w:spacing w:after="0" w:line="272" w:lineRule="auto"/>
+              <w:spacing w:line="272" w:lineRule="auto"/>
               <w:ind w:right="2942"/>
             </w:pPr>
             <w:r>
@@ -170,6 +169,7 @@
               </w:rPr>
               <w:t xml:space="preserve">Project Name: </w:t>
             </w:r>
+            <w:proofErr w:type="spellStart"/>
             <w:r>
               <w:rPr>
                 <w:b/>
@@ -178,6 +178,7 @@
               </w:rPr>
               <w:t>YourAverageGamer</w:t>
             </w:r>
+            <w:proofErr w:type="spellEnd"/>
           </w:p>
           <w:p>
             <w:pPr>
@@ -234,7 +235,7 @@
           </w:p>
           <w:p>
             <w:pPr>
-              <w:spacing w:after="0" w:line="270" w:lineRule="auto"/>
+              <w:spacing w:line="270" w:lineRule="auto"/>
               <w:ind w:right="4678"/>
               <w:rPr>
                 <w:color w:val="1D2125"/>
@@ -247,15 +248,16 @@
                 <w:color w:val="1D2125"/>
                 <w:sz w:val="24"/>
               </w:rPr>
-              <w:t>Team’s Project Githu</w:t>
-            </w:r>
+              <w:t xml:space="preserve">Team’s Project </w:t>
+            </w:r>
+            <w:proofErr w:type="spellStart"/>
             <w:r>
               <w:rPr>
                 <w:b/>
                 <w:color w:val="1D2125"/>
                 <w:sz w:val="24"/>
               </w:rPr>
-              <w:t xml:space="preserve">b </w:t>
+              <w:t>Githu</w:t>
             </w:r>
             <w:r>
               <w:rPr>
@@ -263,8 +265,9 @@
                 <w:color w:val="1D2125"/>
                 <w:sz w:val="24"/>
               </w:rPr>
-              <w:t>repo URL:</w:t>
-            </w:r>
+              <w:t>b</w:t>
+            </w:r>
+            <w:proofErr w:type="spellEnd"/>
             <w:r>
               <w:rPr>
                 <w:b/>
@@ -279,21 +282,15 @@
                 <w:color w:val="1D2125"/>
                 <w:sz w:val="24"/>
               </w:rPr>
-              <w:t>https://github.com/jermainej-uwg/P1A6_UCC2.git</w:t>
-            </w:r>
-          </w:p>
-          <w:p>
-            <w:pPr>
-              <w:spacing w:after="0" w:line="270" w:lineRule="auto"/>
-              <w:ind w:right="4678"/>
-            </w:pPr>
+              <w:t>repo URL:</w:t>
+            </w:r>
             <w:r>
               <w:rPr>
                 <w:b/>
                 <w:color w:val="1D2125"/>
                 <w:sz w:val="24"/>
               </w:rPr>
-              <w:t>Website UR</w:t>
+              <w:t xml:space="preserve"> </w:t>
             </w:r>
             <w:r>
               <w:rPr>
@@ -301,21 +298,40 @@
                 <w:color w:val="1D2125"/>
                 <w:sz w:val="24"/>
               </w:rPr>
-              <w:t>L: https://black-minta-52.tiiny.site</w:t>
-            </w:r>
+              <w:t>https://github.com/jermainej-uwg/P1A6_UCC2.git</w:t>
+            </w:r>
+          </w:p>
+          <w:p>
+            <w:pPr>
+              <w:spacing w:line="270" w:lineRule="auto"/>
+              <w:ind w:right="4678"/>
+            </w:pPr>
             <w:r>
               <w:rPr>
                 <w:b/>
                 <w:color w:val="1D2125"/>
                 <w:sz w:val="24"/>
               </w:rPr>
+              <w:t>Website UR</w:t>
+            </w:r>
+            <w:r>
+              <w:rPr>
+                <w:b/>
+                <w:color w:val="1D2125"/>
+                <w:sz w:val="24"/>
+              </w:rPr>
+              <w:t>L: https://black-minta-52.tiiny.site</w:t>
+            </w:r>
+            <w:r>
+              <w:rPr>
+                <w:b/>
+                <w:color w:val="1D2125"/>
+                <w:sz w:val="24"/>
+              </w:rPr>
               <w:t xml:space="preserve">  </w:t>
             </w:r>
           </w:p>
           <w:p>
-            <w:pPr>
-              <w:spacing w:after="0"/>
-            </w:pPr>
             <w:r>
               <w:rPr>
                 <w:b/>
@@ -343,7 +359,6 @@
           </w:tcPr>
           <w:p>
             <w:pPr>
-              <w:spacing w:after="0"/>
               <w:ind w:left="100"/>
             </w:pPr>
             <w:r>
@@ -373,7 +388,6 @@
           </w:tcPr>
           <w:p>
             <w:pPr>
-              <w:spacing w:after="0"/>
               <w:ind w:left="81"/>
             </w:pPr>
             <w:r>
@@ -421,7 +435,6 @@
           </w:tcPr>
           <w:p>
             <w:pPr>
-              <w:spacing w:after="0"/>
               <w:ind w:left="100"/>
             </w:pPr>
             <w:r>
@@ -444,7 +457,6 @@
           </w:tcPr>
           <w:p>
             <w:pPr>
-              <w:spacing w:after="0"/>
               <w:ind w:left="81"/>
             </w:pPr>
             <w:r>
@@ -485,7 +497,6 @@
           </w:tcPr>
           <w:p>
             <w:pPr>
-              <w:spacing w:after="0"/>
               <w:ind w:left="100"/>
             </w:pPr>
             <w:r>
@@ -508,7 +519,6 @@
           </w:tcPr>
           <w:p>
             <w:pPr>
-              <w:spacing w:after="0"/>
               <w:ind w:left="81"/>
             </w:pPr>
           </w:p>
@@ -543,7 +553,6 @@
           </w:tcPr>
           <w:p>
             <w:pPr>
-              <w:spacing w:after="0"/>
               <w:ind w:left="100"/>
             </w:pPr>
             <w:r>
@@ -566,7 +575,6 @@
           </w:tcPr>
           <w:p>
             <w:pPr>
-              <w:spacing w:after="0"/>
               <w:ind w:left="81"/>
             </w:pPr>
             <w:r>
@@ -607,7 +615,6 @@
           </w:tcPr>
           <w:p>
             <w:pPr>
-              <w:spacing w:after="0"/>
               <w:ind w:left="100"/>
             </w:pPr>
             <w:r>
@@ -630,7 +637,6 @@
           </w:tcPr>
           <w:p>
             <w:pPr>
-              <w:spacing w:after="0"/>
               <w:ind w:left="81"/>
             </w:pPr>
             <w:r>
@@ -677,7 +683,6 @@
         <w:tblCellMar>
           <w:top w:w="50" w:type="dxa"/>
           <w:left w:w="11" w:type="dxa"/>
-          <w:bottom w:w="0" w:type="dxa"/>
           <w:right w:w="115" w:type="dxa"/>
         </w:tblCellMar>
         <w:tblLook w:val="04A0" w:firstRow="1" w:lastRow="0" w:firstColumn="1" w:lastColumn="0" w:noHBand="0" w:noVBand="1"/>
@@ -703,9 +708,6 @@
             <w:shd w:val="clear" w:color="auto" w:fill="F8F9FA"/>
           </w:tcPr>
           <w:p>
-            <w:pPr>
-              <w:spacing w:after="0"/>
-            </w:pPr>
             <w:r>
               <w:rPr>
                 <w:b/>
@@ -733,7 +735,6 @@
           </w:tcPr>
           <w:p>
             <w:pPr>
-              <w:spacing w:after="0"/>
               <w:ind w:left="115"/>
             </w:pPr>
             <w:r>
@@ -757,7 +758,6 @@
           </w:tcPr>
           <w:p>
             <w:pPr>
-              <w:spacing w:after="0"/>
               <w:ind w:left="99"/>
             </w:pPr>
             <w:r>
@@ -782,7 +782,6 @@
           </w:tcPr>
           <w:p>
             <w:pPr>
-              <w:spacing w:after="0"/>
               <w:ind w:left="115"/>
             </w:pPr>
             <w:r>
@@ -806,7 +805,6 @@
           </w:tcPr>
           <w:p>
             <w:pPr>
-              <w:spacing w:after="0"/>
               <w:ind w:left="99"/>
             </w:pPr>
             <w:r>
@@ -814,14 +812,7 @@
                 <w:rFonts w:ascii="Arial" w:eastAsia="Arial" w:hAnsi="Arial" w:cs="Arial"/>
                 <w:i/>
               </w:rPr>
-              <w:t>30</w:t>
-            </w:r>
-            <w:r>
-              <w:rPr>
-                <w:rFonts w:ascii="Arial" w:eastAsia="Arial" w:hAnsi="Arial" w:cs="Arial"/>
-                <w:i/>
-              </w:rPr>
-              <w:t xml:space="preserve"> </w:t>
+              <w:t xml:space="preserve">30 </w:t>
             </w:r>
           </w:p>
         </w:tc>
@@ -842,7 +833,6 @@
           </w:tcPr>
           <w:p>
             <w:pPr>
-              <w:spacing w:after="0"/>
               <w:ind w:left="115"/>
             </w:pPr>
             <w:r>
@@ -866,7 +856,6 @@
           </w:tcPr>
           <w:p>
             <w:pPr>
-              <w:spacing w:after="0"/>
               <w:ind w:left="99"/>
             </w:pPr>
             <w:r>
@@ -874,14 +863,7 @@
                 <w:rFonts w:ascii="Arial" w:eastAsia="Arial" w:hAnsi="Arial" w:cs="Arial"/>
                 <w:i/>
               </w:rPr>
-              <w:t>Male</w:t>
-            </w:r>
-            <w:r>
-              <w:rPr>
-                <w:rFonts w:ascii="Arial" w:eastAsia="Arial" w:hAnsi="Arial" w:cs="Arial"/>
-                <w:i/>
-              </w:rPr>
-              <w:t xml:space="preserve"> </w:t>
+              <w:t xml:space="preserve">Male </w:t>
             </w:r>
           </w:p>
         </w:tc>
@@ -902,7 +884,6 @@
           </w:tcPr>
           <w:p>
             <w:pPr>
-              <w:spacing w:after="0"/>
               <w:ind w:left="115"/>
             </w:pPr>
             <w:r>
@@ -926,7 +907,6 @@
           </w:tcPr>
           <w:p>
             <w:pPr>
-              <w:spacing w:after="0"/>
               <w:ind w:left="99"/>
             </w:pPr>
             <w:r>
@@ -955,7 +935,6 @@
           </w:tcPr>
           <w:p>
             <w:pPr>
-              <w:spacing w:after="0"/>
               <w:ind w:left="115"/>
             </w:pPr>
             <w:r>
@@ -979,7 +958,6 @@
           </w:tcPr>
           <w:p>
             <w:pPr>
-              <w:spacing w:after="0"/>
               <w:ind w:left="99"/>
             </w:pPr>
             <w:r>
@@ -987,14 +965,7 @@
                 <w:rFonts w:ascii="Arial" w:eastAsia="Arial" w:hAnsi="Arial" w:cs="Arial"/>
                 <w:i/>
               </w:rPr>
-              <w:t>9:30am</w:t>
-            </w:r>
-            <w:r>
-              <w:rPr>
-                <w:rFonts w:ascii="Arial" w:eastAsia="Arial" w:hAnsi="Arial" w:cs="Arial"/>
-                <w:i/>
-              </w:rPr>
-              <w:t xml:space="preserve"> </w:t>
+              <w:t xml:space="preserve">9:30am </w:t>
             </w:r>
           </w:p>
         </w:tc>
@@ -1015,7 +986,6 @@
           </w:tcPr>
           <w:p>
             <w:pPr>
-              <w:spacing w:after="0"/>
               <w:ind w:left="115"/>
             </w:pPr>
             <w:r>
@@ -1039,7 +1009,6 @@
           </w:tcPr>
           <w:p>
             <w:pPr>
-              <w:spacing w:after="0"/>
               <w:ind w:left="99"/>
             </w:pPr>
             <w:r>
@@ -1069,7 +1038,6 @@
           </w:tcPr>
           <w:p>
             <w:pPr>
-              <w:spacing w:after="0"/>
               <w:ind w:left="114"/>
               <w:jc w:val="center"/>
             </w:pPr>
@@ -1100,7 +1068,7 @@
           </w:tcPr>
           <w:p>
             <w:pPr>
-              <w:spacing w:after="0" w:line="242" w:lineRule="auto"/>
+              <w:spacing w:line="242" w:lineRule="auto"/>
               <w:ind w:left="115"/>
               <w:rPr>
                 <w:rFonts w:ascii="Arial" w:eastAsia="Arial" w:hAnsi="Arial" w:cs="Arial"/>
@@ -1132,7 +1100,7 @@
           </w:p>
           <w:p>
             <w:pPr>
-              <w:spacing w:after="0" w:line="242" w:lineRule="auto"/>
+              <w:spacing w:line="242" w:lineRule="auto"/>
               <w:ind w:left="115"/>
               <w:rPr>
                 <w:rFonts w:ascii="Arial" w:eastAsia="Arial" w:hAnsi="Arial" w:cs="Arial"/>
@@ -1144,7 +1112,23 @@
                 <w:rFonts w:ascii="Arial" w:eastAsia="Arial" w:hAnsi="Arial" w:cs="Arial"/>
                 <w:i/>
               </w:rPr>
-              <w:t>This isn’t a test of you more so it’s a test of the website. I just want to see how people naturally use it and what parts feel easy or confusing. The site is called YourAverageGamer, and it focuses on gaming content like reviews and community posts. I won’t give too many details because I’d like you to explore it freely.</w:t>
+              <w:t xml:space="preserve">This isn’t a test of you more so it’s a test of the website. I just want to see how people naturally use it and what parts feel easy or confusing. The site is called </w:t>
+            </w:r>
+            <w:proofErr w:type="spellStart"/>
+            <w:r>
+              <w:rPr>
+                <w:rFonts w:ascii="Arial" w:eastAsia="Arial" w:hAnsi="Arial" w:cs="Arial"/>
+                <w:i/>
+              </w:rPr>
+              <w:t>YourAverageGamer</w:t>
+            </w:r>
+            <w:proofErr w:type="spellEnd"/>
+            <w:r>
+              <w:rPr>
+                <w:rFonts w:ascii="Arial" w:eastAsia="Arial" w:hAnsi="Arial" w:cs="Arial"/>
+                <w:i/>
+              </w:rPr>
+              <w:t>, and it focuses on gaming content like reviews and community posts. I won’t give too many details because I’d like you to explore it freely.</w:t>
             </w:r>
             <w:r>
               <w:rPr>
@@ -1185,7 +1169,6 @@
         <w:tblCellMar>
           <w:top w:w="50" w:type="dxa"/>
           <w:left w:w="110" w:type="dxa"/>
-          <w:bottom w:w="0" w:type="dxa"/>
           <w:right w:w="57" w:type="dxa"/>
         </w:tblCellMar>
         <w:tblLook w:val="04A0" w:firstRow="1" w:lastRow="0" w:firstColumn="1" w:lastColumn="0" w:noHBand="0" w:noVBand="1"/>
@@ -1211,7 +1194,6 @@
           </w:tcPr>
           <w:p>
             <w:pPr>
-              <w:spacing w:after="0"/>
               <w:ind w:right="53"/>
               <w:jc w:val="center"/>
             </w:pPr>
@@ -1225,7 +1207,6 @@
           </w:p>
           <w:p>
             <w:pPr>
-              <w:spacing w:after="0"/>
               <w:ind w:left="684" w:right="672"/>
               <w:jc w:val="center"/>
             </w:pPr>
@@ -1253,9 +1234,6 @@
             </w:tcBorders>
           </w:tcPr>
           <w:p>
-            <w:pPr>
-              <w:spacing w:after="0"/>
-            </w:pPr>
             <w:r>
               <w:rPr>
                 <w:rFonts w:ascii="Arial" w:eastAsia="Arial" w:hAnsi="Arial" w:cs="Arial"/>
@@ -1356,9 +1334,6 @@
             </w:r>
           </w:p>
           <w:p>
-            <w:pPr>
-              <w:spacing w:after="0"/>
-            </w:pPr>
             <w:r>
               <w:rPr>
                 <w:rFonts w:ascii="Arial" w:eastAsia="Arial" w:hAnsi="Arial" w:cs="Arial"/>
@@ -1380,9 +1355,6 @@
             </w:r>
           </w:p>
           <w:p>
-            <w:pPr>
-              <w:spacing w:after="0"/>
-            </w:pPr>
             <w:r>
               <w:rPr>
                 <w:rFonts w:ascii="Arial" w:eastAsia="Arial" w:hAnsi="Arial" w:cs="Arial"/>
@@ -1420,9 +1392,6 @@
             </w:tcBorders>
           </w:tcPr>
           <w:p>
-            <w:pPr>
-              <w:spacing w:after="0"/>
-            </w:pPr>
             <w:r>
               <w:rPr>
                 <w:rFonts w:ascii="Arial" w:eastAsia="Arial" w:hAnsi="Arial" w:cs="Arial"/>
@@ -1517,9 +1486,6 @@
             </w:r>
           </w:p>
           <w:p>
-            <w:pPr>
-              <w:spacing w:after="0"/>
-            </w:pPr>
             <w:r>
               <w:rPr>
                 <w:rFonts w:ascii="Arial" w:eastAsia="Arial" w:hAnsi="Arial" w:cs="Arial"/>
@@ -1541,9 +1507,6 @@
             </w:r>
           </w:p>
           <w:p>
-            <w:pPr>
-              <w:spacing w:after="0"/>
-            </w:pPr>
             <w:r>
               <w:rPr>
                 <w:rFonts w:ascii="Arial" w:eastAsia="Arial" w:hAnsi="Arial" w:cs="Arial"/>
@@ -1581,9 +1544,6 @@
             </w:tcBorders>
           </w:tcPr>
           <w:p>
-            <w:pPr>
-              <w:spacing w:after="0"/>
-            </w:pPr>
             <w:r>
               <w:rPr>
                 <w:rFonts w:ascii="Arial" w:eastAsia="Arial" w:hAnsi="Arial" w:cs="Arial"/>
@@ -1684,9 +1644,6 @@
             </w:r>
           </w:p>
           <w:p>
-            <w:pPr>
-              <w:spacing w:after="0"/>
-            </w:pPr>
             <w:r>
               <w:rPr>
                 <w:rFonts w:ascii="Arial" w:eastAsia="Arial" w:hAnsi="Arial" w:cs="Arial"/>
@@ -1708,9 +1665,6 @@
             </w:r>
           </w:p>
           <w:p>
-            <w:pPr>
-              <w:spacing w:after="0"/>
-            </w:pPr>
             <w:r>
               <w:rPr>
                 <w:rFonts w:ascii="Arial" w:eastAsia="Arial" w:hAnsi="Arial" w:cs="Arial"/>
@@ -1748,9 +1702,6 @@
             </w:tcBorders>
           </w:tcPr>
           <w:p>
-            <w:pPr>
-              <w:spacing w:after="0"/>
-            </w:pPr>
             <w:r>
               <w:rPr>
                 <w:rFonts w:ascii="Arial" w:eastAsia="Arial" w:hAnsi="Arial" w:cs="Arial"/>
@@ -1851,9 +1802,6 @@
             </w:r>
           </w:p>
           <w:p>
-            <w:pPr>
-              <w:spacing w:after="0"/>
-            </w:pPr>
             <w:r>
               <w:rPr>
                 <w:rFonts w:ascii="Arial" w:eastAsia="Arial" w:hAnsi="Arial" w:cs="Arial"/>
@@ -1875,9 +1823,6 @@
             </w:r>
           </w:p>
           <w:p>
-            <w:pPr>
-              <w:spacing w:after="0"/>
-            </w:pPr>
             <w:r>
               <w:rPr>
                 <w:rFonts w:ascii="Arial" w:eastAsia="Arial" w:hAnsi="Arial" w:cs="Arial"/>
@@ -1915,9 +1860,6 @@
             </w:tcBorders>
           </w:tcPr>
           <w:p>
-            <w:pPr>
-              <w:spacing w:after="0"/>
-            </w:pPr>
             <w:r>
               <w:rPr>
                 <w:rFonts w:ascii="Arial" w:eastAsia="Arial" w:hAnsi="Arial" w:cs="Arial"/>
@@ -1951,7 +1893,7 @@
           </w:tcPr>
           <w:p>
             <w:pPr>
-              <w:spacing w:after="0" w:line="240" w:lineRule="auto"/>
+              <w:spacing w:line="240" w:lineRule="auto"/>
               <w:ind w:right="3133"/>
               <w:jc w:val="both"/>
               <w:rPr>
@@ -1999,7 +1941,7 @@
           </w:p>
           <w:p>
             <w:pPr>
-              <w:spacing w:after="0" w:line="240" w:lineRule="auto"/>
+              <w:spacing w:line="240" w:lineRule="auto"/>
               <w:ind w:right="3133"/>
               <w:jc w:val="both"/>
             </w:pPr>
@@ -2019,9 +1961,6 @@
             </w:r>
           </w:p>
           <w:p>
-            <w:pPr>
-              <w:spacing w:after="0"/>
-            </w:pPr>
             <w:r>
               <w:rPr>
                 <w:rFonts w:ascii="Arial" w:eastAsia="Arial" w:hAnsi="Arial" w:cs="Arial"/>
@@ -2043,9 +1982,6 @@
             </w:r>
           </w:p>
           <w:p>
-            <w:pPr>
-              <w:spacing w:after="0"/>
-            </w:pPr>
             <w:r>
               <w:rPr>
                 <w:rFonts w:ascii="Arial" w:eastAsia="Arial" w:hAnsi="Arial" w:cs="Arial"/>
@@ -2083,9 +2019,6 @@
             </w:tcBorders>
           </w:tcPr>
           <w:p>
-            <w:pPr>
-              <w:spacing w:after="0"/>
-            </w:pPr>
             <w:r>
               <w:rPr>
                 <w:rFonts w:ascii="Arial" w:eastAsia="Arial" w:hAnsi="Arial" w:cs="Arial"/>
@@ -2118,7 +2051,7 @@
           </w:tcPr>
           <w:p>
             <w:pPr>
-              <w:spacing w:after="0" w:line="240" w:lineRule="auto"/>
+              <w:spacing w:line="240" w:lineRule="auto"/>
               <w:ind w:right="3133"/>
               <w:jc w:val="both"/>
               <w:rPr>
@@ -2166,7 +2099,7 @@
           </w:p>
           <w:p>
             <w:pPr>
-              <w:spacing w:after="0" w:line="240" w:lineRule="auto"/>
+              <w:spacing w:line="240" w:lineRule="auto"/>
               <w:ind w:right="3133"/>
               <w:jc w:val="both"/>
             </w:pPr>
@@ -2186,9 +2119,6 @@
             </w:r>
           </w:p>
           <w:p>
-            <w:pPr>
-              <w:spacing w:after="0"/>
-            </w:pPr>
             <w:r>
               <w:rPr>
                 <w:rFonts w:ascii="Arial" w:eastAsia="Arial" w:hAnsi="Arial" w:cs="Arial"/>
@@ -2210,9 +2140,6 @@
             </w:r>
           </w:p>
           <w:p>
-            <w:pPr>
-              <w:spacing w:after="0"/>
-            </w:pPr>
             <w:r>
               <w:rPr>
                 <w:rFonts w:ascii="Arial" w:eastAsia="Arial" w:hAnsi="Arial" w:cs="Arial"/>
@@ -2250,9 +2177,6 @@
             </w:tcBorders>
           </w:tcPr>
           <w:p>
-            <w:pPr>
-              <w:spacing w:after="0"/>
-            </w:pPr>
             <w:r>
               <w:rPr>
                 <w:rFonts w:ascii="Arial" w:eastAsia="Arial" w:hAnsi="Arial" w:cs="Arial"/>
@@ -2285,7 +2209,7 @@
           </w:tcPr>
           <w:p>
             <w:pPr>
-              <w:spacing w:after="0" w:line="240" w:lineRule="auto"/>
+              <w:spacing w:line="240" w:lineRule="auto"/>
               <w:ind w:right="3133"/>
               <w:jc w:val="both"/>
               <w:rPr>
@@ -2333,7 +2257,7 @@
           </w:p>
           <w:p>
             <w:pPr>
-              <w:spacing w:after="0" w:line="240" w:lineRule="auto"/>
+              <w:spacing w:line="240" w:lineRule="auto"/>
               <w:ind w:right="3133"/>
               <w:jc w:val="both"/>
             </w:pPr>
@@ -2353,9 +2277,6 @@
             </w:r>
           </w:p>
           <w:p>
-            <w:pPr>
-              <w:spacing w:after="0"/>
-            </w:pPr>
             <w:r>
               <w:rPr>
                 <w:rFonts w:ascii="Arial" w:eastAsia="Arial" w:hAnsi="Arial" w:cs="Arial"/>
@@ -2383,9 +2304,6 @@
             </w:r>
           </w:p>
           <w:p>
-            <w:pPr>
-              <w:spacing w:after="0"/>
-            </w:pPr>
             <w:r>
               <w:rPr>
                 <w:rFonts w:ascii="Arial" w:eastAsia="Arial" w:hAnsi="Arial" w:cs="Arial"/>
@@ -2423,9 +2341,6 @@
             </w:tcBorders>
           </w:tcPr>
           <w:p>
-            <w:pPr>
-              <w:spacing w:after="0"/>
-            </w:pPr>
             <w:r>
               <w:rPr>
                 <w:rFonts w:ascii="Arial" w:eastAsia="Arial" w:hAnsi="Arial" w:cs="Arial"/>
@@ -2464,7 +2379,7 @@
           </w:tcPr>
           <w:p>
             <w:pPr>
-              <w:spacing w:after="0" w:line="240" w:lineRule="auto"/>
+              <w:spacing w:line="240" w:lineRule="auto"/>
               <w:ind w:right="3133"/>
               <w:jc w:val="both"/>
               <w:rPr>
@@ -2512,7 +2427,7 @@
           </w:p>
           <w:p>
             <w:pPr>
-              <w:spacing w:after="0" w:line="240" w:lineRule="auto"/>
+              <w:spacing w:line="240" w:lineRule="auto"/>
               <w:ind w:right="3133"/>
               <w:jc w:val="both"/>
             </w:pPr>
@@ -2546,9 +2461,6 @@
             </w:r>
           </w:p>
           <w:p>
-            <w:pPr>
-              <w:spacing w:after="0"/>
-            </w:pPr>
             <w:r>
               <w:rPr>
                 <w:rFonts w:ascii="Arial" w:eastAsia="Arial" w:hAnsi="Arial" w:cs="Arial"/>
@@ -2570,9 +2482,6 @@
             </w:r>
           </w:p>
           <w:p>
-            <w:pPr>
-              <w:spacing w:after="0"/>
-            </w:pPr>
             <w:r>
               <w:rPr>
                 <w:rFonts w:ascii="Arial" w:eastAsia="Arial" w:hAnsi="Arial" w:cs="Arial"/>
@@ -2610,9 +2519,6 @@
             </w:tcBorders>
           </w:tcPr>
           <w:p>
-            <w:pPr>
-              <w:spacing w:after="0"/>
-            </w:pPr>
             <w:r>
               <w:rPr>
                 <w:rFonts w:ascii="Arial" w:eastAsia="Arial" w:hAnsi="Arial" w:cs="Arial"/>
@@ -2645,7 +2551,7 @@
           </w:tcPr>
           <w:p>
             <w:pPr>
-              <w:spacing w:after="0" w:line="240" w:lineRule="auto"/>
+              <w:spacing w:line="240" w:lineRule="auto"/>
               <w:ind w:right="3133"/>
               <w:jc w:val="both"/>
               <w:rPr>
@@ -2693,7 +2599,7 @@
           </w:p>
           <w:p>
             <w:pPr>
-              <w:spacing w:after="0" w:line="240" w:lineRule="auto"/>
+              <w:spacing w:line="240" w:lineRule="auto"/>
               <w:ind w:right="3133"/>
               <w:jc w:val="both"/>
             </w:pPr>
@@ -2720,9 +2626,6 @@
             </w:r>
           </w:p>
           <w:p>
-            <w:pPr>
-              <w:spacing w:after="0"/>
-            </w:pPr>
             <w:r>
               <w:rPr>
                 <w:rFonts w:ascii="Arial" w:eastAsia="Arial" w:hAnsi="Arial" w:cs="Arial"/>
@@ -2744,9 +2647,6 @@
             </w:r>
           </w:p>
           <w:p>
-            <w:pPr>
-              <w:spacing w:after="0"/>
-            </w:pPr>
             <w:r>
               <w:rPr>
                 <w:rFonts w:ascii="Arial" w:eastAsia="Arial" w:hAnsi="Arial" w:cs="Arial"/>
@@ -2785,7 +2685,6 @@
           </w:tcPr>
           <w:p>
             <w:pPr>
-              <w:spacing w:after="0"/>
               <w:jc w:val="both"/>
             </w:pPr>
             <w:r>
@@ -2820,7 +2719,7 @@
           </w:tcPr>
           <w:p>
             <w:pPr>
-              <w:spacing w:after="0" w:line="240" w:lineRule="auto"/>
+              <w:spacing w:line="240" w:lineRule="auto"/>
               <w:ind w:right="3133"/>
               <w:jc w:val="both"/>
               <w:rPr>
@@ -2868,7 +2767,7 @@
           </w:p>
           <w:p>
             <w:pPr>
-              <w:spacing w:after="0" w:line="240" w:lineRule="auto"/>
+              <w:spacing w:line="240" w:lineRule="auto"/>
               <w:ind w:right="3133"/>
               <w:jc w:val="both"/>
             </w:pPr>
@@ -2888,9 +2787,6 @@
             </w:r>
           </w:p>
           <w:p>
-            <w:pPr>
-              <w:spacing w:after="0"/>
-            </w:pPr>
             <w:r>
               <w:rPr>
                 <w:rFonts w:ascii="Arial" w:eastAsia="Arial" w:hAnsi="Arial" w:cs="Arial"/>
@@ -2913,9 +2809,6 @@
             </w:r>
           </w:p>
           <w:p>
-            <w:pPr>
-              <w:spacing w:after="0"/>
-            </w:pPr>
             <w:r>
               <w:rPr>
                 <w:rFonts w:ascii="Arial" w:eastAsia="Arial" w:hAnsi="Arial" w:cs="Arial"/>
@@ -2955,7 +2848,6 @@
           </w:tcPr>
           <w:p>
             <w:pPr>
-              <w:spacing w:after="0"/>
               <w:ind w:left="3"/>
               <w:jc w:val="center"/>
             </w:pPr>
@@ -2990,7 +2882,6 @@
                 <w:ilvl w:val="0"/>
                 <w:numId w:val="2"/>
               </w:numPr>
-              <w:spacing w:after="0"/>
               <w:ind w:hanging="360"/>
             </w:pPr>
             <w:r>
@@ -3008,7 +2899,6 @@
                 <w:ilvl w:val="0"/>
                 <w:numId w:val="2"/>
               </w:numPr>
-              <w:spacing w:after="0"/>
             </w:pPr>
             <w:r>
               <w:t>Clear top level navigation labels</w:t>
@@ -3021,7 +2911,6 @@
                 <w:ilvl w:val="0"/>
                 <w:numId w:val="2"/>
               </w:numPr>
-              <w:spacing w:after="0"/>
             </w:pPr>
             <w:r>
               <w:t>Short descriptions for each section is simple and helpful to understanding the page</w:t>
@@ -3034,7 +2923,6 @@
                 <w:ilvl w:val="0"/>
                 <w:numId w:val="2"/>
               </w:numPr>
-              <w:spacing w:after="0"/>
             </w:pPr>
             <w:r>
               <w:t>Page navigation is simple and straightforward</w:t>
@@ -3042,7 +2930,6 @@
           </w:p>
           <w:p>
             <w:pPr>
-              <w:spacing w:after="0"/>
               <w:ind w:left="721"/>
             </w:pPr>
           </w:p>
@@ -3053,7 +2940,6 @@
                 <w:ilvl w:val="0"/>
                 <w:numId w:val="7"/>
               </w:numPr>
-              <w:spacing w:after="0"/>
             </w:pPr>
             <w:r>
               <w:t>What they didn’t like</w:t>
@@ -3066,7 +2952,6 @@
                 <w:ilvl w:val="0"/>
                 <w:numId w:val="8"/>
               </w:numPr>
-              <w:spacing w:after="0"/>
             </w:pPr>
             <w:r>
               <w:t>Most of text is the same size so sections blend together instead of guiding the page</w:t>
@@ -3079,7 +2964,6 @@
                 <w:ilvl w:val="0"/>
                 <w:numId w:val="8"/>
               </w:numPr>
-              <w:spacing w:after="0"/>
             </w:pPr>
             <w:r>
               <w:t>Home page felt a little flat and not as engaging</w:t>
@@ -3092,7 +2976,6 @@
                 <w:ilvl w:val="0"/>
                 <w:numId w:val="8"/>
               </w:numPr>
-              <w:spacing w:after="0"/>
             </w:pPr>
             <w:r>
               <w:t>Certain pages the font is t</w:t>
@@ -3108,7 +2991,6 @@
                 <w:ilvl w:val="0"/>
                 <w:numId w:val="8"/>
               </w:numPr>
-              <w:spacing w:after="0"/>
             </w:pPr>
             <w:r>
               <w:t>Wanted more clickable content on pages</w:t>
@@ -3133,7 +3015,6 @@
           </w:tcPr>
           <w:p>
             <w:pPr>
-              <w:spacing w:after="0"/>
               <w:ind w:left="6"/>
               <w:jc w:val="center"/>
             </w:pPr>
@@ -3163,15 +3044,28 @@
             </w:tcBorders>
           </w:tcPr>
           <w:p>
-            <w:pPr>
-              <w:spacing w:after="0"/>
-            </w:pPr>
             <w:r>
               <w:rPr>
                 <w:rFonts w:ascii="Arial" w:eastAsia="Arial" w:hAnsi="Arial" w:cs="Arial"/>
                 <w:i/>
               </w:rPr>
-              <w:t xml:space="preserve">That’s the end of the usability test. Thank you so much for taking the time to participate. Your feedback really helps me understand how users interact with the YourAverageGamer website </w:t>
+              <w:t xml:space="preserve">That’s the end of the usability test. Thank you so much for taking the time to participate. Your feedback really helps me understand how users interact with the </w:t>
+            </w:r>
+            <w:proofErr w:type="spellStart"/>
+            <w:r>
+              <w:rPr>
+                <w:rFonts w:ascii="Arial" w:eastAsia="Arial" w:hAnsi="Arial" w:cs="Arial"/>
+                <w:i/>
+              </w:rPr>
+              <w:t>YourAverageGamer</w:t>
+            </w:r>
+            <w:proofErr w:type="spellEnd"/>
+            <w:r>
+              <w:rPr>
+                <w:rFonts w:ascii="Arial" w:eastAsia="Arial" w:hAnsi="Arial" w:cs="Arial"/>
+                <w:i/>
+              </w:rPr>
+              <w:t xml:space="preserve"> website </w:t>
             </w:r>
             <w:r>
               <w:rPr>
@@ -3215,7 +3109,6 @@
           </w:tcPr>
           <w:p>
             <w:pPr>
-              <w:spacing w:after="0"/>
               <w:ind w:left="7"/>
               <w:jc w:val="center"/>
             </w:pPr>
@@ -3246,22 +3139,12 @@
             </w:tcBorders>
           </w:tcPr>
           <w:p>
-            <w:pPr>
-              <w:spacing w:after="0"/>
-            </w:pPr>
             <w:r>
               <w:rPr>
                 <w:rFonts w:ascii="Arial" w:eastAsia="Arial" w:hAnsi="Arial" w:cs="Arial"/>
                 <w:i/>
               </w:rPr>
-              <w:t>The assessment went smoothly. I wouldn’t do anything differently next time I felt like I got the process of the assessment down.</w:t>
-            </w:r>
-            <w:r>
-              <w:rPr>
-                <w:rFonts w:ascii="Arial" w:eastAsia="Arial" w:hAnsi="Arial" w:cs="Arial"/>
-                <w:i/>
-              </w:rPr>
-              <w:t xml:space="preserve"> </w:t>
+              <w:t xml:space="preserve">The assessment went smoothly. I wouldn’t do anything differently next time I felt like I got the process of the assessment down. </w:t>
             </w:r>
           </w:p>
         </w:tc>
@@ -3288,7 +3171,6 @@
         <w:tblCellMar>
           <w:top w:w="50" w:type="dxa"/>
           <w:left w:w="105" w:type="dxa"/>
-          <w:bottom w:w="0" w:type="dxa"/>
           <w:right w:w="57" w:type="dxa"/>
         </w:tblCellMar>
         <w:tblLook w:val="04A0" w:firstRow="1" w:lastRow="0" w:firstColumn="1" w:lastColumn="0" w:noHBand="0" w:noVBand="1"/>
@@ -3313,7 +3195,6 @@
           </w:tcPr>
           <w:p>
             <w:pPr>
-              <w:spacing w:after="0"/>
               <w:ind w:left="5"/>
             </w:pPr>
             <w:r>
@@ -3336,9 +3217,6 @@
             </w:tcBorders>
           </w:tcPr>
           <w:p>
-            <w:pPr>
-              <w:spacing w:after="0"/>
-            </w:pPr>
             <w:r>
               <w:rPr>
                 <w:rFonts w:ascii="Arial" w:eastAsia="Arial" w:hAnsi="Arial" w:cs="Arial"/>
@@ -3365,7 +3243,6 @@
           </w:tcPr>
           <w:p>
             <w:pPr>
-              <w:spacing w:after="0"/>
               <w:ind w:left="5"/>
             </w:pPr>
             <w:r>
@@ -3388,9 +3265,6 @@
             </w:tcBorders>
           </w:tcPr>
           <w:p>
-            <w:pPr>
-              <w:spacing w:after="0"/>
-            </w:pPr>
             <w:r>
               <w:rPr>
                 <w:rFonts w:ascii="Arial" w:eastAsia="Arial" w:hAnsi="Arial" w:cs="Arial"/>
@@ -3417,7 +3291,6 @@
           </w:tcPr>
           <w:p>
             <w:pPr>
-              <w:spacing w:after="0"/>
               <w:ind w:left="5"/>
             </w:pPr>
             <w:r>
@@ -3440,9 +3313,6 @@
             </w:tcBorders>
           </w:tcPr>
           <w:p>
-            <w:pPr>
-              <w:spacing w:after="0"/>
-            </w:pPr>
             <w:r>
               <w:rPr>
                 <w:rFonts w:ascii="Arial" w:eastAsia="Arial" w:hAnsi="Arial" w:cs="Arial"/>
@@ -3469,7 +3339,6 @@
           </w:tcPr>
           <w:p>
             <w:pPr>
-              <w:spacing w:after="0"/>
               <w:ind w:left="5"/>
             </w:pPr>
             <w:r>
@@ -3492,9 +3361,6 @@
             </w:tcBorders>
           </w:tcPr>
           <w:p>
-            <w:pPr>
-              <w:spacing w:after="0"/>
-            </w:pPr>
             <w:r>
               <w:rPr>
                 <w:rFonts w:ascii="Arial" w:eastAsia="Arial" w:hAnsi="Arial" w:cs="Arial"/>
@@ -3521,7 +3387,6 @@
           </w:tcPr>
           <w:p>
             <w:pPr>
-              <w:spacing w:after="0"/>
               <w:ind w:left="5"/>
             </w:pPr>
             <w:r>
@@ -3544,9 +3409,6 @@
             </w:tcBorders>
           </w:tcPr>
           <w:p>
-            <w:pPr>
-              <w:spacing w:after="0"/>
-            </w:pPr>
             <w:r>
               <w:rPr>
                 <w:rFonts w:ascii="Arial" w:eastAsia="Arial" w:hAnsi="Arial" w:cs="Arial"/>
@@ -3573,7 +3435,6 @@
           </w:tcPr>
           <w:p>
             <w:pPr>
-              <w:spacing w:after="0"/>
               <w:ind w:left="5"/>
             </w:pPr>
             <w:r>
@@ -3596,9 +3457,6 @@
             </w:tcBorders>
           </w:tcPr>
           <w:p>
-            <w:pPr>
-              <w:spacing w:after="0"/>
-            </w:pPr>
             <w:r>
               <w:rPr>
                 <w:rFonts w:ascii="Arial" w:eastAsia="Arial" w:hAnsi="Arial" w:cs="Arial"/>
@@ -3626,7 +3484,6 @@
           </w:tcPr>
           <w:p>
             <w:pPr>
-              <w:spacing w:after="0"/>
               <w:ind w:right="43"/>
               <w:jc w:val="center"/>
             </w:pPr>
@@ -3697,12 +3554,14 @@
               </w:rPr>
               <w:t xml:space="preserve">Your formal introduction </w:t>
             </w:r>
+            <w:proofErr w:type="spellStart"/>
             <w:r>
               <w:rPr>
                 <w:rFonts w:ascii="Courier New" w:eastAsia="Courier New" w:hAnsi="Courier New" w:cs="Courier New"/>
               </w:rPr>
               <w:t>o</w:t>
             </w:r>
+            <w:proofErr w:type="spellEnd"/>
             <w:r>
               <w:rPr>
                 <w:rFonts w:ascii="Arial" w:eastAsia="Arial" w:hAnsi="Arial" w:cs="Arial"/>
@@ -3716,12 +3575,14 @@
               </w:rPr>
               <w:t xml:space="preserve">Your name </w:t>
             </w:r>
+            <w:proofErr w:type="spellStart"/>
             <w:r>
               <w:rPr>
                 <w:rFonts w:ascii="Courier New" w:eastAsia="Courier New" w:hAnsi="Courier New" w:cs="Courier New"/>
               </w:rPr>
               <w:t>o</w:t>
             </w:r>
+            <w:proofErr w:type="spellEnd"/>
             <w:r>
               <w:rPr>
                 <w:rFonts w:ascii="Arial" w:eastAsia="Arial" w:hAnsi="Arial" w:cs="Arial"/>
@@ -3761,7 +3622,6 @@
                 <w:ilvl w:val="0"/>
                 <w:numId w:val="3"/>
               </w:numPr>
-              <w:spacing w:after="0"/>
               <w:ind w:hanging="360"/>
             </w:pPr>
             <w:r>
@@ -3882,7 +3742,6 @@
                 <w:ilvl w:val="0"/>
                 <w:numId w:val="3"/>
               </w:numPr>
-              <w:spacing w:after="0"/>
               <w:ind w:hanging="360"/>
             </w:pPr>
             <w:r>
@@ -3912,7 +3771,6 @@
           </w:tcPr>
           <w:p>
             <w:pPr>
-              <w:spacing w:after="0"/>
               <w:ind w:right="48"/>
               <w:jc w:val="center"/>
             </w:pPr>
@@ -3926,7 +3784,6 @@
           </w:p>
           <w:p>
             <w:pPr>
-              <w:spacing w:after="0"/>
               <w:ind w:left="684" w:right="666"/>
               <w:jc w:val="center"/>
             </w:pPr>
@@ -3955,7 +3812,6 @@
           </w:tcPr>
           <w:p>
             <w:pPr>
-              <w:spacing w:after="0"/>
               <w:ind w:left="5"/>
             </w:pPr>
             <w:r>
@@ -3978,7 +3834,7 @@
           </w:tcPr>
           <w:p>
             <w:pPr>
-              <w:spacing w:after="0" w:line="242" w:lineRule="auto"/>
+              <w:spacing w:line="242" w:lineRule="auto"/>
               <w:ind w:right="3127"/>
               <w:jc w:val="both"/>
             </w:pPr>
@@ -4017,9 +3873,6 @@
             </w:r>
           </w:p>
           <w:p>
-            <w:pPr>
-              <w:spacing w:after="0"/>
-            </w:pPr>
             <w:r>
               <w:rPr>
                 <w:rFonts w:ascii="Arial" w:eastAsia="Arial" w:hAnsi="Arial" w:cs="Arial"/>
@@ -4035,9 +3888,6 @@
             </w:r>
           </w:p>
           <w:p>
-            <w:pPr>
-              <w:spacing w:after="0"/>
-            </w:pPr>
             <w:r>
               <w:rPr>
                 <w:rFonts w:ascii="Arial" w:eastAsia="Arial" w:hAnsi="Arial" w:cs="Arial"/>
@@ -4070,7 +3920,6 @@
           </w:tcPr>
           <w:p>
             <w:pPr>
-              <w:spacing w:after="0"/>
               <w:ind w:left="5"/>
             </w:pPr>
             <w:r>
@@ -4093,7 +3942,6 @@
           </w:tcPr>
           <w:p>
             <w:pPr>
-              <w:spacing w:after="0"/>
               <w:ind w:right="2550"/>
               <w:jc w:val="both"/>
             </w:pPr>
@@ -4141,15 +3989,14 @@
         <w:tblCellMar>
           <w:top w:w="50" w:type="dxa"/>
           <w:left w:w="11" w:type="dxa"/>
-          <w:bottom w:w="0" w:type="dxa"/>
           <w:right w:w="57" w:type="dxa"/>
         </w:tblCellMar>
         <w:tblLook w:val="04A0" w:firstRow="1" w:lastRow="0" w:firstColumn="1" w:lastColumn="0" w:noHBand="0" w:noVBand="1"/>
       </w:tblPr>
       <w:tblGrid>
-        <w:gridCol w:w="6"/>
-        <w:gridCol w:w="2698"/>
-        <w:gridCol w:w="6644"/>
+        <w:gridCol w:w="7"/>
+        <w:gridCol w:w="2502"/>
+        <w:gridCol w:w="7184"/>
         <w:gridCol w:w="6"/>
       </w:tblGrid>
       <w:tr>
@@ -4182,9 +4029,6 @@
             </w:tcBorders>
           </w:tcPr>
           <w:p>
-            <w:pPr>
-              <w:spacing w:after="0"/>
-            </w:pPr>
             <w:r>
               <w:rPr>
                 <w:rFonts w:ascii="Arial" w:eastAsia="Arial" w:hAnsi="Arial" w:cs="Arial"/>
@@ -4194,9 +4038,6 @@
             </w:r>
           </w:p>
           <w:p>
-            <w:pPr>
-              <w:spacing w:after="0"/>
-            </w:pPr>
             <w:r>
               <w:rPr>
                 <w:rFonts w:ascii="Arial" w:eastAsia="Arial" w:hAnsi="Arial" w:cs="Arial"/>
@@ -4212,9 +4053,6 @@
             </w:r>
           </w:p>
           <w:p>
-            <w:pPr>
-              <w:spacing w:after="0"/>
-            </w:pPr>
             <w:r>
               <w:rPr>
                 <w:rFonts w:ascii="Arial" w:eastAsia="Arial" w:hAnsi="Arial" w:cs="Arial"/>
@@ -4249,7 +4087,6 @@
           </w:tcPr>
           <w:p>
             <w:pPr>
-              <w:spacing w:after="0"/>
               <w:ind w:left="5"/>
             </w:pPr>
             <w:r>
@@ -4312,9 +4149,6 @@
             </w:r>
           </w:p>
           <w:p>
-            <w:pPr>
-              <w:spacing w:after="0"/>
-            </w:pPr>
             <w:r>
               <w:rPr>
                 <w:rFonts w:ascii="Arial" w:eastAsia="Arial" w:hAnsi="Arial" w:cs="Arial"/>
@@ -4330,9 +4164,6 @@
             </w:r>
           </w:p>
           <w:p>
-            <w:pPr>
-              <w:spacing w:after="0"/>
-            </w:pPr>
             <w:r>
               <w:rPr>
                 <w:rFonts w:ascii="Arial" w:eastAsia="Arial" w:hAnsi="Arial" w:cs="Arial"/>
@@ -4367,7 +4198,6 @@
           </w:tcPr>
           <w:p>
             <w:pPr>
-              <w:spacing w:after="0"/>
               <w:ind w:left="5"/>
             </w:pPr>
             <w:r>
@@ -4430,9 +4260,6 @@
             </w:r>
           </w:p>
           <w:p>
-            <w:pPr>
-              <w:spacing w:after="0"/>
-            </w:pPr>
             <w:r>
               <w:rPr>
                 <w:rFonts w:ascii="Arial" w:eastAsia="Arial" w:hAnsi="Arial" w:cs="Arial"/>
@@ -4448,9 +4275,6 @@
             </w:r>
           </w:p>
           <w:p>
-            <w:pPr>
-              <w:spacing w:after="0"/>
-            </w:pPr>
             <w:r>
               <w:rPr>
                 <w:rFonts w:ascii="Arial" w:eastAsia="Arial" w:hAnsi="Arial" w:cs="Arial"/>
@@ -4485,7 +4309,6 @@
           </w:tcPr>
           <w:p>
             <w:pPr>
-              <w:spacing w:after="0"/>
               <w:ind w:left="5"/>
             </w:pPr>
             <w:r>
@@ -4548,9 +4371,6 @@
             </w:r>
           </w:p>
           <w:p>
-            <w:pPr>
-              <w:spacing w:after="0"/>
-            </w:pPr>
             <w:r>
               <w:rPr>
                 <w:rFonts w:ascii="Arial" w:eastAsia="Arial" w:hAnsi="Arial" w:cs="Arial"/>
@@ -4566,9 +4386,6 @@
             </w:r>
           </w:p>
           <w:p>
-            <w:pPr>
-              <w:spacing w:after="0"/>
-            </w:pPr>
             <w:r>
               <w:rPr>
                 <w:rFonts w:ascii="Arial" w:eastAsia="Arial" w:hAnsi="Arial" w:cs="Arial"/>
@@ -4603,7 +4420,6 @@
           </w:tcPr>
           <w:p>
             <w:pPr>
-              <w:spacing w:after="0"/>
               <w:ind w:left="5"/>
             </w:pPr>
             <w:r>
@@ -4666,9 +4482,6 @@
             </w:r>
           </w:p>
           <w:p>
-            <w:pPr>
-              <w:spacing w:after="0"/>
-            </w:pPr>
             <w:r>
               <w:rPr>
                 <w:rFonts w:ascii="Arial" w:eastAsia="Arial" w:hAnsi="Arial" w:cs="Arial"/>
@@ -4684,9 +4497,6 @@
             </w:r>
           </w:p>
           <w:p>
-            <w:pPr>
-              <w:spacing w:after="0"/>
-            </w:pPr>
             <w:r>
               <w:rPr>
                 <w:rFonts w:ascii="Arial" w:eastAsia="Arial" w:hAnsi="Arial" w:cs="Arial"/>
@@ -4721,7 +4531,6 @@
           </w:tcPr>
           <w:p>
             <w:pPr>
-              <w:spacing w:after="0"/>
               <w:ind w:left="5"/>
             </w:pPr>
             <w:r>
@@ -4745,7 +4554,7 @@
           </w:tcPr>
           <w:p>
             <w:pPr>
-              <w:spacing w:after="0" w:line="240" w:lineRule="auto"/>
+              <w:spacing w:line="240" w:lineRule="auto"/>
               <w:ind w:right="3127"/>
               <w:jc w:val="both"/>
             </w:pPr>
@@ -4784,9 +4593,6 @@
             </w:r>
           </w:p>
           <w:p>
-            <w:pPr>
-              <w:spacing w:after="0"/>
-            </w:pPr>
             <w:r>
               <w:rPr>
                 <w:rFonts w:ascii="Arial" w:eastAsia="Arial" w:hAnsi="Arial" w:cs="Arial"/>
@@ -4802,9 +4608,6 @@
             </w:r>
           </w:p>
           <w:p>
-            <w:pPr>
-              <w:spacing w:after="0"/>
-            </w:pPr>
             <w:r>
               <w:rPr>
                 <w:rFonts w:ascii="Arial" w:eastAsia="Arial" w:hAnsi="Arial" w:cs="Arial"/>
@@ -4839,7 +4642,6 @@
           </w:tcPr>
           <w:p>
             <w:pPr>
-              <w:spacing w:after="0"/>
               <w:ind w:left="5"/>
             </w:pPr>
             <w:r>
@@ -4863,7 +4665,7 @@
           </w:tcPr>
           <w:p>
             <w:pPr>
-              <w:spacing w:after="0" w:line="240" w:lineRule="auto"/>
+              <w:spacing w:line="240" w:lineRule="auto"/>
               <w:ind w:right="3127"/>
               <w:jc w:val="both"/>
             </w:pPr>
@@ -4902,9 +4704,6 @@
             </w:r>
           </w:p>
           <w:p>
-            <w:pPr>
-              <w:spacing w:after="0"/>
-            </w:pPr>
             <w:r>
               <w:rPr>
                 <w:rFonts w:ascii="Arial" w:eastAsia="Arial" w:hAnsi="Arial" w:cs="Arial"/>
@@ -4920,9 +4719,6 @@
             </w:r>
           </w:p>
           <w:p>
-            <w:pPr>
-              <w:spacing w:after="0"/>
-            </w:pPr>
             <w:r>
               <w:rPr>
                 <w:rFonts w:ascii="Arial" w:eastAsia="Arial" w:hAnsi="Arial" w:cs="Arial"/>
@@ -4957,7 +4753,6 @@
           </w:tcPr>
           <w:p>
             <w:pPr>
-              <w:spacing w:after="0"/>
               <w:ind w:left="5"/>
             </w:pPr>
             <w:r>
@@ -4981,7 +4776,7 @@
           </w:tcPr>
           <w:p>
             <w:pPr>
-              <w:spacing w:after="0" w:line="240" w:lineRule="auto"/>
+              <w:spacing w:line="240" w:lineRule="auto"/>
               <w:ind w:right="3127"/>
               <w:jc w:val="both"/>
             </w:pPr>
@@ -5020,9 +4815,6 @@
             </w:r>
           </w:p>
           <w:p>
-            <w:pPr>
-              <w:spacing w:after="0"/>
-            </w:pPr>
             <w:r>
               <w:rPr>
                 <w:rFonts w:ascii="Arial" w:eastAsia="Arial" w:hAnsi="Arial" w:cs="Arial"/>
@@ -5038,9 +4830,6 @@
             </w:r>
           </w:p>
           <w:p>
-            <w:pPr>
-              <w:spacing w:after="0"/>
-            </w:pPr>
             <w:r>
               <w:rPr>
                 <w:rFonts w:ascii="Arial" w:eastAsia="Arial" w:hAnsi="Arial" w:cs="Arial"/>
@@ -5075,7 +4864,6 @@
           </w:tcPr>
           <w:p>
             <w:pPr>
-              <w:spacing w:after="0"/>
               <w:ind w:left="5"/>
               <w:jc w:val="both"/>
             </w:pPr>
@@ -5100,7 +4888,7 @@
           </w:tcPr>
           <w:p>
             <w:pPr>
-              <w:spacing w:after="0" w:line="240" w:lineRule="auto"/>
+              <w:spacing w:line="240" w:lineRule="auto"/>
               <w:ind w:right="3127"/>
               <w:jc w:val="both"/>
             </w:pPr>
@@ -5139,9 +4927,6 @@
             </w:r>
           </w:p>
           <w:p>
-            <w:pPr>
-              <w:spacing w:after="0"/>
-            </w:pPr>
             <w:r>
               <w:rPr>
                 <w:rFonts w:ascii="Arial" w:eastAsia="Arial" w:hAnsi="Arial" w:cs="Arial"/>
@@ -5157,9 +4942,6 @@
             </w:r>
           </w:p>
           <w:p>
-            <w:pPr>
-              <w:spacing w:after="0"/>
-            </w:pPr>
             <w:r>
               <w:rPr>
                 <w:rFonts w:ascii="Arial" w:eastAsia="Arial" w:hAnsi="Arial" w:cs="Arial"/>
@@ -5195,7 +4977,6 @@
           </w:tcPr>
           <w:p>
             <w:pPr>
-              <w:spacing w:after="0"/>
               <w:ind w:right="51"/>
               <w:jc w:val="center"/>
             </w:pPr>
@@ -5228,7 +5009,6 @@
           </w:tcPr>
           <w:p>
             <w:pPr>
-              <w:spacing w:after="0"/>
               <w:ind w:left="5"/>
             </w:pPr>
             <w:r>
@@ -5284,7 +5064,6 @@
                 <w:ilvl w:val="0"/>
                 <w:numId w:val="4"/>
               </w:numPr>
-              <w:spacing w:after="0"/>
               <w:ind w:hanging="360"/>
             </w:pPr>
             <w:r>
@@ -5301,7 +5080,6 @@
                 <w:ilvl w:val="0"/>
                 <w:numId w:val="4"/>
               </w:numPr>
-              <w:spacing w:after="0"/>
               <w:ind w:hanging="360"/>
             </w:pPr>
             <w:r>
@@ -5333,7 +5111,6 @@
           </w:tcPr>
           <w:p>
             <w:pPr>
-              <w:spacing w:after="0"/>
               <w:ind w:right="50"/>
               <w:jc w:val="center"/>
             </w:pPr>
@@ -5366,7 +5143,6 @@
           </w:tcPr>
           <w:p>
             <w:pPr>
-              <w:spacing w:after="0"/>
               <w:ind w:left="5"/>
             </w:pPr>
             <w:r>
@@ -5398,7 +5174,6 @@
           </w:tcPr>
           <w:p>
             <w:pPr>
-              <w:spacing w:after="0"/>
               <w:ind w:left="49"/>
               <w:jc w:val="center"/>
             </w:pPr>
@@ -5431,7 +5206,6 @@
           </w:tcPr>
           <w:p>
             <w:pPr>
-              <w:spacing w:after="0"/>
               <w:ind w:left="115"/>
             </w:pPr>
             <w:r>
@@ -5476,9 +5250,6 @@
             </w:r>
           </w:p>
           <w:p>
-            <w:pPr>
-              <w:spacing w:after="0"/>
-            </w:pPr>
             <w:r>
               <w:rPr>
                 <w:b/>
@@ -5509,7 +5280,6 @@
           </w:tcPr>
           <w:p>
             <w:pPr>
-              <w:spacing w:after="0"/>
               <w:ind w:left="115"/>
             </w:pPr>
             <w:r>
@@ -5518,7 +5288,7 @@
                 <w:color w:val="1D2125"/>
                 <w:sz w:val="24"/>
               </w:rPr>
-              <w:t xml:space="preserve">Member 1 Name </w:t>
+              <w:t>Jermaine Jackson</w:t>
             </w:r>
           </w:p>
         </w:tc>
@@ -5542,16 +5312,326 @@
           </w:tcPr>
           <w:p>
             <w:pPr>
-              <w:spacing w:after="0"/>
               <w:ind w:left="115"/>
-            </w:pPr>
-            <w:r>
               <w:rPr>
                 <w:i/>
                 <w:color w:val="1D2125"/>
                 <w:sz w:val="24"/>
               </w:rPr>
-              <w:t xml:space="preserve">Insert the Accessibility test screenshots here </w:t>
+            </w:pPr>
+            <w:r>
+              <w:rPr>
+                <w:i/>
+                <w:noProof/>
+                <w:color w:val="1D2125"/>
+                <w:sz w:val="24"/>
+              </w:rPr>
+              <w:drawing>
+                <wp:inline distT="0" distB="0" distL="0" distR="0" wp14:anchorId="4182A58F" wp14:editId="2EC3C12B">
+                  <wp:extent cx="5495925" cy="1936750"/>
+                  <wp:effectExtent l="0" t="0" r="9525" b="6350"/>
+                  <wp:docPr id="857058818" name="Picture 1"/>
+                  <wp:cNvGraphicFramePr>
+                    <a:graphicFrameLocks xmlns:a="http://schemas.openxmlformats.org/drawingml/2006/main" noChangeAspect="1"/>
+                  </wp:cNvGraphicFramePr>
+                  <a:graphic xmlns:a="http://schemas.openxmlformats.org/drawingml/2006/main">
+                    <a:graphicData uri="http://schemas.openxmlformats.org/drawingml/2006/picture">
+                      <pic:pic xmlns:pic="http://schemas.openxmlformats.org/drawingml/2006/picture">
+                        <pic:nvPicPr>
+                          <pic:cNvPr id="857058818" name="Picture 857058818"/>
+                          <pic:cNvPicPr/>
+                        </pic:nvPicPr>
+                        <pic:blipFill>
+                          <a:blip r:embed="rId6" cstate="print">
+                            <a:extLst>
+                              <a:ext uri="{28A0092B-C50C-407E-A947-70E740481C1C}">
+                                <a14:useLocalDpi xmlns:a14="http://schemas.microsoft.com/office/drawing/2010/main" val="0"/>
+                              </a:ext>
+                            </a:extLst>
+                          </a:blip>
+                          <a:stretch>
+                            <a:fillRect/>
+                          </a:stretch>
+                        </pic:blipFill>
+                        <pic:spPr>
+                          <a:xfrm>
+                            <a:off x="0" y="0"/>
+                            <a:ext cx="5495925" cy="1936750"/>
+                          </a:xfrm>
+                          <a:prstGeom prst="rect">
+                            <a:avLst/>
+                          </a:prstGeom>
+                        </pic:spPr>
+                      </pic:pic>
+                    </a:graphicData>
+                  </a:graphic>
+                </wp:inline>
+              </w:drawing>
+            </w:r>
+            <w:r>
+              <w:rPr>
+                <w:i/>
+                <w:color w:val="1D2125"/>
+                <w:sz w:val="24"/>
+              </w:rPr>
+              <w:t xml:space="preserve"> </w:t>
+            </w:r>
+          </w:p>
+          <w:p>
+            <w:pPr>
+              <w:ind w:left="115"/>
+            </w:pPr>
+            <w:r>
+              <w:rPr>
+                <w:noProof/>
+              </w:rPr>
+              <w:drawing>
+                <wp:inline distT="0" distB="0" distL="0" distR="0" wp14:anchorId="0AC49B77" wp14:editId="0BC8BB3D">
+                  <wp:extent cx="6039333" cy="3190875"/>
+                  <wp:effectExtent l="0" t="0" r="0" b="0"/>
+                  <wp:docPr id="1672517029" name="Picture 2"/>
+                  <wp:cNvGraphicFramePr>
+                    <a:graphicFrameLocks xmlns:a="http://schemas.openxmlformats.org/drawingml/2006/main" noChangeAspect="1"/>
+                  </wp:cNvGraphicFramePr>
+                  <a:graphic xmlns:a="http://schemas.openxmlformats.org/drawingml/2006/main">
+                    <a:graphicData uri="http://schemas.openxmlformats.org/drawingml/2006/picture">
+                      <pic:pic xmlns:pic="http://schemas.openxmlformats.org/drawingml/2006/picture">
+                        <pic:nvPicPr>
+                          <pic:cNvPr id="1672517029" name="Picture 1672517029"/>
+                          <pic:cNvPicPr/>
+                        </pic:nvPicPr>
+                        <pic:blipFill>
+                          <a:blip r:embed="rId7" cstate="print">
+                            <a:extLst>
+                              <a:ext uri="{28A0092B-C50C-407E-A947-70E740481C1C}">
+                                <a14:useLocalDpi xmlns:a14="http://schemas.microsoft.com/office/drawing/2010/main" val="0"/>
+                              </a:ext>
+                            </a:extLst>
+                          </a:blip>
+                          <a:stretch>
+                            <a:fillRect/>
+                          </a:stretch>
+                        </pic:blipFill>
+                        <pic:spPr>
+                          <a:xfrm>
+                            <a:off x="0" y="0"/>
+                            <a:ext cx="6055630" cy="3199486"/>
+                          </a:xfrm>
+                          <a:prstGeom prst="rect">
+                            <a:avLst/>
+                          </a:prstGeom>
+                        </pic:spPr>
+                      </pic:pic>
+                    </a:graphicData>
+                  </a:graphic>
+                </wp:inline>
+              </w:drawing>
+            </w:r>
+          </w:p>
+          <w:p>
+            <w:pPr>
+              <w:ind w:left="115"/>
+            </w:pPr>
+            <w:r>
+              <w:rPr>
+                <w:noProof/>
+              </w:rPr>
+              <w:lastRenderedPageBreak/>
+              <w:drawing>
+                <wp:inline distT="0" distB="0" distL="0" distR="0" wp14:anchorId="6FD0D8DF" wp14:editId="600DC844">
+                  <wp:extent cx="5943600" cy="3150235"/>
+                  <wp:effectExtent l="0" t="0" r="0" b="0"/>
+                  <wp:docPr id="989579326" name="Picture 3"/>
+                  <wp:cNvGraphicFramePr>
+                    <a:graphicFrameLocks xmlns:a="http://schemas.openxmlformats.org/drawingml/2006/main" noChangeAspect="1"/>
+                  </wp:cNvGraphicFramePr>
+                  <a:graphic xmlns:a="http://schemas.openxmlformats.org/drawingml/2006/main">
+                    <a:graphicData uri="http://schemas.openxmlformats.org/drawingml/2006/picture">
+                      <pic:pic xmlns:pic="http://schemas.openxmlformats.org/drawingml/2006/picture">
+                        <pic:nvPicPr>
+                          <pic:cNvPr id="989579326" name="Picture 989579326"/>
+                          <pic:cNvPicPr/>
+                        </pic:nvPicPr>
+                        <pic:blipFill>
+                          <a:blip r:embed="rId8" cstate="print">
+                            <a:extLst>
+                              <a:ext uri="{28A0092B-C50C-407E-A947-70E740481C1C}">
+                                <a14:useLocalDpi xmlns:a14="http://schemas.microsoft.com/office/drawing/2010/main" val="0"/>
+                              </a:ext>
+                            </a:extLst>
+                          </a:blip>
+                          <a:stretch>
+                            <a:fillRect/>
+                          </a:stretch>
+                        </pic:blipFill>
+                        <pic:spPr>
+                          <a:xfrm>
+                            <a:off x="0" y="0"/>
+                            <a:ext cx="5943600" cy="3150235"/>
+                          </a:xfrm>
+                          <a:prstGeom prst="rect">
+                            <a:avLst/>
+                          </a:prstGeom>
+                        </pic:spPr>
+                      </pic:pic>
+                    </a:graphicData>
+                  </a:graphic>
+                </wp:inline>
+              </w:drawing>
+            </w:r>
+          </w:p>
+          <w:p>
+            <w:pPr>
+              <w:ind w:left="115"/>
+            </w:pPr>
+            <w:r>
+              <w:rPr>
+                <w:noProof/>
+              </w:rPr>
+              <w:drawing>
+                <wp:inline distT="0" distB="0" distL="0" distR="0" wp14:anchorId="02B4BA54" wp14:editId="7D271998">
+                  <wp:extent cx="5943600" cy="3111500"/>
+                  <wp:effectExtent l="0" t="0" r="0" b="0"/>
+                  <wp:docPr id="932848983" name="Picture 4"/>
+                  <wp:cNvGraphicFramePr>
+                    <a:graphicFrameLocks xmlns:a="http://schemas.openxmlformats.org/drawingml/2006/main" noChangeAspect="1"/>
+                  </wp:cNvGraphicFramePr>
+                  <a:graphic xmlns:a="http://schemas.openxmlformats.org/drawingml/2006/main">
+                    <a:graphicData uri="http://schemas.openxmlformats.org/drawingml/2006/picture">
+                      <pic:pic xmlns:pic="http://schemas.openxmlformats.org/drawingml/2006/picture">
+                        <pic:nvPicPr>
+                          <pic:cNvPr id="932848983" name="Picture 932848983"/>
+                          <pic:cNvPicPr/>
+                        </pic:nvPicPr>
+                        <pic:blipFill>
+                          <a:blip r:embed="rId9" cstate="print">
+                            <a:extLst>
+                              <a:ext uri="{28A0092B-C50C-407E-A947-70E740481C1C}">
+                                <a14:useLocalDpi xmlns:a14="http://schemas.microsoft.com/office/drawing/2010/main" val="0"/>
+                              </a:ext>
+                            </a:extLst>
+                          </a:blip>
+                          <a:stretch>
+                            <a:fillRect/>
+                          </a:stretch>
+                        </pic:blipFill>
+                        <pic:spPr>
+                          <a:xfrm>
+                            <a:off x="0" y="0"/>
+                            <a:ext cx="5943600" cy="3111500"/>
+                          </a:xfrm>
+                          <a:prstGeom prst="rect">
+                            <a:avLst/>
+                          </a:prstGeom>
+                        </pic:spPr>
+                      </pic:pic>
+                    </a:graphicData>
+                  </a:graphic>
+                </wp:inline>
+              </w:drawing>
+            </w:r>
+          </w:p>
+          <w:p>
+            <w:pPr>
+              <w:ind w:left="115"/>
+            </w:pPr>
+            <w:r>
+              <w:rPr>
+                <w:noProof/>
+              </w:rPr>
+              <w:lastRenderedPageBreak/>
+              <w:drawing>
+                <wp:inline distT="0" distB="0" distL="0" distR="0" wp14:anchorId="21F79C43" wp14:editId="0174E94F">
+                  <wp:extent cx="5943600" cy="3223895"/>
+                  <wp:effectExtent l="0" t="0" r="0" b="0"/>
+                  <wp:docPr id="1358824962" name="Picture 5"/>
+                  <wp:cNvGraphicFramePr>
+                    <a:graphicFrameLocks xmlns:a="http://schemas.openxmlformats.org/drawingml/2006/main" noChangeAspect="1"/>
+                  </wp:cNvGraphicFramePr>
+                  <a:graphic xmlns:a="http://schemas.openxmlformats.org/drawingml/2006/main">
+                    <a:graphicData uri="http://schemas.openxmlformats.org/drawingml/2006/picture">
+                      <pic:pic xmlns:pic="http://schemas.openxmlformats.org/drawingml/2006/picture">
+                        <pic:nvPicPr>
+                          <pic:cNvPr id="1358824962" name="Picture 1358824962"/>
+                          <pic:cNvPicPr/>
+                        </pic:nvPicPr>
+                        <pic:blipFill>
+                          <a:blip r:embed="rId10" cstate="print">
+                            <a:extLst>
+                              <a:ext uri="{28A0092B-C50C-407E-A947-70E740481C1C}">
+                                <a14:useLocalDpi xmlns:a14="http://schemas.microsoft.com/office/drawing/2010/main" val="0"/>
+                              </a:ext>
+                            </a:extLst>
+                          </a:blip>
+                          <a:stretch>
+                            <a:fillRect/>
+                          </a:stretch>
+                        </pic:blipFill>
+                        <pic:spPr>
+                          <a:xfrm>
+                            <a:off x="0" y="0"/>
+                            <a:ext cx="5943600" cy="3223895"/>
+                          </a:xfrm>
+                          <a:prstGeom prst="rect">
+                            <a:avLst/>
+                          </a:prstGeom>
+                        </pic:spPr>
+                      </pic:pic>
+                    </a:graphicData>
+                  </a:graphic>
+                </wp:inline>
+              </w:drawing>
+            </w:r>
+          </w:p>
+          <w:p>
+            <w:pPr>
+              <w:ind w:left="115"/>
+            </w:pPr>
+            <w:r>
+              <w:rPr>
+                <w:noProof/>
+              </w:rPr>
+              <w:drawing>
+                <wp:inline distT="0" distB="0" distL="0" distR="0" wp14:anchorId="35E27A90" wp14:editId="6D3410C9">
+                  <wp:extent cx="5943600" cy="2912110"/>
+                  <wp:effectExtent l="0" t="0" r="0" b="2540"/>
+                  <wp:docPr id="543064573" name="Picture 6"/>
+                  <wp:cNvGraphicFramePr>
+                    <a:graphicFrameLocks xmlns:a="http://schemas.openxmlformats.org/drawingml/2006/main" noChangeAspect="1"/>
+                  </wp:cNvGraphicFramePr>
+                  <a:graphic xmlns:a="http://schemas.openxmlformats.org/drawingml/2006/main">
+                    <a:graphicData uri="http://schemas.openxmlformats.org/drawingml/2006/picture">
+                      <pic:pic xmlns:pic="http://schemas.openxmlformats.org/drawingml/2006/picture">
+                        <pic:nvPicPr>
+                          <pic:cNvPr id="543064573" name="Picture 543064573"/>
+                          <pic:cNvPicPr/>
+                        </pic:nvPicPr>
+                        <pic:blipFill>
+                          <a:blip r:embed="rId11" cstate="print">
+                            <a:extLst>
+                              <a:ext uri="{28A0092B-C50C-407E-A947-70E740481C1C}">
+                                <a14:useLocalDpi xmlns:a14="http://schemas.microsoft.com/office/drawing/2010/main" val="0"/>
+                              </a:ext>
+                            </a:extLst>
+                          </a:blip>
+                          <a:stretch>
+                            <a:fillRect/>
+                          </a:stretch>
+                        </pic:blipFill>
+                        <pic:spPr>
+                          <a:xfrm>
+                            <a:off x="0" y="0"/>
+                            <a:ext cx="5943600" cy="2912110"/>
+                          </a:xfrm>
+                          <a:prstGeom prst="rect">
+                            <a:avLst/>
+                          </a:prstGeom>
+                        </pic:spPr>
+                      </pic:pic>
+                    </a:graphicData>
+                  </a:graphic>
+                </wp:inline>
+              </w:drawing>
             </w:r>
           </w:p>
         </w:tc>
@@ -5575,7 +5655,6 @@
           </w:tcPr>
           <w:p>
             <w:pPr>
-              <w:spacing w:after="0"/>
               <w:ind w:left="115"/>
             </w:pPr>
             <w:r>
@@ -5584,7 +5663,16 @@
                 <w:color w:val="1D2125"/>
                 <w:sz w:val="24"/>
               </w:rPr>
-              <w:t xml:space="preserve">List the issues found here </w:t>
+              <w:lastRenderedPageBreak/>
+              <w:t>No contrast ratio that is of a least 3:1 was not provided, Titles don’t have consistent hierarchy, a page doesn’t contain an h1 element</w:t>
+            </w:r>
+            <w:r>
+              <w:rPr>
+                <w:i/>
+                <w:color w:val="1D2125"/>
+                <w:sz w:val="24"/>
+              </w:rPr>
+              <w:t xml:space="preserve"> </w:t>
             </w:r>
           </w:p>
         </w:tc>
@@ -5608,16 +5696,106 @@
           </w:tcPr>
           <w:p>
             <w:pPr>
-              <w:spacing w:after="0"/>
               <w:ind w:left="115"/>
             </w:pPr>
             <w:r>
               <w:rPr>
-                <w:i/>
-                <w:color w:val="1D2125"/>
-                <w:sz w:val="24"/>
-              </w:rPr>
-              <w:t xml:space="preserve">Insert the HTML validation screenshots here </w:t>
+                <w:noProof/>
+              </w:rPr>
+              <w:lastRenderedPageBreak/>
+              <w:drawing>
+                <wp:inline distT="0" distB="0" distL="0" distR="0" wp14:anchorId="6E4828FD" wp14:editId="04E1DC12">
+                  <wp:extent cx="5943600" cy="4634230"/>
+                  <wp:effectExtent l="0" t="0" r="0" b="0"/>
+                  <wp:docPr id="1740790918" name="Picture 7"/>
+                  <wp:cNvGraphicFramePr>
+                    <a:graphicFrameLocks xmlns:a="http://schemas.openxmlformats.org/drawingml/2006/main" noChangeAspect="1"/>
+                  </wp:cNvGraphicFramePr>
+                  <a:graphic xmlns:a="http://schemas.openxmlformats.org/drawingml/2006/main">
+                    <a:graphicData uri="http://schemas.openxmlformats.org/drawingml/2006/picture">
+                      <pic:pic xmlns:pic="http://schemas.openxmlformats.org/drawingml/2006/picture">
+                        <pic:nvPicPr>
+                          <pic:cNvPr id="1740790918" name="Picture 1740790918"/>
+                          <pic:cNvPicPr/>
+                        </pic:nvPicPr>
+                        <pic:blipFill>
+                          <a:blip r:embed="rId12">
+                            <a:extLst>
+                              <a:ext uri="{28A0092B-C50C-407E-A947-70E740481C1C}">
+                                <a14:useLocalDpi xmlns:a14="http://schemas.microsoft.com/office/drawing/2010/main" val="0"/>
+                              </a:ext>
+                            </a:extLst>
+                          </a:blip>
+                          <a:stretch>
+                            <a:fillRect/>
+                          </a:stretch>
+                        </pic:blipFill>
+                        <pic:spPr>
+                          <a:xfrm>
+                            <a:off x="0" y="0"/>
+                            <a:ext cx="5943600" cy="4634230"/>
+                          </a:xfrm>
+                          <a:prstGeom prst="rect">
+                            <a:avLst/>
+                          </a:prstGeom>
+                        </pic:spPr>
+                      </pic:pic>
+                    </a:graphicData>
+                  </a:graphic>
+                </wp:inline>
+              </w:drawing>
+            </w:r>
+          </w:p>
+          <w:p>
+            <w:pPr>
+              <w:ind w:left="115"/>
+            </w:pPr>
+            <w:r>
+              <w:rPr>
+                <w:noProof/>
+              </w:rPr>
+              <w:lastRenderedPageBreak/>
+              <w:drawing>
+                <wp:inline distT="0" distB="0" distL="0" distR="0" wp14:anchorId="2248121D" wp14:editId="3852C434">
+                  <wp:extent cx="5943600" cy="4258945"/>
+                  <wp:effectExtent l="0" t="0" r="0" b="8255"/>
+                  <wp:docPr id="539441100" name="Picture 8"/>
+                  <wp:cNvGraphicFramePr>
+                    <a:graphicFrameLocks xmlns:a="http://schemas.openxmlformats.org/drawingml/2006/main" noChangeAspect="1"/>
+                  </wp:cNvGraphicFramePr>
+                  <a:graphic xmlns:a="http://schemas.openxmlformats.org/drawingml/2006/main">
+                    <a:graphicData uri="http://schemas.openxmlformats.org/drawingml/2006/picture">
+                      <pic:pic xmlns:pic="http://schemas.openxmlformats.org/drawingml/2006/picture">
+                        <pic:nvPicPr>
+                          <pic:cNvPr id="539441100" name="Picture 539441100"/>
+                          <pic:cNvPicPr/>
+                        </pic:nvPicPr>
+                        <pic:blipFill>
+                          <a:blip r:embed="rId13">
+                            <a:extLst>
+                              <a:ext uri="{28A0092B-C50C-407E-A947-70E740481C1C}">
+                                <a14:useLocalDpi xmlns:a14="http://schemas.microsoft.com/office/drawing/2010/main" val="0"/>
+                              </a:ext>
+                            </a:extLst>
+                          </a:blip>
+                          <a:stretch>
+                            <a:fillRect/>
+                          </a:stretch>
+                        </pic:blipFill>
+                        <pic:spPr>
+                          <a:xfrm>
+                            <a:off x="0" y="0"/>
+                            <a:ext cx="5943600" cy="4258945"/>
+                          </a:xfrm>
+                          <a:prstGeom prst="rect">
+                            <a:avLst/>
+                          </a:prstGeom>
+                        </pic:spPr>
+                      </pic:pic>
+                    </a:graphicData>
+                  </a:graphic>
+                </wp:inline>
+              </w:drawing>
             </w:r>
           </w:p>
         </w:tc>
@@ -5641,7 +5819,6 @@
           </w:tcPr>
           <w:p>
             <w:pPr>
-              <w:spacing w:after="0"/>
               <w:ind w:left="115"/>
             </w:pPr>
             <w:r>
@@ -5650,7 +5827,8 @@
                 <w:color w:val="1D2125"/>
                 <w:sz w:val="24"/>
               </w:rPr>
-              <w:t xml:space="preserve">List the Markup issues found here </w:t>
+              <w:lastRenderedPageBreak/>
+              <w:t>Had 14  space not allowed errors and 2 skipping 1 heading level errors</w:t>
             </w:r>
           </w:p>
         </w:tc>
@@ -5674,7 +5852,6 @@
           </w:tcPr>
           <w:p>
             <w:pPr>
-              <w:spacing w:after="0"/>
               <w:ind w:left="115"/>
             </w:pPr>
             <w:r>
@@ -5707,7 +5884,6 @@
           </w:tcPr>
           <w:p>
             <w:pPr>
-              <w:spacing w:after="0"/>
               <w:ind w:left="115"/>
             </w:pPr>
             <w:r>
@@ -5740,7 +5916,6 @@
           </w:tcPr>
           <w:p>
             <w:pPr>
-              <w:spacing w:after="0"/>
               <w:ind w:left="115"/>
             </w:pPr>
             <w:r>
@@ -5773,7 +5948,6 @@
           </w:tcPr>
           <w:p>
             <w:pPr>
-              <w:spacing w:after="0"/>
               <w:ind w:left="115"/>
             </w:pPr>
             <w:r>
@@ -5806,7 +5980,6 @@
           </w:tcPr>
           <w:p>
             <w:pPr>
-              <w:spacing w:after="0"/>
               <w:ind w:left="115"/>
             </w:pPr>
             <w:r>
@@ -5852,9 +6025,6 @@
             </w:r>
           </w:p>
           <w:p>
-            <w:pPr>
-              <w:spacing w:after="0"/>
-            </w:pPr>
             <w:r>
               <w:rPr>
                 <w:b/>
@@ -5885,7 +6055,6 @@
           </w:tcPr>
           <w:p>
             <w:pPr>
-              <w:spacing w:after="0"/>
               <w:ind w:left="59"/>
               <w:jc w:val="center"/>
             </w:pPr>
@@ -5919,7 +6088,7 @@
           </w:tcPr>
           <w:p>
             <w:pPr>
-              <w:spacing w:after="0" w:line="238" w:lineRule="auto"/>
+              <w:spacing w:line="238" w:lineRule="auto"/>
               <w:ind w:left="115"/>
             </w:pPr>
             <w:r>
@@ -5955,7 +6124,7 @@
                 <w:ilvl w:val="0"/>
                 <w:numId w:val="5"/>
               </w:numPr>
-              <w:spacing w:after="0" w:line="270" w:lineRule="auto"/>
+              <w:spacing w:line="270" w:lineRule="auto"/>
               <w:ind w:left="959" w:right="74" w:hanging="361"/>
             </w:pPr>
             <w:r>
@@ -5969,7 +6138,6 @@
           </w:p>
           <w:p>
             <w:pPr>
-              <w:spacing w:after="0"/>
               <w:ind w:left="115"/>
             </w:pPr>
             <w:r>
@@ -6002,7 +6170,6 @@
           </w:tcPr>
           <w:p>
             <w:pPr>
-              <w:spacing w:after="0"/>
               <w:ind w:left="62"/>
               <w:jc w:val="center"/>
             </w:pPr>
@@ -6036,7 +6203,6 @@
           </w:tcPr>
           <w:p>
             <w:pPr>
-              <w:spacing w:after="0"/>
               <w:ind w:left="115"/>
             </w:pPr>
             <w:r>
@@ -6069,7 +6235,6 @@
           </w:tcPr>
           <w:p>
             <w:pPr>
-              <w:spacing w:after="0"/>
               <w:ind w:left="60"/>
               <w:jc w:val="center"/>
             </w:pPr>
@@ -6079,6 +6244,7 @@
                 <w:color w:val="1D2125"/>
                 <w:sz w:val="24"/>
               </w:rPr>
+              <w:lastRenderedPageBreak/>
               <w:t xml:space="preserve">HTML Markup issues </w:t>
             </w:r>
           </w:p>
@@ -6103,7 +6269,6 @@
           </w:tcPr>
           <w:p>
             <w:pPr>
-              <w:spacing w:after="0"/>
               <w:ind w:left="115"/>
               <w:jc w:val="both"/>
             </w:pPr>
@@ -6143,7 +6308,6 @@
           <w:rFonts w:ascii="Arial" w:eastAsia="Arial" w:hAnsi="Arial" w:cs="Arial"/>
           <w:b/>
         </w:rPr>
-        <w:lastRenderedPageBreak/>
         <w:t xml:space="preserve"> </w:t>
       </w:r>
     </w:p>
@@ -7989,6 +8153,7 @@
   <w:style w:type="character" w:default="1" w:styleId="DefaultParagraphFont">
     <w:name w:val="Default Paragraph Font"/>
     <w:uiPriority w:val="1"/>
+    <w:semiHidden/>
     <w:unhideWhenUsed/>
   </w:style>
   <w:style w:type="table" w:default="1" w:styleId="TableNormal">

--- a/UCC2_P2A2_stuname_stuid.docx
+++ b/UCC2_P2A2_stuname_stuid.docx
@@ -169,7 +169,6 @@
               </w:rPr>
               <w:t xml:space="preserve">Project Name: </w:t>
             </w:r>
-            <w:proofErr w:type="spellStart"/>
             <w:r>
               <w:rPr>
                 <w:b/>
@@ -178,7 +177,6 @@
               </w:rPr>
               <w:t>YourAverageGamer</w:t>
             </w:r>
-            <w:proofErr w:type="spellEnd"/>
           </w:p>
           <w:p>
             <w:pPr>
@@ -207,22 +205,19 @@
                 <w:tab w:val="right" w:pos="9279"/>
               </w:tabs>
               <w:spacing w:after="19"/>
-            </w:pPr>
-            <w:r>
               <w:rPr>
                 <w:b/>
                 <w:color w:val="1D2125"/>
                 <w:sz w:val="24"/>
               </w:rPr>
-              <w:t>Team’s Project Trello board UR</w:t>
-            </w:r>
+            </w:pPr>
             <w:r>
               <w:rPr>
                 <w:b/>
                 <w:color w:val="1D2125"/>
                 <w:sz w:val="24"/>
               </w:rPr>
-              <w:t>L: https://trello.com/b/Pi71qEQG/youraveragegame</w:t>
+              <w:t>Team’s Project Trello board UR</w:t>
             </w:r>
             <w:r>
               <w:rPr>
@@ -230,14 +225,25 @@
                 <w:color w:val="1D2125"/>
                 <w:sz w:val="24"/>
               </w:rPr>
-              <w:t>r</w:t>
-            </w:r>
+              <w:t xml:space="preserve">L: </w:t>
+            </w:r>
+            <w:hyperlink r:id="rId6" w:history="1">
+              <w:r>
+                <w:rPr>
+                  <w:rStyle w:val="Hyperlink"/>
+                  <w:b/>
+                  <w:sz w:val="24"/>
+                </w:rPr>
+                <w:t>https://trello.com/b/Pi71qEQG/youraveragegamer</w:t>
+              </w:r>
+            </w:hyperlink>
           </w:p>
           <w:p>
             <w:pPr>
               <w:spacing w:line="270" w:lineRule="auto"/>
               <w:ind w:right="4678"/>
               <w:rPr>
+                <w:b/>
                 <w:color w:val="1D2125"/>
                 <w:sz w:val="24"/>
               </w:rPr>
@@ -248,16 +254,15 @@
                 <w:color w:val="1D2125"/>
                 <w:sz w:val="24"/>
               </w:rPr>
-              <w:t xml:space="preserve">Team’s Project </w:t>
-            </w:r>
-            <w:proofErr w:type="spellStart"/>
+              <w:t>Team’s Project Githu</w:t>
+            </w:r>
             <w:r>
               <w:rPr>
                 <w:b/>
                 <w:color w:val="1D2125"/>
                 <w:sz w:val="24"/>
               </w:rPr>
-              <w:t>Githu</w:t>
+              <w:t xml:space="preserve">b </w:t>
             </w:r>
             <w:r>
               <w:rPr>
@@ -265,9 +270,8 @@
                 <w:color w:val="1D2125"/>
                 <w:sz w:val="24"/>
               </w:rPr>
-              <w:t>b</w:t>
-            </w:r>
-            <w:proofErr w:type="spellEnd"/>
+              <w:t>repo URL:</w:t>
+            </w:r>
             <w:r>
               <w:rPr>
                 <w:b/>
@@ -276,21 +280,34 @@
               </w:rPr>
               <w:t xml:space="preserve"> </w:t>
             </w:r>
-            <w:r>
+            <w:hyperlink r:id="rId7" w:history="1">
+              <w:r>
+                <w:rPr>
+                  <w:rStyle w:val="Hyperlink"/>
+                  <w:b/>
+                  <w:sz w:val="24"/>
+                </w:rPr>
+                <w:t>https://github.com/jermainej-uwg/P1A6_UCC2.git</w:t>
+              </w:r>
+            </w:hyperlink>
+          </w:p>
+          <w:p>
+            <w:pPr>
+              <w:spacing w:line="270" w:lineRule="auto"/>
+              <w:ind w:right="4678"/>
               <w:rPr>
                 <w:b/>
                 <w:color w:val="1D2125"/>
                 <w:sz w:val="24"/>
               </w:rPr>
-              <w:t>repo URL:</w:t>
-            </w:r>
+            </w:pPr>
             <w:r>
               <w:rPr>
                 <w:b/>
                 <w:color w:val="1D2125"/>
                 <w:sz w:val="24"/>
               </w:rPr>
-              <w:t xml:space="preserve"> </w:t>
+              <w:t>Website UR</w:t>
             </w:r>
             <w:r>
               <w:rPr>
@@ -298,38 +315,18 @@
                 <w:color w:val="1D2125"/>
                 <w:sz w:val="24"/>
               </w:rPr>
-              <w:t>https://github.com/jermainej-uwg/P1A6_UCC2.git</w:t>
-            </w:r>
-          </w:p>
-          <w:p>
-            <w:pPr>
-              <w:spacing w:line="270" w:lineRule="auto"/>
-              <w:ind w:right="4678"/>
-            </w:pPr>
-            <w:r>
-              <w:rPr>
-                <w:b/>
-                <w:color w:val="1D2125"/>
-                <w:sz w:val="24"/>
-              </w:rPr>
-              <w:t>Website UR</w:t>
-            </w:r>
-            <w:r>
-              <w:rPr>
-                <w:b/>
-                <w:color w:val="1D2125"/>
-                <w:sz w:val="24"/>
-              </w:rPr>
-              <w:t>L: https://black-minta-52.tiiny.site</w:t>
-            </w:r>
-            <w:r>
-              <w:rPr>
-                <w:b/>
-                <w:color w:val="1D2125"/>
-                <w:sz w:val="24"/>
-              </w:rPr>
-              <w:t xml:space="preserve">  </w:t>
-            </w:r>
+              <w:t xml:space="preserve">L: </w:t>
+            </w:r>
+            <w:hyperlink r:id="rId8" w:history="1">
+              <w:r>
+                <w:rPr>
+                  <w:rStyle w:val="Hyperlink"/>
+                  <w:b/>
+                  <w:sz w:val="24"/>
+                </w:rPr>
+                <w:t>https://black-minta-52.tiiny.site</w:t>
+              </w:r>
+            </w:hyperlink>
           </w:p>
           <w:p>
             <w:r>
@@ -521,6 +518,9 @@
             <w:pPr>
               <w:ind w:left="81"/>
             </w:pPr>
+            <w:r>
+              <w:t>Robert Hicks Jr</w:t>
+            </w:r>
           </w:p>
         </w:tc>
         <w:tc>
@@ -1112,23 +1112,7 @@
                 <w:rFonts w:ascii="Arial" w:eastAsia="Arial" w:hAnsi="Arial" w:cs="Arial"/>
                 <w:i/>
               </w:rPr>
-              <w:t xml:space="preserve">This isn’t a test of you more so it’s a test of the website. I just want to see how people naturally use it and what parts feel easy or confusing. The site is called </w:t>
-            </w:r>
-            <w:proofErr w:type="spellStart"/>
-            <w:r>
-              <w:rPr>
-                <w:rFonts w:ascii="Arial" w:eastAsia="Arial" w:hAnsi="Arial" w:cs="Arial"/>
-                <w:i/>
-              </w:rPr>
-              <w:t>YourAverageGamer</w:t>
-            </w:r>
-            <w:proofErr w:type="spellEnd"/>
-            <w:r>
-              <w:rPr>
-                <w:rFonts w:ascii="Arial" w:eastAsia="Arial" w:hAnsi="Arial" w:cs="Arial"/>
-                <w:i/>
-              </w:rPr>
-              <w:t>, and it focuses on gaming content like reviews and community posts. I won’t give too many details because I’d like you to explore it freely.</w:t>
+              <w:t>This isn’t a test of you more so it’s a test of the website. I just want to see how people naturally use it and what parts feel easy or confusing. The site is called YourAverageGamer, and it focuses on gaming content like reviews and community posts. I won’t give too many details because I’d like you to explore it freely.</w:t>
             </w:r>
             <w:r>
               <w:rPr>
@@ -3049,23 +3033,7 @@
                 <w:rFonts w:ascii="Arial" w:eastAsia="Arial" w:hAnsi="Arial" w:cs="Arial"/>
                 <w:i/>
               </w:rPr>
-              <w:t xml:space="preserve">That’s the end of the usability test. Thank you so much for taking the time to participate. Your feedback really helps me understand how users interact with the </w:t>
-            </w:r>
-            <w:proofErr w:type="spellStart"/>
-            <w:r>
-              <w:rPr>
-                <w:rFonts w:ascii="Arial" w:eastAsia="Arial" w:hAnsi="Arial" w:cs="Arial"/>
-                <w:i/>
-              </w:rPr>
-              <w:t>YourAverageGamer</w:t>
-            </w:r>
-            <w:proofErr w:type="spellEnd"/>
-            <w:r>
-              <w:rPr>
-                <w:rFonts w:ascii="Arial" w:eastAsia="Arial" w:hAnsi="Arial" w:cs="Arial"/>
-                <w:i/>
-              </w:rPr>
-              <w:t xml:space="preserve"> website </w:t>
+              <w:t xml:space="preserve">That’s the end of the usability test. Thank you so much for taking the time to participate. Your feedback really helps me understand how users interact with the YourAverageGamer website </w:t>
             </w:r>
             <w:r>
               <w:rPr>
@@ -3218,11 +3186,7 @@
           </w:tcPr>
           <w:p>
             <w:r>
-              <w:rPr>
-                <w:rFonts w:ascii="Arial" w:eastAsia="Arial" w:hAnsi="Arial" w:cs="Arial"/>
-                <w:i/>
-              </w:rPr>
-              <w:t xml:space="preserve">Jane Doe </w:t>
+              <w:t>Robert Hicks Jr</w:t>
             </w:r>
           </w:p>
         </w:tc>
@@ -3266,11 +3230,7 @@
           </w:tcPr>
           <w:p>
             <w:r>
-              <w:rPr>
-                <w:rFonts w:ascii="Arial" w:eastAsia="Arial" w:hAnsi="Arial" w:cs="Arial"/>
-                <w:i/>
-              </w:rPr>
-              <w:t xml:space="preserve">Input age here </w:t>
+              <w:t>32</w:t>
             </w:r>
           </w:p>
         </w:tc>
@@ -3314,11 +3274,7 @@
           </w:tcPr>
           <w:p>
             <w:r>
-              <w:rPr>
-                <w:rFonts w:ascii="Arial" w:eastAsia="Arial" w:hAnsi="Arial" w:cs="Arial"/>
-                <w:i/>
-              </w:rPr>
-              <w:t xml:space="preserve">Input gender here </w:t>
+              <w:t>Male</w:t>
             </w:r>
           </w:p>
         </w:tc>
@@ -3362,11 +3318,16 @@
           </w:tcPr>
           <w:p>
             <w:r>
-              <w:rPr>
-                <w:rFonts w:ascii="Arial" w:eastAsia="Arial" w:hAnsi="Arial" w:cs="Arial"/>
-                <w:i/>
-              </w:rPr>
-              <w:t xml:space="preserve">Test date here </w:t>
+              <w:t>May 7</w:t>
+            </w:r>
+            <w:r>
+              <w:rPr>
+                <w:vertAlign w:val="superscript"/>
+              </w:rPr>
+              <w:t>th</w:t>
+            </w:r>
+            <w:r>
+              <w:t>, 2026</w:t>
             </w:r>
           </w:p>
         </w:tc>
@@ -3410,11 +3371,7 @@
           </w:tcPr>
           <w:p>
             <w:r>
-              <w:rPr>
-                <w:rFonts w:ascii="Arial" w:eastAsia="Arial" w:hAnsi="Arial" w:cs="Arial"/>
-                <w:i/>
-              </w:rPr>
-              <w:t xml:space="preserve">Test time here </w:t>
+              <w:t>3:56</w:t>
             </w:r>
           </w:p>
         </w:tc>
@@ -3458,11 +3415,7 @@
           </w:tcPr>
           <w:p>
             <w:r>
-              <w:rPr>
-                <w:rFonts w:ascii="Arial" w:eastAsia="Arial" w:hAnsi="Arial" w:cs="Arial"/>
-                <w:i/>
-              </w:rPr>
-              <w:t xml:space="preserve">Total test time here </w:t>
+              <w:t>5mins</w:t>
             </w:r>
           </w:p>
         </w:tc>
@@ -3522,235 +3475,105 @@
                 <w:rFonts w:ascii="Arial" w:eastAsia="Arial" w:hAnsi="Arial" w:cs="Arial"/>
                 <w:i/>
               </w:rPr>
-              <w:t xml:space="preserve">Insert here the introductory speech you gave to the participant to put her at ease and inform him/her about what is expected.  You know from our Usability Testing lectures, and videos that an introduction is necessary. </w:t>
-            </w:r>
-          </w:p>
-          <w:p>
-            <w:pPr>
-              <w:spacing w:after="11"/>
-              <w:ind w:left="5"/>
-            </w:pPr>
+              <w:t>He</w:t>
+            </w:r>
             <w:r>
               <w:rPr>
                 <w:rFonts w:ascii="Arial" w:eastAsia="Arial" w:hAnsi="Arial" w:cs="Arial"/>
                 <w:i/>
               </w:rPr>
-              <w:t xml:space="preserve">The following items must be present here -  </w:t>
-            </w:r>
-          </w:p>
-          <w:p>
-            <w:pPr>
-              <w:numPr>
-                <w:ilvl w:val="0"/>
-                <w:numId w:val="3"/>
-              </w:numPr>
-              <w:spacing w:after="37" w:line="256" w:lineRule="auto"/>
-              <w:ind w:hanging="360"/>
-            </w:pPr>
+              <w:t>llo, my name is Robert Hicks Jr and I am a developer for the webpage YourAverage</w:t>
+            </w:r>
             <w:r>
               <w:rPr>
                 <w:rFonts w:ascii="Arial" w:eastAsia="Arial" w:hAnsi="Arial" w:cs="Arial"/>
                 <w:i/>
               </w:rPr>
-              <w:t xml:space="preserve">Your formal introduction </w:t>
-            </w:r>
-            <w:proofErr w:type="spellStart"/>
-            <w:r>
-              <w:rPr>
-                <w:rFonts w:ascii="Courier New" w:eastAsia="Courier New" w:hAnsi="Courier New" w:cs="Courier New"/>
-              </w:rPr>
-              <w:t>o</w:t>
-            </w:r>
-            <w:proofErr w:type="spellEnd"/>
-            <w:r>
-              <w:rPr>
-                <w:rFonts w:ascii="Arial" w:eastAsia="Arial" w:hAnsi="Arial" w:cs="Arial"/>
+              <w:t>Gamer. Today</w:t>
+            </w:r>
+            <w:r>
+              <w:rPr>
+                <w:rFonts w:ascii="Arial" w:eastAsia="Arial" w:hAnsi="Arial" w:cs="Arial"/>
+                <w:i/>
+              </w:rPr>
+              <w:t>,</w:t>
+            </w:r>
+            <w:r>
+              <w:rPr>
+                <w:rFonts w:ascii="Arial" w:eastAsia="Arial" w:hAnsi="Arial" w:cs="Arial"/>
+                <w:i/>
+              </w:rPr>
+              <w:t xml:space="preserve"> I would like to invite you to undergo a short test to determine the usability and overall quality of the webpage I am building. </w:t>
+            </w:r>
+            <w:r>
+              <w:rPr>
+                <w:rFonts w:ascii="Arial" w:eastAsia="Arial" w:hAnsi="Arial" w:cs="Arial"/>
+                <w:i/>
+              </w:rPr>
+              <w:t>You can go completely at your own pace</w:t>
+            </w:r>
+            <w:r>
+              <w:rPr>
+                <w:rFonts w:ascii="Arial" w:eastAsia="Arial" w:hAnsi="Arial" w:cs="Arial"/>
+                <w:i/>
+              </w:rPr>
+              <w:t>.</w:t>
+            </w:r>
+            <w:r>
+              <w:rPr>
+                <w:rFonts w:ascii="Arial" w:eastAsia="Arial" w:hAnsi="Arial" w:cs="Arial"/>
+                <w:i/>
+              </w:rPr>
+              <w:t xml:space="preserve"> I only ask that you try your best to complete the tasks. Each task will require you to locate certain information on the page in an attempt to understand the difficulty of exploring the page.</w:t>
+            </w:r>
+            <w:r>
+              <w:rPr>
+                <w:rFonts w:ascii="Arial" w:eastAsia="Arial" w:hAnsi="Arial" w:cs="Arial"/>
+                <w:i/>
+              </w:rPr>
+              <w:t xml:space="preserve"> Our page is designed to showcase gameplay, gaming products, and forum discussion pages for the gaming community!</w:t>
+            </w:r>
+            <w:r>
+              <w:rPr>
+                <w:rFonts w:ascii="Arial" w:eastAsia="Arial" w:hAnsi="Arial" w:cs="Arial"/>
+                <w:i/>
+              </w:rPr>
+              <w:t xml:space="preserve"> Use this site to navigate, please.</w:t>
+            </w:r>
+            <w:r>
+              <w:rPr>
+                <w:rFonts w:ascii="Arial" w:eastAsia="Arial" w:hAnsi="Arial" w:cs="Arial"/>
+                <w:i/>
               </w:rPr>
               <w:t xml:space="preserve"> </w:t>
             </w:r>
             <w:r>
               <w:rPr>
+                <w:b/>
+                <w:color w:val="1D2125"/>
+                <w:sz w:val="24"/>
+              </w:rPr>
+              <w:t xml:space="preserve"> </w:t>
+            </w:r>
+            <w:hyperlink r:id="rId9" w:history="1">
+              <w:r>
+                <w:rPr>
+                  <w:rStyle w:val="Hyperlink"/>
+                  <w:b/>
+                  <w:sz w:val="24"/>
+                </w:rPr>
+                <w:t>https://black-minta-52.tiiny.site</w:t>
+              </w:r>
+            </w:hyperlink>
+          </w:p>
+          <w:p>
+            <w:pPr>
+              <w:spacing w:after="3" w:line="240" w:lineRule="auto"/>
+              <w:rPr>
                 <w:rFonts w:ascii="Arial" w:eastAsia="Arial" w:hAnsi="Arial" w:cs="Arial"/>
                 <w:i/>
               </w:rPr>
-              <w:t xml:space="preserve">Your name </w:t>
-            </w:r>
-            <w:proofErr w:type="spellStart"/>
-            <w:r>
-              <w:rPr>
-                <w:rFonts w:ascii="Courier New" w:eastAsia="Courier New" w:hAnsi="Courier New" w:cs="Courier New"/>
-              </w:rPr>
-              <w:t>o</w:t>
-            </w:r>
-            <w:proofErr w:type="spellEnd"/>
-            <w:r>
-              <w:rPr>
-                <w:rFonts w:ascii="Arial" w:eastAsia="Arial" w:hAnsi="Arial" w:cs="Arial"/>
-              </w:rPr>
-              <w:t xml:space="preserve"> </w:t>
-            </w:r>
-            <w:r>
-              <w:rPr>
-                <w:rFonts w:ascii="Arial" w:eastAsia="Arial" w:hAnsi="Arial" w:cs="Arial"/>
-                <w:i/>
-              </w:rPr>
-              <w:t xml:space="preserve">What you do </w:t>
-            </w:r>
-            <w:r>
-              <w:rPr>
-                <w:rFonts w:ascii="Courier New" w:eastAsia="Courier New" w:hAnsi="Courier New" w:cs="Courier New"/>
-              </w:rPr>
-              <w:t>o</w:t>
-            </w:r>
-            <w:r>
-              <w:rPr>
-                <w:rFonts w:ascii="Arial" w:eastAsia="Arial" w:hAnsi="Arial" w:cs="Arial"/>
-              </w:rPr>
-              <w:t xml:space="preserve"> </w:t>
-            </w:r>
-            <w:r>
-              <w:rPr>
-                <w:rFonts w:ascii="Arial" w:eastAsia="Arial" w:hAnsi="Arial" w:cs="Arial"/>
-                <w:i/>
-              </w:rPr>
-              <w:t xml:space="preserve">And so on  </w:t>
-            </w:r>
-          </w:p>
-          <w:p>
-            <w:pPr>
-              <w:numPr>
-                <w:ilvl w:val="0"/>
-                <w:numId w:val="3"/>
-              </w:numPr>
-              <w:ind w:hanging="360"/>
-            </w:pPr>
-            <w:r>
-              <w:rPr>
-                <w:rFonts w:ascii="Arial" w:eastAsia="Arial" w:hAnsi="Arial" w:cs="Arial"/>
-                <w:i/>
-              </w:rPr>
-              <w:t xml:space="preserve">The purpose of the session and the time it might take </w:t>
-            </w:r>
-          </w:p>
-          <w:p>
-            <w:pPr>
-              <w:numPr>
-                <w:ilvl w:val="0"/>
-                <w:numId w:val="3"/>
-              </w:numPr>
-              <w:spacing w:after="23" w:line="248" w:lineRule="auto"/>
-              <w:ind w:hanging="360"/>
-            </w:pPr>
-            <w:r>
-              <w:rPr>
-                <w:rFonts w:ascii="Arial" w:eastAsia="Arial" w:hAnsi="Arial" w:cs="Arial"/>
-                <w:i/>
-              </w:rPr>
-              <w:t xml:space="preserve">Put the users at ease by ensuring that they are not being tested in any way, but rather they are helping us by testing a product for us! </w:t>
-            </w:r>
-          </w:p>
-          <w:p>
-            <w:pPr>
-              <w:numPr>
-                <w:ilvl w:val="0"/>
-                <w:numId w:val="3"/>
-              </w:numPr>
-              <w:spacing w:after="22" w:line="249" w:lineRule="auto"/>
-              <w:ind w:hanging="360"/>
-            </w:pPr>
-            <w:r>
-              <w:rPr>
-                <w:rFonts w:ascii="Arial" w:eastAsia="Arial" w:hAnsi="Arial" w:cs="Arial"/>
-                <w:i/>
-              </w:rPr>
-              <w:t xml:space="preserve">Explain about your website – do not give them too many details, we want them to explore and find out. </w:t>
-            </w:r>
-          </w:p>
-          <w:p>
-            <w:pPr>
-              <w:numPr>
-                <w:ilvl w:val="0"/>
-                <w:numId w:val="3"/>
-              </w:numPr>
-              <w:spacing w:after="30" w:line="249" w:lineRule="auto"/>
-              <w:ind w:hanging="360"/>
-            </w:pPr>
-            <w:r>
-              <w:rPr>
-                <w:rFonts w:ascii="Arial" w:eastAsia="Arial" w:hAnsi="Arial" w:cs="Arial"/>
-                <w:i/>
-              </w:rPr>
-              <w:t xml:space="preserve">Explain how the participant is helping you by participating. </w:t>
-            </w:r>
-            <w:r>
-              <w:rPr>
-                <w:rFonts w:ascii="Courier New" w:eastAsia="Courier New" w:hAnsi="Courier New" w:cs="Courier New"/>
-              </w:rPr>
-              <w:t>o</w:t>
-            </w:r>
-            <w:r>
-              <w:rPr>
-                <w:rFonts w:ascii="Arial" w:eastAsia="Arial" w:hAnsi="Arial" w:cs="Arial"/>
-              </w:rPr>
-              <w:t xml:space="preserve"> </w:t>
-            </w:r>
-            <w:r>
-              <w:rPr>
-                <w:rFonts w:ascii="Arial" w:eastAsia="Arial" w:hAnsi="Arial" w:cs="Arial"/>
-                <w:i/>
-              </w:rPr>
-              <w:t xml:space="preserve">Explain what you expect to find </w:t>
-            </w:r>
-          </w:p>
-          <w:p>
-            <w:pPr>
-              <w:numPr>
-                <w:ilvl w:val="1"/>
-                <w:numId w:val="3"/>
-              </w:numPr>
-              <w:spacing w:after="17" w:line="244" w:lineRule="auto"/>
-              <w:ind w:right="17" w:hanging="360"/>
-            </w:pPr>
-            <w:r>
-              <w:rPr>
-                <w:rFonts w:ascii="Arial" w:eastAsia="Arial" w:hAnsi="Arial" w:cs="Arial"/>
-                <w:i/>
-              </w:rPr>
-              <w:t xml:space="preserve">Do not tell them exact results that you hope to find, you will bias them that way </w:t>
-            </w:r>
-          </w:p>
-          <w:p>
-            <w:pPr>
-              <w:numPr>
-                <w:ilvl w:val="1"/>
-                <w:numId w:val="3"/>
-              </w:numPr>
-              <w:spacing w:after="33" w:line="244" w:lineRule="auto"/>
-              <w:ind w:right="17" w:hanging="360"/>
-            </w:pPr>
-            <w:r>
-              <w:rPr>
-                <w:rFonts w:ascii="Arial" w:eastAsia="Arial" w:hAnsi="Arial" w:cs="Arial"/>
-                <w:i/>
-              </w:rPr>
-              <w:t xml:space="preserve">Explain to them that you are trying to get a general understanding of the site’s usability, what works and what does not for a user. </w:t>
-            </w:r>
-          </w:p>
-          <w:p>
-            <w:pPr>
-              <w:numPr>
-                <w:ilvl w:val="0"/>
-                <w:numId w:val="3"/>
-              </w:numPr>
-              <w:ind w:hanging="360"/>
-            </w:pPr>
-            <w:r>
-              <w:rPr>
-                <w:rFonts w:ascii="Arial" w:eastAsia="Arial" w:hAnsi="Arial" w:cs="Arial"/>
-                <w:i/>
-              </w:rPr>
-              <w:t xml:space="preserve">Now point them to the website that they will have to test by giving them the URL.  </w:t>
-            </w:r>
+            </w:pPr>
           </w:p>
         </w:tc>
       </w:tr>
@@ -3815,10 +3638,7 @@
               <w:ind w:left="5"/>
             </w:pPr>
             <w:r>
-              <w:rPr>
-                <w:rFonts w:ascii="Arial" w:eastAsia="Arial" w:hAnsi="Arial" w:cs="Arial"/>
-              </w:rPr>
-              <w:t xml:space="preserve">Task 1 (description of the task) </w:t>
+              <w:t>Homepage Navigation</w:t>
             </w:r>
           </w:p>
         </w:tc>
@@ -3834,9 +3654,12 @@
           </w:tcPr>
           <w:p>
             <w:pPr>
-              <w:spacing w:line="242" w:lineRule="auto"/>
+              <w:spacing w:after="2" w:line="240" w:lineRule="auto"/>
               <w:ind w:right="3127"/>
               <w:jc w:val="both"/>
+              <w:rPr>
+                <w:rFonts w:ascii="Arial" w:eastAsia="Arial" w:hAnsi="Arial" w:cs="Arial"/>
+              </w:rPr>
             </w:pPr>
             <w:r>
               <w:rPr>
@@ -3849,27 +3672,48 @@
               <w:rPr>
                 <w:rFonts w:ascii="Arial" w:eastAsia="Arial" w:hAnsi="Arial" w:cs="Arial"/>
               </w:rPr>
-              <w:t xml:space="preserve">  yes/no </w:t>
-            </w:r>
-            <w:r>
-              <w:rPr>
-                <w:rFonts w:ascii="Arial" w:eastAsia="Arial" w:hAnsi="Arial" w:cs="Arial"/>
-                <w:b/>
-              </w:rPr>
-              <w:t>Time taken:</w:t>
-            </w:r>
-            <w:r>
-              <w:rPr>
-                <w:rFonts w:ascii="Arial" w:eastAsia="Arial" w:hAnsi="Arial" w:cs="Arial"/>
-              </w:rPr>
-              <w:t xml:space="preserve"> in seconds </w:t>
-            </w:r>
-            <w:r>
-              <w:rPr>
-                <w:rFonts w:ascii="Arial" w:eastAsia="Arial" w:hAnsi="Arial" w:cs="Arial"/>
-                <w:b/>
-              </w:rPr>
-              <w:t xml:space="preserve">Facial expressions: </w:t>
+              <w:t xml:space="preserve">  yes </w:t>
+            </w:r>
+          </w:p>
+          <w:p>
+            <w:pPr>
+              <w:spacing w:after="2" w:line="240" w:lineRule="auto"/>
+              <w:ind w:right="3127"/>
+              <w:jc w:val="both"/>
+              <w:rPr>
+                <w:rFonts w:ascii="Arial" w:eastAsia="Arial" w:hAnsi="Arial" w:cs="Arial"/>
+                <w:b/>
+              </w:rPr>
+            </w:pPr>
+            <w:r>
+              <w:rPr>
+                <w:rFonts w:ascii="Arial" w:eastAsia="Arial" w:hAnsi="Arial" w:cs="Arial"/>
+                <w:b/>
+              </w:rPr>
+              <w:t>Time taken: 10secs</w:t>
+            </w:r>
+          </w:p>
+          <w:p>
+            <w:pPr>
+              <w:spacing w:after="2" w:line="240" w:lineRule="auto"/>
+              <w:ind w:right="3127"/>
+              <w:jc w:val="both"/>
+              <w:rPr>
+                <w:rFonts w:ascii="Arial" w:eastAsia="Arial" w:hAnsi="Arial" w:cs="Arial"/>
+              </w:rPr>
+            </w:pPr>
+            <w:r>
+              <w:rPr>
+                <w:rFonts w:ascii="Arial" w:eastAsia="Arial" w:hAnsi="Arial" w:cs="Arial"/>
+              </w:rPr>
+              <w:t xml:space="preserve"> </w:t>
+            </w:r>
+            <w:r>
+              <w:rPr>
+                <w:rFonts w:ascii="Arial" w:eastAsia="Arial" w:hAnsi="Arial" w:cs="Arial"/>
+                <w:b/>
+              </w:rPr>
+              <w:t>Facial expressions: Confident</w:t>
             </w:r>
           </w:p>
           <w:p>
@@ -3884,7 +3728,7 @@
               <w:rPr>
                 <w:rFonts w:ascii="Arial" w:eastAsia="Arial" w:hAnsi="Arial" w:cs="Arial"/>
               </w:rPr>
-              <w:t xml:space="preserve">  </w:t>
+              <w:t xml:space="preserve">  N/A</w:t>
             </w:r>
           </w:p>
           <w:p>
@@ -3899,7 +3743,7 @@
               <w:rPr>
                 <w:rFonts w:ascii="Arial" w:eastAsia="Arial" w:hAnsi="Arial" w:cs="Arial"/>
               </w:rPr>
-              <w:t xml:space="preserve">  </w:t>
+              <w:t xml:space="preserve"> N/A</w:t>
             </w:r>
           </w:p>
         </w:tc>
@@ -3923,10 +3767,7 @@
               <w:ind w:left="5"/>
             </w:pPr>
             <w:r>
-              <w:rPr>
-                <w:rFonts w:ascii="Arial" w:eastAsia="Arial" w:hAnsi="Arial" w:cs="Arial"/>
-              </w:rPr>
-              <w:t xml:space="preserve">Task 2 (description of the task) </w:t>
+              <w:t>Find a Specific Game (God of War)</w:t>
             </w:r>
           </w:p>
         </w:tc>
@@ -3940,6 +3781,106 @@
               <w:right w:val="single" w:sz="4" w:space="0" w:color="000000"/>
             </w:tcBorders>
           </w:tcPr>
+          <w:p>
+            <w:pPr>
+              <w:spacing w:after="2" w:line="240" w:lineRule="auto"/>
+              <w:ind w:right="3127"/>
+              <w:jc w:val="both"/>
+              <w:rPr>
+                <w:rFonts w:ascii="Arial" w:eastAsia="Arial" w:hAnsi="Arial" w:cs="Arial"/>
+              </w:rPr>
+            </w:pPr>
+            <w:r>
+              <w:rPr>
+                <w:rFonts w:ascii="Arial" w:eastAsia="Arial" w:hAnsi="Arial" w:cs="Arial"/>
+                <w:b/>
+              </w:rPr>
+              <w:t>Completed successfully:</w:t>
+            </w:r>
+            <w:r>
+              <w:rPr>
+                <w:rFonts w:ascii="Arial" w:eastAsia="Arial" w:hAnsi="Arial" w:cs="Arial"/>
+              </w:rPr>
+              <w:t xml:space="preserve"> no </w:t>
+            </w:r>
+          </w:p>
+          <w:p>
+            <w:pPr>
+              <w:spacing w:after="2" w:line="240" w:lineRule="auto"/>
+              <w:ind w:right="3127"/>
+              <w:jc w:val="both"/>
+              <w:rPr>
+                <w:rFonts w:ascii="Arial" w:eastAsia="Arial" w:hAnsi="Arial" w:cs="Arial"/>
+                <w:b/>
+              </w:rPr>
+            </w:pPr>
+            <w:r>
+              <w:rPr>
+                <w:rFonts w:ascii="Arial" w:eastAsia="Arial" w:hAnsi="Arial" w:cs="Arial"/>
+                <w:b/>
+              </w:rPr>
+              <w:t xml:space="preserve">Time taken: </w:t>
+            </w:r>
+            <w:r>
+              <w:rPr>
+                <w:rFonts w:ascii="Arial" w:eastAsia="Arial" w:hAnsi="Arial" w:cs="Arial"/>
+                <w:b/>
+              </w:rPr>
+              <w:t>90</w:t>
+            </w:r>
+            <w:r>
+              <w:rPr>
+                <w:rFonts w:ascii="Arial" w:eastAsia="Arial" w:hAnsi="Arial" w:cs="Arial"/>
+                <w:b/>
+              </w:rPr>
+              <w:t>secs</w:t>
+            </w:r>
+          </w:p>
+          <w:p>
+            <w:pPr>
+              <w:spacing w:after="2" w:line="240" w:lineRule="auto"/>
+              <w:ind w:right="3127"/>
+              <w:jc w:val="both"/>
+              <w:rPr>
+                <w:rFonts w:ascii="Arial" w:eastAsia="Arial" w:hAnsi="Arial" w:cs="Arial"/>
+              </w:rPr>
+            </w:pPr>
+            <w:r>
+              <w:rPr>
+                <w:rFonts w:ascii="Arial" w:eastAsia="Arial" w:hAnsi="Arial" w:cs="Arial"/>
+              </w:rPr>
+              <w:t xml:space="preserve"> </w:t>
+            </w:r>
+            <w:r>
+              <w:rPr>
+                <w:rFonts w:ascii="Arial" w:eastAsia="Arial" w:hAnsi="Arial" w:cs="Arial"/>
+                <w:b/>
+              </w:rPr>
+              <w:t>Facial expressions: Con</w:t>
+            </w:r>
+            <w:r>
+              <w:rPr>
+                <w:rFonts w:ascii="Arial" w:eastAsia="Arial" w:hAnsi="Arial" w:cs="Arial"/>
+                <w:b/>
+              </w:rPr>
+              <w:t>fused</w:t>
+            </w:r>
+          </w:p>
+          <w:p>
+            <w:r>
+              <w:rPr>
+                <w:rFonts w:ascii="Arial" w:eastAsia="Arial" w:hAnsi="Arial" w:cs="Arial"/>
+                <w:b/>
+              </w:rPr>
+              <w:t>Any noises made:</w:t>
+            </w:r>
+            <w:r>
+              <w:rPr>
+                <w:rFonts w:ascii="Arial" w:eastAsia="Arial" w:hAnsi="Arial" w:cs="Arial"/>
+              </w:rPr>
+              <w:t xml:space="preserve">  N/A</w:t>
+            </w:r>
+          </w:p>
           <w:p>
             <w:pPr>
               <w:ind w:right="2550"/>
@@ -3950,26 +3891,13 @@
                 <w:rFonts w:ascii="Arial" w:eastAsia="Arial" w:hAnsi="Arial" w:cs="Arial"/>
                 <w:b/>
               </w:rPr>
-              <w:t>Completed successfully:</w:t>
-            </w:r>
-            <w:r>
-              <w:rPr>
-                <w:rFonts w:ascii="Arial" w:eastAsia="Arial" w:hAnsi="Arial" w:cs="Arial"/>
-              </w:rPr>
-              <w:t xml:space="preserve">  yes/no </w:t>
-            </w:r>
-            <w:r>
-              <w:rPr>
-                <w:rFonts w:ascii="Arial" w:eastAsia="Arial" w:hAnsi="Arial" w:cs="Arial"/>
-                <w:b/>
-              </w:rPr>
-              <w:t>Time taken:</w:t>
-            </w:r>
-            <w:r>
-              <w:rPr>
-                <w:rFonts w:ascii="Arial" w:eastAsia="Arial" w:hAnsi="Arial" w:cs="Arial"/>
-              </w:rPr>
-              <w:t xml:space="preserve"> in seconds </w:t>
+              <w:t>Any other gestures made:</w:t>
+            </w:r>
+            <w:r>
+              <w:rPr>
+                <w:rFonts w:ascii="Arial" w:eastAsia="Arial" w:hAnsi="Arial" w:cs="Arial"/>
+              </w:rPr>
+              <w:t xml:space="preserve"> N/A</w:t>
             </w:r>
           </w:p>
         </w:tc>
@@ -3995,8 +3923,8 @@
       </w:tblPr>
       <w:tblGrid>
         <w:gridCol w:w="7"/>
-        <w:gridCol w:w="2502"/>
-        <w:gridCol w:w="7184"/>
+        <w:gridCol w:w="2512"/>
+        <w:gridCol w:w="7175"/>
         <w:gridCol w:w="6"/>
       </w:tblGrid>
       <w:tr>
@@ -4032,37 +3960,6 @@
             <w:r>
               <w:rPr>
                 <w:rFonts w:ascii="Arial" w:eastAsia="Arial" w:hAnsi="Arial" w:cs="Arial"/>
-                <w:b/>
-              </w:rPr>
-              <w:t xml:space="preserve">Facial expressions: </w:t>
-            </w:r>
-          </w:p>
-          <w:p>
-            <w:r>
-              <w:rPr>
-                <w:rFonts w:ascii="Arial" w:eastAsia="Arial" w:hAnsi="Arial" w:cs="Arial"/>
-                <w:b/>
-              </w:rPr>
-              <w:t>Any noises made:</w:t>
-            </w:r>
-            <w:r>
-              <w:rPr>
-                <w:rFonts w:ascii="Arial" w:eastAsia="Arial" w:hAnsi="Arial" w:cs="Arial"/>
-              </w:rPr>
-              <w:t xml:space="preserve">  </w:t>
-            </w:r>
-          </w:p>
-          <w:p>
-            <w:r>
-              <w:rPr>
-                <w:rFonts w:ascii="Arial" w:eastAsia="Arial" w:hAnsi="Arial" w:cs="Arial"/>
-                <w:b/>
-              </w:rPr>
-              <w:t>Any other gestures made:</w:t>
-            </w:r>
-            <w:r>
-              <w:rPr>
-                <w:rFonts w:ascii="Arial" w:eastAsia="Arial" w:hAnsi="Arial" w:cs="Arial"/>
               </w:rPr>
               <w:t xml:space="preserve"> </w:t>
             </w:r>
@@ -4090,10 +3987,7 @@
               <w:ind w:left="5"/>
             </w:pPr>
             <w:r>
-              <w:rPr>
-                <w:rFonts w:ascii="Arial" w:eastAsia="Arial" w:hAnsi="Arial" w:cs="Arial"/>
-              </w:rPr>
-              <w:t xml:space="preserve">Task 3 (description of the task) </w:t>
+              <w:t>Navigate Through Pages</w:t>
             </w:r>
           </w:p>
         </w:tc>
@@ -4113,6 +4007,9 @@
               <w:spacing w:after="2" w:line="240" w:lineRule="auto"/>
               <w:ind w:right="3127"/>
               <w:jc w:val="both"/>
+              <w:rPr>
+                <w:rFonts w:ascii="Arial" w:eastAsia="Arial" w:hAnsi="Arial" w:cs="Arial"/>
+              </w:rPr>
             </w:pPr>
             <w:r>
               <w:rPr>
@@ -4125,8 +4022,19 @@
               <w:rPr>
                 <w:rFonts w:ascii="Arial" w:eastAsia="Arial" w:hAnsi="Arial" w:cs="Arial"/>
               </w:rPr>
-              <w:t xml:space="preserve">  yes/no </w:t>
-            </w:r>
+              <w:t xml:space="preserve">  yes </w:t>
+            </w:r>
+          </w:p>
+          <w:p>
+            <w:pPr>
+              <w:spacing w:after="2" w:line="240" w:lineRule="auto"/>
+              <w:ind w:right="3127"/>
+              <w:jc w:val="both"/>
+              <w:rPr>
+                <w:rFonts w:ascii="Arial" w:eastAsia="Arial" w:hAnsi="Arial" w:cs="Arial"/>
+                <w:b/>
+              </w:rPr>
+            </w:pPr>
             <w:r>
               <w:rPr>
                 <w:rFonts w:ascii="Arial" w:eastAsia="Arial" w:hAnsi="Arial" w:cs="Arial"/>
@@ -4137,8 +4045,25 @@
             <w:r>
               <w:rPr>
                 <w:rFonts w:ascii="Arial" w:eastAsia="Arial" w:hAnsi="Arial" w:cs="Arial"/>
-              </w:rPr>
-              <w:t xml:space="preserve"> in seconds </w:t>
+                <w:b/>
+              </w:rPr>
+              <w:t xml:space="preserve"> 30secs</w:t>
+            </w:r>
+          </w:p>
+          <w:p>
+            <w:pPr>
+              <w:spacing w:after="2" w:line="240" w:lineRule="auto"/>
+              <w:ind w:right="3127"/>
+              <w:jc w:val="both"/>
+              <w:rPr>
+                <w:rFonts w:ascii="Arial" w:eastAsia="Arial" w:hAnsi="Arial" w:cs="Arial"/>
+              </w:rPr>
+            </w:pPr>
+            <w:r>
+              <w:rPr>
+                <w:rFonts w:ascii="Arial" w:eastAsia="Arial" w:hAnsi="Arial" w:cs="Arial"/>
+              </w:rPr>
+              <w:t xml:space="preserve"> </w:t>
             </w:r>
             <w:r>
               <w:rPr>
@@ -4147,6 +4072,13 @@
               </w:rPr>
               <w:t xml:space="preserve">Facial expressions: </w:t>
             </w:r>
+            <w:r>
+              <w:rPr>
+                <w:rFonts w:ascii="Arial" w:eastAsia="Arial" w:hAnsi="Arial" w:cs="Arial"/>
+                <w:b/>
+              </w:rPr>
+              <w:t>Confident</w:t>
+            </w:r>
           </w:p>
           <w:p>
             <w:r>
@@ -4162,6 +4094,12 @@
               </w:rPr>
               <w:t xml:space="preserve">  </w:t>
             </w:r>
+            <w:r>
+              <w:rPr>
+                <w:rFonts w:ascii="Arial" w:eastAsia="Arial" w:hAnsi="Arial" w:cs="Arial"/>
+              </w:rPr>
+              <w:t>N/A</w:t>
+            </w:r>
           </w:p>
           <w:p>
             <w:r>
@@ -4176,6 +4114,12 @@
                 <w:rFonts w:ascii="Arial" w:eastAsia="Arial" w:hAnsi="Arial" w:cs="Arial"/>
               </w:rPr>
               <w:t xml:space="preserve"> </w:t>
+            </w:r>
+            <w:r>
+              <w:rPr>
+                <w:rFonts w:ascii="Arial" w:eastAsia="Arial" w:hAnsi="Arial" w:cs="Arial"/>
+              </w:rPr>
+              <w:t>N/A</w:t>
             </w:r>
           </w:p>
         </w:tc>
@@ -4201,10 +4145,7 @@
               <w:ind w:left="5"/>
             </w:pPr>
             <w:r>
-              <w:rPr>
-                <w:rFonts w:ascii="Arial" w:eastAsia="Arial" w:hAnsi="Arial" w:cs="Arial"/>
-              </w:rPr>
-              <w:t xml:space="preserve">Task 4 (description of the task) </w:t>
+              <w:t>Identify Game Details</w:t>
             </w:r>
           </w:p>
         </w:tc>
@@ -4224,6 +4165,9 @@
               <w:spacing w:after="2" w:line="240" w:lineRule="auto"/>
               <w:ind w:right="3127"/>
               <w:jc w:val="both"/>
+              <w:rPr>
+                <w:rFonts w:ascii="Arial" w:eastAsia="Arial" w:hAnsi="Arial" w:cs="Arial"/>
+              </w:rPr>
             </w:pPr>
             <w:r>
               <w:rPr>
@@ -4236,27 +4180,48 @@
               <w:rPr>
                 <w:rFonts w:ascii="Arial" w:eastAsia="Arial" w:hAnsi="Arial" w:cs="Arial"/>
               </w:rPr>
-              <w:t xml:space="preserve">  yes/no </w:t>
-            </w:r>
-            <w:r>
-              <w:rPr>
-                <w:rFonts w:ascii="Arial" w:eastAsia="Arial" w:hAnsi="Arial" w:cs="Arial"/>
-                <w:b/>
-              </w:rPr>
-              <w:t>Time taken:</w:t>
-            </w:r>
-            <w:r>
-              <w:rPr>
-                <w:rFonts w:ascii="Arial" w:eastAsia="Arial" w:hAnsi="Arial" w:cs="Arial"/>
-              </w:rPr>
-              <w:t xml:space="preserve"> in seconds </w:t>
-            </w:r>
-            <w:r>
-              <w:rPr>
-                <w:rFonts w:ascii="Arial" w:eastAsia="Arial" w:hAnsi="Arial" w:cs="Arial"/>
-                <w:b/>
-              </w:rPr>
-              <w:t xml:space="preserve">Facial expressions: </w:t>
+              <w:t xml:space="preserve">  yes </w:t>
+            </w:r>
+          </w:p>
+          <w:p>
+            <w:pPr>
+              <w:spacing w:after="2" w:line="240" w:lineRule="auto"/>
+              <w:ind w:right="3127"/>
+              <w:jc w:val="both"/>
+              <w:rPr>
+                <w:rFonts w:ascii="Arial" w:eastAsia="Arial" w:hAnsi="Arial" w:cs="Arial"/>
+                <w:b/>
+              </w:rPr>
+            </w:pPr>
+            <w:r>
+              <w:rPr>
+                <w:rFonts w:ascii="Arial" w:eastAsia="Arial" w:hAnsi="Arial" w:cs="Arial"/>
+                <w:b/>
+              </w:rPr>
+              <w:t>Time taken: 23secs</w:t>
+            </w:r>
+          </w:p>
+          <w:p>
+            <w:pPr>
+              <w:spacing w:after="2" w:line="240" w:lineRule="auto"/>
+              <w:ind w:right="3127"/>
+              <w:jc w:val="both"/>
+              <w:rPr>
+                <w:rFonts w:ascii="Arial" w:eastAsia="Arial" w:hAnsi="Arial" w:cs="Arial"/>
+              </w:rPr>
+            </w:pPr>
+            <w:r>
+              <w:rPr>
+                <w:rFonts w:ascii="Arial" w:eastAsia="Arial" w:hAnsi="Arial" w:cs="Arial"/>
+              </w:rPr>
+              <w:t xml:space="preserve"> </w:t>
+            </w:r>
+            <w:r>
+              <w:rPr>
+                <w:rFonts w:ascii="Arial" w:eastAsia="Arial" w:hAnsi="Arial" w:cs="Arial"/>
+                <w:b/>
+              </w:rPr>
+              <w:t>Facial expressions: Content</w:t>
             </w:r>
           </w:p>
           <w:p>
@@ -4271,7 +4236,7 @@
               <w:rPr>
                 <w:rFonts w:ascii="Arial" w:eastAsia="Arial" w:hAnsi="Arial" w:cs="Arial"/>
               </w:rPr>
-              <w:t xml:space="preserve">  </w:t>
+              <w:t xml:space="preserve">  N/A</w:t>
             </w:r>
           </w:p>
           <w:p>
@@ -4286,7 +4251,7 @@
               <w:rPr>
                 <w:rFonts w:ascii="Arial" w:eastAsia="Arial" w:hAnsi="Arial" w:cs="Arial"/>
               </w:rPr>
-              <w:t xml:space="preserve"> </w:t>
+              <w:t xml:space="preserve"> N/A</w:t>
             </w:r>
           </w:p>
         </w:tc>
@@ -4312,10 +4277,7 @@
               <w:ind w:left="5"/>
             </w:pPr>
             <w:r>
-              <w:rPr>
-                <w:rFonts w:ascii="Arial" w:eastAsia="Arial" w:hAnsi="Arial" w:cs="Arial"/>
-              </w:rPr>
-              <w:t xml:space="preserve">Task 5 (description of the task) </w:t>
+              <w:t>Xbox News Navigation</w:t>
             </w:r>
           </w:p>
         </w:tc>
@@ -4332,9 +4294,12 @@
           </w:tcPr>
           <w:p>
             <w:pPr>
-              <w:spacing w:after="3" w:line="239" w:lineRule="auto"/>
+              <w:spacing w:after="2" w:line="240" w:lineRule="auto"/>
               <w:ind w:right="3127"/>
               <w:jc w:val="both"/>
+              <w:rPr>
+                <w:rFonts w:ascii="Arial" w:eastAsia="Arial" w:hAnsi="Arial" w:cs="Arial"/>
+              </w:rPr>
             </w:pPr>
             <w:r>
               <w:rPr>
@@ -4347,27 +4312,42 @@
               <w:rPr>
                 <w:rFonts w:ascii="Arial" w:eastAsia="Arial" w:hAnsi="Arial" w:cs="Arial"/>
               </w:rPr>
-              <w:t xml:space="preserve">  yes/no </w:t>
-            </w:r>
-            <w:r>
-              <w:rPr>
-                <w:rFonts w:ascii="Arial" w:eastAsia="Arial" w:hAnsi="Arial" w:cs="Arial"/>
-                <w:b/>
-              </w:rPr>
-              <w:t>Time taken:</w:t>
-            </w:r>
-            <w:r>
-              <w:rPr>
-                <w:rFonts w:ascii="Arial" w:eastAsia="Arial" w:hAnsi="Arial" w:cs="Arial"/>
-              </w:rPr>
-              <w:t xml:space="preserve"> in seconds </w:t>
-            </w:r>
-            <w:r>
-              <w:rPr>
-                <w:rFonts w:ascii="Arial" w:eastAsia="Arial" w:hAnsi="Arial" w:cs="Arial"/>
-                <w:b/>
-              </w:rPr>
-              <w:t xml:space="preserve">Facial expressions: </w:t>
+              <w:t xml:space="preserve">  yes </w:t>
+            </w:r>
+          </w:p>
+          <w:p>
+            <w:pPr>
+              <w:spacing w:after="2" w:line="240" w:lineRule="auto"/>
+              <w:ind w:right="3127"/>
+              <w:jc w:val="both"/>
+              <w:rPr>
+                <w:rFonts w:ascii="Arial" w:eastAsia="Arial" w:hAnsi="Arial" w:cs="Arial"/>
+                <w:b/>
+              </w:rPr>
+            </w:pPr>
+            <w:r>
+              <w:rPr>
+                <w:rFonts w:ascii="Arial" w:eastAsia="Arial" w:hAnsi="Arial" w:cs="Arial"/>
+                <w:b/>
+              </w:rPr>
+              <w:t>Time taken: 10secs</w:t>
+            </w:r>
+          </w:p>
+          <w:p>
+            <w:pPr>
+              <w:spacing w:after="2" w:line="240" w:lineRule="auto"/>
+              <w:ind w:right="3127"/>
+              <w:jc w:val="both"/>
+              <w:rPr>
+                <w:rFonts w:ascii="Arial" w:eastAsia="Arial" w:hAnsi="Arial" w:cs="Arial"/>
+              </w:rPr>
+            </w:pPr>
+            <w:r>
+              <w:rPr>
+                <w:rFonts w:ascii="Arial" w:eastAsia="Arial" w:hAnsi="Arial" w:cs="Arial"/>
+                <w:b/>
+              </w:rPr>
+              <w:t>Facial expressions: Confident/Excited</w:t>
             </w:r>
           </w:p>
           <w:p>
@@ -4382,7 +4362,7 @@
               <w:rPr>
                 <w:rFonts w:ascii="Arial" w:eastAsia="Arial" w:hAnsi="Arial" w:cs="Arial"/>
               </w:rPr>
-              <w:t xml:space="preserve">  </w:t>
+              <w:t xml:space="preserve">  N/A</w:t>
             </w:r>
           </w:p>
           <w:p>
@@ -4397,7 +4377,7 @@
               <w:rPr>
                 <w:rFonts w:ascii="Arial" w:eastAsia="Arial" w:hAnsi="Arial" w:cs="Arial"/>
               </w:rPr>
-              <w:t xml:space="preserve"> </w:t>
+              <w:t xml:space="preserve"> N/A</w:t>
             </w:r>
           </w:p>
         </w:tc>
@@ -4423,10 +4403,7 @@
               <w:ind w:left="5"/>
             </w:pPr>
             <w:r>
-              <w:rPr>
-                <w:rFonts w:ascii="Arial" w:eastAsia="Arial" w:hAnsi="Arial" w:cs="Arial"/>
-              </w:rPr>
-              <w:t xml:space="preserve">Task 6 (description of the task) </w:t>
+              <w:t>Gaming Pictures</w:t>
             </w:r>
           </w:p>
         </w:tc>
@@ -4446,6 +4423,9 @@
               <w:spacing w:after="2" w:line="240" w:lineRule="auto"/>
               <w:ind w:right="3127"/>
               <w:jc w:val="both"/>
+              <w:rPr>
+                <w:rFonts w:ascii="Arial" w:eastAsia="Arial" w:hAnsi="Arial" w:cs="Arial"/>
+              </w:rPr>
             </w:pPr>
             <w:r>
               <w:rPr>
@@ -4458,27 +4438,48 @@
               <w:rPr>
                 <w:rFonts w:ascii="Arial" w:eastAsia="Arial" w:hAnsi="Arial" w:cs="Arial"/>
               </w:rPr>
-              <w:t xml:space="preserve">  yes/no </w:t>
-            </w:r>
-            <w:r>
-              <w:rPr>
-                <w:rFonts w:ascii="Arial" w:eastAsia="Arial" w:hAnsi="Arial" w:cs="Arial"/>
-                <w:b/>
-              </w:rPr>
-              <w:t>Time taken:</w:t>
-            </w:r>
-            <w:r>
-              <w:rPr>
-                <w:rFonts w:ascii="Arial" w:eastAsia="Arial" w:hAnsi="Arial" w:cs="Arial"/>
-              </w:rPr>
-              <w:t xml:space="preserve"> in seconds </w:t>
-            </w:r>
-            <w:r>
-              <w:rPr>
-                <w:rFonts w:ascii="Arial" w:eastAsia="Arial" w:hAnsi="Arial" w:cs="Arial"/>
-                <w:b/>
-              </w:rPr>
-              <w:t xml:space="preserve">Facial expressions: </w:t>
+              <w:t xml:space="preserve">  yes </w:t>
+            </w:r>
+          </w:p>
+          <w:p>
+            <w:pPr>
+              <w:spacing w:after="2" w:line="240" w:lineRule="auto"/>
+              <w:ind w:right="3127"/>
+              <w:jc w:val="both"/>
+              <w:rPr>
+                <w:rFonts w:ascii="Arial" w:eastAsia="Arial" w:hAnsi="Arial" w:cs="Arial"/>
+                <w:b/>
+              </w:rPr>
+            </w:pPr>
+            <w:r>
+              <w:rPr>
+                <w:rFonts w:ascii="Arial" w:eastAsia="Arial" w:hAnsi="Arial" w:cs="Arial"/>
+                <w:b/>
+              </w:rPr>
+              <w:t>Time taken: 6secs</w:t>
+            </w:r>
+          </w:p>
+          <w:p>
+            <w:pPr>
+              <w:spacing w:after="2" w:line="240" w:lineRule="auto"/>
+              <w:ind w:right="3127"/>
+              <w:jc w:val="both"/>
+              <w:rPr>
+                <w:rFonts w:ascii="Arial" w:eastAsia="Arial" w:hAnsi="Arial" w:cs="Arial"/>
+              </w:rPr>
+            </w:pPr>
+            <w:r>
+              <w:rPr>
+                <w:rFonts w:ascii="Arial" w:eastAsia="Arial" w:hAnsi="Arial" w:cs="Arial"/>
+              </w:rPr>
+              <w:t xml:space="preserve"> </w:t>
+            </w:r>
+            <w:r>
+              <w:rPr>
+                <w:rFonts w:ascii="Arial" w:eastAsia="Arial" w:hAnsi="Arial" w:cs="Arial"/>
+                <w:b/>
+              </w:rPr>
+              <w:t>Facial expressions: Confident</w:t>
             </w:r>
           </w:p>
           <w:p>
@@ -4493,7 +4494,7 @@
               <w:rPr>
                 <w:rFonts w:ascii="Arial" w:eastAsia="Arial" w:hAnsi="Arial" w:cs="Arial"/>
               </w:rPr>
-              <w:t xml:space="preserve">  </w:t>
+              <w:t xml:space="preserve">  N/A</w:t>
             </w:r>
           </w:p>
           <w:p>
@@ -4503,6 +4504,19 @@
                 <w:b/>
               </w:rPr>
               <w:t>Any other gestures made:</w:t>
+            </w:r>
+            <w:r>
+              <w:rPr>
+                <w:rFonts w:ascii="Arial" w:eastAsia="Arial" w:hAnsi="Arial" w:cs="Arial"/>
+              </w:rPr>
+              <w:t xml:space="preserve"> N/A</w:t>
+            </w:r>
+            <w:r>
+              <w:rPr>
+                <w:rFonts w:ascii="Arial" w:eastAsia="Arial" w:hAnsi="Arial" w:cs="Arial"/>
+                <w:b/>
+              </w:rPr>
+              <w:t>:</w:t>
             </w:r>
             <w:r>
               <w:rPr>
@@ -4534,10 +4548,7 @@
               <w:ind w:left="5"/>
             </w:pPr>
             <w:r>
-              <w:rPr>
-                <w:rFonts w:ascii="Arial" w:eastAsia="Arial" w:hAnsi="Arial" w:cs="Arial"/>
-              </w:rPr>
-              <w:t xml:space="preserve">Task 7 (description of the task) </w:t>
+              <w:t>PS5 News</w:t>
             </w:r>
           </w:p>
         </w:tc>
@@ -4554,9 +4565,12 @@
           </w:tcPr>
           <w:p>
             <w:pPr>
-              <w:spacing w:line="240" w:lineRule="auto"/>
+              <w:spacing w:after="2" w:line="240" w:lineRule="auto"/>
               <w:ind w:right="3127"/>
               <w:jc w:val="both"/>
+              <w:rPr>
+                <w:rFonts w:ascii="Arial" w:eastAsia="Arial" w:hAnsi="Arial" w:cs="Arial"/>
+              </w:rPr>
             </w:pPr>
             <w:r>
               <w:rPr>
@@ -4569,27 +4583,48 @@
               <w:rPr>
                 <w:rFonts w:ascii="Arial" w:eastAsia="Arial" w:hAnsi="Arial" w:cs="Arial"/>
               </w:rPr>
-              <w:t xml:space="preserve">  yes/no </w:t>
-            </w:r>
-            <w:r>
-              <w:rPr>
-                <w:rFonts w:ascii="Arial" w:eastAsia="Arial" w:hAnsi="Arial" w:cs="Arial"/>
-                <w:b/>
-              </w:rPr>
-              <w:t>Time taken:</w:t>
-            </w:r>
-            <w:r>
-              <w:rPr>
-                <w:rFonts w:ascii="Arial" w:eastAsia="Arial" w:hAnsi="Arial" w:cs="Arial"/>
-              </w:rPr>
-              <w:t xml:space="preserve"> in seconds </w:t>
-            </w:r>
-            <w:r>
-              <w:rPr>
-                <w:rFonts w:ascii="Arial" w:eastAsia="Arial" w:hAnsi="Arial" w:cs="Arial"/>
-                <w:b/>
-              </w:rPr>
-              <w:t xml:space="preserve">Facial expressions: </w:t>
+              <w:t xml:space="preserve">  yes </w:t>
+            </w:r>
+          </w:p>
+          <w:p>
+            <w:pPr>
+              <w:spacing w:after="2" w:line="240" w:lineRule="auto"/>
+              <w:ind w:right="3127"/>
+              <w:jc w:val="both"/>
+              <w:rPr>
+                <w:rFonts w:ascii="Arial" w:eastAsia="Arial" w:hAnsi="Arial" w:cs="Arial"/>
+                <w:b/>
+              </w:rPr>
+            </w:pPr>
+            <w:r>
+              <w:rPr>
+                <w:rFonts w:ascii="Arial" w:eastAsia="Arial" w:hAnsi="Arial" w:cs="Arial"/>
+                <w:b/>
+              </w:rPr>
+              <w:t>Time taken: 28secs</w:t>
+            </w:r>
+          </w:p>
+          <w:p>
+            <w:pPr>
+              <w:spacing w:after="2" w:line="240" w:lineRule="auto"/>
+              <w:ind w:right="3127"/>
+              <w:jc w:val="both"/>
+              <w:rPr>
+                <w:rFonts w:ascii="Arial" w:eastAsia="Arial" w:hAnsi="Arial" w:cs="Arial"/>
+              </w:rPr>
+            </w:pPr>
+            <w:r>
+              <w:rPr>
+                <w:rFonts w:ascii="Arial" w:eastAsia="Arial" w:hAnsi="Arial" w:cs="Arial"/>
+              </w:rPr>
+              <w:t xml:space="preserve"> </w:t>
+            </w:r>
+            <w:r>
+              <w:rPr>
+                <w:rFonts w:ascii="Arial" w:eastAsia="Arial" w:hAnsi="Arial" w:cs="Arial"/>
+                <w:b/>
+              </w:rPr>
+              <w:t>Facial expressions: Confident</w:t>
             </w:r>
           </w:p>
           <w:p>
@@ -4604,7 +4639,7 @@
               <w:rPr>
                 <w:rFonts w:ascii="Arial" w:eastAsia="Arial" w:hAnsi="Arial" w:cs="Arial"/>
               </w:rPr>
-              <w:t xml:space="preserve">  </w:t>
+              <w:t xml:space="preserve">  N/A</w:t>
             </w:r>
           </w:p>
           <w:p>
@@ -4619,7 +4654,7 @@
               <w:rPr>
                 <w:rFonts w:ascii="Arial" w:eastAsia="Arial" w:hAnsi="Arial" w:cs="Arial"/>
               </w:rPr>
-              <w:t xml:space="preserve"> </w:t>
+              <w:t xml:space="preserve"> N/A</w:t>
             </w:r>
           </w:p>
         </w:tc>
@@ -4645,10 +4680,7 @@
               <w:ind w:left="5"/>
             </w:pPr>
             <w:r>
-              <w:rPr>
-                <w:rFonts w:ascii="Arial" w:eastAsia="Arial" w:hAnsi="Arial" w:cs="Arial"/>
-              </w:rPr>
-              <w:t xml:space="preserve">Task 8 (description of the task) </w:t>
+              <w:t>Find About/Contact Info</w:t>
             </w:r>
           </w:p>
         </w:tc>
@@ -4665,9 +4697,12 @@
           </w:tcPr>
           <w:p>
             <w:pPr>
-              <w:spacing w:line="240" w:lineRule="auto"/>
+              <w:spacing w:after="2" w:line="240" w:lineRule="auto"/>
               <w:ind w:right="3127"/>
               <w:jc w:val="both"/>
+              <w:rPr>
+                <w:rFonts w:ascii="Arial" w:eastAsia="Arial" w:hAnsi="Arial" w:cs="Arial"/>
+              </w:rPr>
             </w:pPr>
             <w:r>
               <w:rPr>
@@ -4680,27 +4715,48 @@
               <w:rPr>
                 <w:rFonts w:ascii="Arial" w:eastAsia="Arial" w:hAnsi="Arial" w:cs="Arial"/>
               </w:rPr>
-              <w:t xml:space="preserve">  yes/no </w:t>
-            </w:r>
-            <w:r>
-              <w:rPr>
-                <w:rFonts w:ascii="Arial" w:eastAsia="Arial" w:hAnsi="Arial" w:cs="Arial"/>
-                <w:b/>
-              </w:rPr>
-              <w:t>Time taken:</w:t>
-            </w:r>
-            <w:r>
-              <w:rPr>
-                <w:rFonts w:ascii="Arial" w:eastAsia="Arial" w:hAnsi="Arial" w:cs="Arial"/>
-              </w:rPr>
-              <w:t xml:space="preserve"> in seconds </w:t>
-            </w:r>
-            <w:r>
-              <w:rPr>
-                <w:rFonts w:ascii="Arial" w:eastAsia="Arial" w:hAnsi="Arial" w:cs="Arial"/>
-                <w:b/>
-              </w:rPr>
-              <w:t xml:space="preserve">Facial expressions: </w:t>
+              <w:t xml:space="preserve">  no</w:t>
+            </w:r>
+          </w:p>
+          <w:p>
+            <w:pPr>
+              <w:spacing w:after="2" w:line="240" w:lineRule="auto"/>
+              <w:ind w:right="3127"/>
+              <w:jc w:val="both"/>
+              <w:rPr>
+                <w:rFonts w:ascii="Arial" w:eastAsia="Arial" w:hAnsi="Arial" w:cs="Arial"/>
+                <w:b/>
+              </w:rPr>
+            </w:pPr>
+            <w:r>
+              <w:rPr>
+                <w:rFonts w:ascii="Arial" w:eastAsia="Arial" w:hAnsi="Arial" w:cs="Arial"/>
+                <w:b/>
+              </w:rPr>
+              <w:t>Time taken: 86secs</w:t>
+            </w:r>
+          </w:p>
+          <w:p>
+            <w:pPr>
+              <w:spacing w:after="2" w:line="240" w:lineRule="auto"/>
+              <w:ind w:right="3127"/>
+              <w:jc w:val="both"/>
+              <w:rPr>
+                <w:rFonts w:ascii="Arial" w:eastAsia="Arial" w:hAnsi="Arial" w:cs="Arial"/>
+              </w:rPr>
+            </w:pPr>
+            <w:r>
+              <w:rPr>
+                <w:rFonts w:ascii="Arial" w:eastAsia="Arial" w:hAnsi="Arial" w:cs="Arial"/>
+              </w:rPr>
+              <w:t xml:space="preserve"> </w:t>
+            </w:r>
+            <w:r>
+              <w:rPr>
+                <w:rFonts w:ascii="Arial" w:eastAsia="Arial" w:hAnsi="Arial" w:cs="Arial"/>
+                <w:b/>
+              </w:rPr>
+              <w:t>Facial expressions: Confused</w:t>
             </w:r>
           </w:p>
           <w:p>
@@ -4715,7 +4771,7 @@
               <w:rPr>
                 <w:rFonts w:ascii="Arial" w:eastAsia="Arial" w:hAnsi="Arial" w:cs="Arial"/>
               </w:rPr>
-              <w:t xml:space="preserve">  </w:t>
+              <w:t xml:space="preserve">  N/A</w:t>
             </w:r>
           </w:p>
           <w:p>
@@ -4730,7 +4786,7 @@
               <w:rPr>
                 <w:rFonts w:ascii="Arial" w:eastAsia="Arial" w:hAnsi="Arial" w:cs="Arial"/>
               </w:rPr>
-              <w:t xml:space="preserve"> </w:t>
+              <w:t xml:space="preserve"> N/A</w:t>
             </w:r>
           </w:p>
         </w:tc>
@@ -4756,10 +4812,7 @@
               <w:ind w:left="5"/>
             </w:pPr>
             <w:r>
-              <w:rPr>
-                <w:rFonts w:ascii="Arial" w:eastAsia="Arial" w:hAnsi="Arial" w:cs="Arial"/>
-              </w:rPr>
-              <w:t xml:space="preserve">Task 9 (description of the task) </w:t>
+              <w:t>Navigate to the xbox news then find the xbox hardware page.</w:t>
             </w:r>
           </w:p>
         </w:tc>
@@ -4776,9 +4829,12 @@
           </w:tcPr>
           <w:p>
             <w:pPr>
-              <w:spacing w:line="240" w:lineRule="auto"/>
+              <w:spacing w:after="2" w:line="240" w:lineRule="auto"/>
               <w:ind w:right="3127"/>
               <w:jc w:val="both"/>
+              <w:rPr>
+                <w:rFonts w:ascii="Arial" w:eastAsia="Arial" w:hAnsi="Arial" w:cs="Arial"/>
+              </w:rPr>
             </w:pPr>
             <w:r>
               <w:rPr>
@@ -4791,27 +4847,48 @@
               <w:rPr>
                 <w:rFonts w:ascii="Arial" w:eastAsia="Arial" w:hAnsi="Arial" w:cs="Arial"/>
               </w:rPr>
-              <w:t xml:space="preserve">  yes/no </w:t>
-            </w:r>
-            <w:r>
-              <w:rPr>
-                <w:rFonts w:ascii="Arial" w:eastAsia="Arial" w:hAnsi="Arial" w:cs="Arial"/>
-                <w:b/>
-              </w:rPr>
-              <w:t>Time taken:</w:t>
-            </w:r>
-            <w:r>
-              <w:rPr>
-                <w:rFonts w:ascii="Arial" w:eastAsia="Arial" w:hAnsi="Arial" w:cs="Arial"/>
-              </w:rPr>
-              <w:t xml:space="preserve"> in seconds </w:t>
-            </w:r>
-            <w:r>
-              <w:rPr>
-                <w:rFonts w:ascii="Arial" w:eastAsia="Arial" w:hAnsi="Arial" w:cs="Arial"/>
-                <w:b/>
-              </w:rPr>
-              <w:t xml:space="preserve">Facial expressions: </w:t>
+              <w:t xml:space="preserve">  yes </w:t>
+            </w:r>
+          </w:p>
+          <w:p>
+            <w:pPr>
+              <w:spacing w:after="2" w:line="240" w:lineRule="auto"/>
+              <w:ind w:right="3127"/>
+              <w:jc w:val="both"/>
+              <w:rPr>
+                <w:rFonts w:ascii="Arial" w:eastAsia="Arial" w:hAnsi="Arial" w:cs="Arial"/>
+                <w:b/>
+              </w:rPr>
+            </w:pPr>
+            <w:r>
+              <w:rPr>
+                <w:rFonts w:ascii="Arial" w:eastAsia="Arial" w:hAnsi="Arial" w:cs="Arial"/>
+                <w:b/>
+              </w:rPr>
+              <w:t>Time taken: 49secs</w:t>
+            </w:r>
+          </w:p>
+          <w:p>
+            <w:pPr>
+              <w:spacing w:after="2" w:line="240" w:lineRule="auto"/>
+              <w:ind w:right="3127"/>
+              <w:jc w:val="both"/>
+              <w:rPr>
+                <w:rFonts w:ascii="Arial" w:eastAsia="Arial" w:hAnsi="Arial" w:cs="Arial"/>
+              </w:rPr>
+            </w:pPr>
+            <w:r>
+              <w:rPr>
+                <w:rFonts w:ascii="Arial" w:eastAsia="Arial" w:hAnsi="Arial" w:cs="Arial"/>
+              </w:rPr>
+              <w:t xml:space="preserve"> </w:t>
+            </w:r>
+            <w:r>
+              <w:rPr>
+                <w:rFonts w:ascii="Arial" w:eastAsia="Arial" w:hAnsi="Arial" w:cs="Arial"/>
+                <w:b/>
+              </w:rPr>
+              <w:t>Facial expressions: Puzzled</w:t>
             </w:r>
           </w:p>
           <w:p>
@@ -4826,7 +4903,7 @@
               <w:rPr>
                 <w:rFonts w:ascii="Arial" w:eastAsia="Arial" w:hAnsi="Arial" w:cs="Arial"/>
               </w:rPr>
-              <w:t xml:space="preserve">  </w:t>
+              <w:t xml:space="preserve">  N/A</w:t>
             </w:r>
           </w:p>
           <w:p>
@@ -4841,7 +4918,7 @@
               <w:rPr>
                 <w:rFonts w:ascii="Arial" w:eastAsia="Arial" w:hAnsi="Arial" w:cs="Arial"/>
               </w:rPr>
-              <w:t xml:space="preserve"> </w:t>
+              <w:t xml:space="preserve"> N/A</w:t>
             </w:r>
           </w:p>
         </w:tc>
@@ -4868,10 +4945,7 @@
               <w:jc w:val="both"/>
             </w:pPr>
             <w:r>
-              <w:rPr>
-                <w:rFonts w:ascii="Arial" w:eastAsia="Arial" w:hAnsi="Arial" w:cs="Arial"/>
-              </w:rPr>
-              <w:t xml:space="preserve">Task 10 (description of the task) </w:t>
+              <w:t>Find live feed on Apex Patch Notes</w:t>
             </w:r>
           </w:p>
         </w:tc>
@@ -4888,9 +4962,12 @@
           </w:tcPr>
           <w:p>
             <w:pPr>
-              <w:spacing w:line="240" w:lineRule="auto"/>
+              <w:spacing w:after="2" w:line="240" w:lineRule="auto"/>
               <w:ind w:right="3127"/>
               <w:jc w:val="both"/>
+              <w:rPr>
+                <w:rFonts w:ascii="Arial" w:eastAsia="Arial" w:hAnsi="Arial" w:cs="Arial"/>
+              </w:rPr>
             </w:pPr>
             <w:r>
               <w:rPr>
@@ -4903,27 +4980,48 @@
               <w:rPr>
                 <w:rFonts w:ascii="Arial" w:eastAsia="Arial" w:hAnsi="Arial" w:cs="Arial"/>
               </w:rPr>
-              <w:t xml:space="preserve">  yes/no </w:t>
-            </w:r>
-            <w:r>
-              <w:rPr>
-                <w:rFonts w:ascii="Arial" w:eastAsia="Arial" w:hAnsi="Arial" w:cs="Arial"/>
-                <w:b/>
-              </w:rPr>
-              <w:t>Time taken:</w:t>
-            </w:r>
-            <w:r>
-              <w:rPr>
-                <w:rFonts w:ascii="Arial" w:eastAsia="Arial" w:hAnsi="Arial" w:cs="Arial"/>
-              </w:rPr>
-              <w:t xml:space="preserve"> in seconds </w:t>
-            </w:r>
-            <w:r>
-              <w:rPr>
-                <w:rFonts w:ascii="Arial" w:eastAsia="Arial" w:hAnsi="Arial" w:cs="Arial"/>
-                <w:b/>
-              </w:rPr>
-              <w:t xml:space="preserve">Facial expressions: </w:t>
+              <w:t xml:space="preserve">  yes </w:t>
+            </w:r>
+          </w:p>
+          <w:p>
+            <w:pPr>
+              <w:spacing w:after="2" w:line="240" w:lineRule="auto"/>
+              <w:ind w:right="3127"/>
+              <w:jc w:val="both"/>
+              <w:rPr>
+                <w:rFonts w:ascii="Arial" w:eastAsia="Arial" w:hAnsi="Arial" w:cs="Arial"/>
+                <w:b/>
+              </w:rPr>
+            </w:pPr>
+            <w:r>
+              <w:rPr>
+                <w:rFonts w:ascii="Arial" w:eastAsia="Arial" w:hAnsi="Arial" w:cs="Arial"/>
+                <w:b/>
+              </w:rPr>
+              <w:t>Time taken: 57secs</w:t>
+            </w:r>
+          </w:p>
+          <w:p>
+            <w:pPr>
+              <w:spacing w:after="2" w:line="240" w:lineRule="auto"/>
+              <w:ind w:right="3127"/>
+              <w:jc w:val="both"/>
+              <w:rPr>
+                <w:rFonts w:ascii="Arial" w:eastAsia="Arial" w:hAnsi="Arial" w:cs="Arial"/>
+              </w:rPr>
+            </w:pPr>
+            <w:r>
+              <w:rPr>
+                <w:rFonts w:ascii="Arial" w:eastAsia="Arial" w:hAnsi="Arial" w:cs="Arial"/>
+              </w:rPr>
+              <w:t xml:space="preserve"> </w:t>
+            </w:r>
+            <w:r>
+              <w:rPr>
+                <w:rFonts w:ascii="Arial" w:eastAsia="Arial" w:hAnsi="Arial" w:cs="Arial"/>
+                <w:b/>
+              </w:rPr>
+              <w:t>Facial expressions: Neutral</w:t>
             </w:r>
           </w:p>
           <w:p>
@@ -4938,7 +5036,7 @@
               <w:rPr>
                 <w:rFonts w:ascii="Arial" w:eastAsia="Arial" w:hAnsi="Arial" w:cs="Arial"/>
               </w:rPr>
-              <w:t xml:space="preserve">  </w:t>
+              <w:t xml:space="preserve">  N/A</w:t>
             </w:r>
           </w:p>
           <w:p>
@@ -4953,7 +5051,7 @@
               <w:rPr>
                 <w:rFonts w:ascii="Arial" w:eastAsia="Arial" w:hAnsi="Arial" w:cs="Arial"/>
               </w:rPr>
-              <w:t xml:space="preserve"> </w:t>
+              <w:t xml:space="preserve"> N/A</w:t>
             </w:r>
           </w:p>
         </w:tc>
@@ -5009,85 +5107,63 @@
           </w:tcPr>
           <w:p>
             <w:pPr>
-              <w:ind w:left="5"/>
-            </w:pPr>
-            <w:r>
-              <w:rPr>
-                <w:rFonts w:ascii="Arial" w:eastAsia="Arial" w:hAnsi="Arial" w:cs="Arial"/>
-                <w:i/>
-              </w:rPr>
-              <w:lastRenderedPageBreak/>
-              <w:t xml:space="preserve">Ask the users about the site and insert their answers here. </w:t>
-            </w:r>
-          </w:p>
-          <w:p>
-            <w:pPr>
-              <w:spacing w:after="6" w:line="238" w:lineRule="auto"/>
-              <w:ind w:left="5" w:right="682"/>
-            </w:pPr>
-            <w:r>
-              <w:rPr>
-                <w:rFonts w:ascii="Arial" w:eastAsia="Arial" w:hAnsi="Arial" w:cs="Arial"/>
-                <w:i/>
-              </w:rPr>
-              <w:t xml:space="preserve">Questions that you must ask are below, but you are more than welcome ask them other questions you deem necessary -   </w:t>
-            </w:r>
-            <w:r>
-              <w:rPr>
-                <w:rFonts w:ascii="Segoe UI Symbol" w:eastAsia="Segoe UI Symbol" w:hAnsi="Segoe UI Symbol" w:cs="Segoe UI Symbol"/>
-              </w:rPr>
-              <w:t>•</w:t>
-            </w:r>
-            <w:r>
-              <w:rPr>
-                <w:rFonts w:ascii="Arial" w:eastAsia="Arial" w:hAnsi="Arial" w:cs="Arial"/>
-              </w:rPr>
-              <w:t xml:space="preserve"> </w:t>
-            </w:r>
-            <w:r>
-              <w:rPr>
-                <w:rFonts w:ascii="Arial" w:eastAsia="Arial" w:hAnsi="Arial" w:cs="Arial"/>
-              </w:rPr>
-              <w:tab/>
-            </w:r>
-            <w:r>
-              <w:rPr>
-                <w:rFonts w:ascii="Arial" w:eastAsia="Arial" w:hAnsi="Arial" w:cs="Arial"/>
-                <w:i/>
-              </w:rPr>
-              <w:t xml:space="preserve">what they liked </w:t>
-            </w:r>
-          </w:p>
-          <w:p>
-            <w:pPr>
+              <w:pStyle w:val="ListParagraph"/>
               <w:numPr>
                 <w:ilvl w:val="0"/>
-                <w:numId w:val="4"/>
+                <w:numId w:val="7"/>
               </w:numPr>
-              <w:ind w:hanging="360"/>
-            </w:pPr>
-            <w:r>
-              <w:rPr>
-                <w:rFonts w:ascii="Arial" w:eastAsia="Arial" w:hAnsi="Arial" w:cs="Arial"/>
-                <w:i/>
-              </w:rPr>
-              <w:t xml:space="preserve">what they didn’t like </w:t>
-            </w:r>
-          </w:p>
-          <w:p>
-            <w:pPr>
+            </w:pPr>
+            <w:r>
+              <w:lastRenderedPageBreak/>
+              <w:t>User liked the way the site was set up and how clean it was to use</w:t>
+            </w:r>
+          </w:p>
+          <w:p>
+            <w:pPr>
+              <w:pStyle w:val="ListParagraph"/>
               <w:numPr>
                 <w:ilvl w:val="0"/>
-                <w:numId w:val="4"/>
+                <w:numId w:val="7"/>
               </w:numPr>
-              <w:ind w:hanging="360"/>
-            </w:pPr>
-            <w:r>
-              <w:rPr>
-                <w:rFonts w:ascii="Arial" w:eastAsia="Arial" w:hAnsi="Arial" w:cs="Arial"/>
-                <w:i/>
-              </w:rPr>
-              <w:t xml:space="preserve">what suggestions they can provide to make the site better for users </w:t>
+            </w:pPr>
+            <w:r>
+              <w:t>User liked the images and links</w:t>
+            </w:r>
+          </w:p>
+          <w:p>
+            <w:pPr>
+              <w:pStyle w:val="ListParagraph"/>
+              <w:numPr>
+                <w:ilvl w:val="0"/>
+                <w:numId w:val="7"/>
+              </w:numPr>
+            </w:pPr>
+            <w:r>
+              <w:t>User liked the layout/map</w:t>
+            </w:r>
+          </w:p>
+          <w:p>
+            <w:pPr>
+              <w:pStyle w:val="ListParagraph"/>
+              <w:numPr>
+                <w:ilvl w:val="0"/>
+                <w:numId w:val="7"/>
+              </w:numPr>
+            </w:pPr>
+            <w:r>
+              <w:t xml:space="preserve">User did not like how there was not a search bar </w:t>
+            </w:r>
+          </w:p>
+          <w:p>
+            <w:pPr>
+              <w:pStyle w:val="ListParagraph"/>
+              <w:numPr>
+                <w:ilvl w:val="0"/>
+                <w:numId w:val="7"/>
+              </w:numPr>
+            </w:pPr>
+            <w:r>
+              <w:t>User did not like how there wasn’t any clarification for finding information</w:t>
             </w:r>
           </w:p>
         </w:tc>
@@ -5150,7 +5226,7 @@
                 <w:rFonts w:ascii="Arial" w:eastAsia="Arial" w:hAnsi="Arial" w:cs="Arial"/>
                 <w:i/>
               </w:rPr>
-              <w:t xml:space="preserve">Insert the closing remarks with your Thank You speech here. </w:t>
+              <w:t>Thank you for taking the time to go through my site and give me an accurate examination of it for future developments.</w:t>
             </w:r>
           </w:p>
         </w:tc>
@@ -5213,7 +5289,49 @@
                 <w:rFonts w:ascii="Arial" w:eastAsia="Arial" w:hAnsi="Arial" w:cs="Arial"/>
                 <w:i/>
               </w:rPr>
-              <w:t xml:space="preserve">Insert your own assessments of the test, your experience here, if there is anything you would do differently next time, if anything else needs to be added to this document, and so on. </w:t>
+              <w:t>I found that it was easy to navigate and find general information</w:t>
+            </w:r>
+            <w:r>
+              <w:rPr>
+                <w:rFonts w:ascii="Arial" w:eastAsia="Arial" w:hAnsi="Arial" w:cs="Arial"/>
+                <w:i/>
+              </w:rPr>
+              <w:t>;</w:t>
+            </w:r>
+            <w:r>
+              <w:rPr>
+                <w:rFonts w:ascii="Arial" w:eastAsia="Arial" w:hAnsi="Arial" w:cs="Arial"/>
+                <w:i/>
+              </w:rPr>
+              <w:t xml:space="preserve"> however</w:t>
+            </w:r>
+            <w:r>
+              <w:rPr>
+                <w:rFonts w:ascii="Arial" w:eastAsia="Arial" w:hAnsi="Arial" w:cs="Arial"/>
+                <w:i/>
+              </w:rPr>
+              <w:t>,</w:t>
+            </w:r>
+            <w:r>
+              <w:rPr>
+                <w:rFonts w:ascii="Arial" w:eastAsia="Arial" w:hAnsi="Arial" w:cs="Arial"/>
+                <w:i/>
+              </w:rPr>
+              <w:t xml:space="preserve"> that was only because</w:t>
+            </w:r>
+            <w:r>
+              <w:rPr>
+                <w:rFonts w:ascii="Arial" w:eastAsia="Arial" w:hAnsi="Arial" w:cs="Arial"/>
+                <w:i/>
+              </w:rPr>
+              <w:t xml:space="preserve"> of the fact that I knew the site map and how to navigate it. A search bar would prove to be very helpful for pinpointing specific information. When searching for broad information, our pages and drop boxes proved to work well. Other than that, some overall clearer headers to create distinction might help users who are not tech savvy to find our information better.</w:t>
+            </w:r>
+            <w:r>
+              <w:rPr>
+                <w:rFonts w:ascii="Arial" w:eastAsia="Arial" w:hAnsi="Arial" w:cs="Arial"/>
+                <w:i/>
+              </w:rPr>
+              <w:t xml:space="preserve"> </w:t>
             </w:r>
           </w:p>
         </w:tc>
@@ -5327,7 +5445,7 @@
                 <w:sz w:val="24"/>
               </w:rPr>
               <w:drawing>
-                <wp:inline distT="0" distB="0" distL="0" distR="0" wp14:anchorId="4182A58F" wp14:editId="2EC3C12B">
+                <wp:inline distT="0" distB="0" distL="0" distR="0" wp14:anchorId="4182A58F" wp14:editId="7DC607A1">
                   <wp:extent cx="5495925" cy="1936750"/>
                   <wp:effectExtent l="0" t="0" r="9525" b="6350"/>
                   <wp:docPr id="857058818" name="Picture 1"/>
@@ -5342,7 +5460,7 @@
                           <pic:cNvPicPr/>
                         </pic:nvPicPr>
                         <pic:blipFill>
-                          <a:blip r:embed="rId6" cstate="print">
+                          <a:blip r:embed="rId10" cstate="print">
                             <a:extLst>
                               <a:ext uri="{28A0092B-C50C-407E-A947-70E740481C1C}">
                                 <a14:useLocalDpi xmlns:a14="http://schemas.microsoft.com/office/drawing/2010/main" val="0"/>
@@ -5385,8 +5503,9 @@
               <w:rPr>
                 <w:noProof/>
               </w:rPr>
+              <w:lastRenderedPageBreak/>
               <w:drawing>
-                <wp:inline distT="0" distB="0" distL="0" distR="0" wp14:anchorId="0AC49B77" wp14:editId="0BC8BB3D">
+                <wp:inline distT="0" distB="0" distL="0" distR="0" wp14:anchorId="0AC49B77" wp14:editId="74D3D602">
                   <wp:extent cx="6039333" cy="3190875"/>
                   <wp:effectExtent l="0" t="0" r="0" b="0"/>
                   <wp:docPr id="1672517029" name="Picture 2"/>
@@ -5401,7 +5520,7 @@
                           <pic:cNvPicPr/>
                         </pic:nvPicPr>
                         <pic:blipFill>
-                          <a:blip r:embed="rId7" cstate="print">
+                          <a:blip r:embed="rId11" cstate="print">
                             <a:extLst>
                               <a:ext uri="{28A0092B-C50C-407E-A947-70E740481C1C}">
                                 <a14:useLocalDpi xmlns:a14="http://schemas.microsoft.com/office/drawing/2010/main" val="0"/>
@@ -5436,9 +5555,8 @@
               <w:rPr>
                 <w:noProof/>
               </w:rPr>
-              <w:lastRenderedPageBreak/>
               <w:drawing>
-                <wp:inline distT="0" distB="0" distL="0" distR="0" wp14:anchorId="6FD0D8DF" wp14:editId="600DC844">
+                <wp:inline distT="0" distB="0" distL="0" distR="0" wp14:anchorId="6FD0D8DF" wp14:editId="07737ECB">
                   <wp:extent cx="5943600" cy="3150235"/>
                   <wp:effectExtent l="0" t="0" r="0" b="0"/>
                   <wp:docPr id="989579326" name="Picture 3"/>
@@ -5453,7 +5571,7 @@
                           <pic:cNvPicPr/>
                         </pic:nvPicPr>
                         <pic:blipFill>
-                          <a:blip r:embed="rId8" cstate="print">
+                          <a:blip r:embed="rId12" cstate="print">
                             <a:extLst>
                               <a:ext uri="{28A0092B-C50C-407E-A947-70E740481C1C}">
                                 <a14:useLocalDpi xmlns:a14="http://schemas.microsoft.com/office/drawing/2010/main" val="0"/>
@@ -5488,8 +5606,9 @@
               <w:rPr>
                 <w:noProof/>
               </w:rPr>
+              <w:lastRenderedPageBreak/>
               <w:drawing>
-                <wp:inline distT="0" distB="0" distL="0" distR="0" wp14:anchorId="02B4BA54" wp14:editId="7D271998">
+                <wp:inline distT="0" distB="0" distL="0" distR="0" wp14:anchorId="02B4BA54" wp14:editId="33CE2BCF">
                   <wp:extent cx="5943600" cy="3111500"/>
                   <wp:effectExtent l="0" t="0" r="0" b="0"/>
                   <wp:docPr id="932848983" name="Picture 4"/>
@@ -5504,7 +5623,7 @@
                           <pic:cNvPicPr/>
                         </pic:nvPicPr>
                         <pic:blipFill>
-                          <a:blip r:embed="rId9" cstate="print">
+                          <a:blip r:embed="rId13" cstate="print">
                             <a:extLst>
                               <a:ext uri="{28A0092B-C50C-407E-A947-70E740481C1C}">
                                 <a14:useLocalDpi xmlns:a14="http://schemas.microsoft.com/office/drawing/2010/main" val="0"/>
@@ -5539,9 +5658,8 @@
               <w:rPr>
                 <w:noProof/>
               </w:rPr>
-              <w:lastRenderedPageBreak/>
               <w:drawing>
-                <wp:inline distT="0" distB="0" distL="0" distR="0" wp14:anchorId="21F79C43" wp14:editId="0174E94F">
+                <wp:inline distT="0" distB="0" distL="0" distR="0" wp14:anchorId="21F79C43" wp14:editId="603D896E">
                   <wp:extent cx="5943600" cy="3223895"/>
                   <wp:effectExtent l="0" t="0" r="0" b="0"/>
                   <wp:docPr id="1358824962" name="Picture 5"/>
@@ -5556,7 +5674,7 @@
                           <pic:cNvPicPr/>
                         </pic:nvPicPr>
                         <pic:blipFill>
-                          <a:blip r:embed="rId10" cstate="print">
+                          <a:blip r:embed="rId14" cstate="print">
                             <a:extLst>
                               <a:ext uri="{28A0092B-C50C-407E-A947-70E740481C1C}">
                                 <a14:useLocalDpi xmlns:a14="http://schemas.microsoft.com/office/drawing/2010/main" val="0"/>
@@ -5591,8 +5709,9 @@
               <w:rPr>
                 <w:noProof/>
               </w:rPr>
+              <w:lastRenderedPageBreak/>
               <w:drawing>
-                <wp:inline distT="0" distB="0" distL="0" distR="0" wp14:anchorId="35E27A90" wp14:editId="6D3410C9">
+                <wp:inline distT="0" distB="0" distL="0" distR="0" wp14:anchorId="35E27A90" wp14:editId="2EF0A02C">
                   <wp:extent cx="5943600" cy="2912110"/>
                   <wp:effectExtent l="0" t="0" r="0" b="2540"/>
                   <wp:docPr id="543064573" name="Picture 6"/>
@@ -5607,7 +5726,7 @@
                           <pic:cNvPicPr/>
                         </pic:nvPicPr>
                         <pic:blipFill>
-                          <a:blip r:embed="rId11" cstate="print">
+                          <a:blip r:embed="rId15" cstate="print">
                             <a:extLst>
                               <a:ext uri="{28A0092B-C50C-407E-A947-70E740481C1C}">
                                 <a14:useLocalDpi xmlns:a14="http://schemas.microsoft.com/office/drawing/2010/main" val="0"/>
@@ -5664,15 +5783,7 @@
                 <w:sz w:val="24"/>
               </w:rPr>
               <w:lastRenderedPageBreak/>
-              <w:t>No contrast ratio that is of a least 3:1 was not provided, Titles don’t have consistent hierarchy, a page doesn’t contain an h1 element</w:t>
-            </w:r>
-            <w:r>
-              <w:rPr>
-                <w:i/>
-                <w:color w:val="1D2125"/>
-                <w:sz w:val="24"/>
-              </w:rPr>
-              <w:t xml:space="preserve"> </w:t>
+              <w:t xml:space="preserve">No contrast ratio that is of a least 3:1 was not provided, Titles don’t have consistent hierarchy, a page doesn’t contain an h1 element </w:t>
             </w:r>
           </w:p>
         </w:tc>
@@ -5702,7 +5813,6 @@
               <w:rPr>
                 <w:noProof/>
               </w:rPr>
-              <w:lastRenderedPageBreak/>
               <w:drawing>
                 <wp:inline distT="0" distB="0" distL="0" distR="0" wp14:anchorId="6E4828FD" wp14:editId="04E1DC12">
                   <wp:extent cx="5943600" cy="4634230"/>
@@ -5719,7 +5829,7 @@
                           <pic:cNvPicPr/>
                         </pic:nvPicPr>
                         <pic:blipFill>
-                          <a:blip r:embed="rId12">
+                          <a:blip r:embed="rId16">
                             <a:extLst>
                               <a:ext uri="{28A0092B-C50C-407E-A947-70E740481C1C}">
                                 <a14:useLocalDpi xmlns:a14="http://schemas.microsoft.com/office/drawing/2010/main" val="0"/>
@@ -5771,7 +5881,7 @@
                           <pic:cNvPicPr/>
                         </pic:nvPicPr>
                         <pic:blipFill>
-                          <a:blip r:embed="rId13">
+                          <a:blip r:embed="rId17">
                             <a:extLst>
                               <a:ext uri="{28A0092B-C50C-407E-A947-70E740481C1C}">
                                 <a14:useLocalDpi xmlns:a14="http://schemas.microsoft.com/office/drawing/2010/main" val="0"/>
@@ -5889,10 +5999,45 @@
             <w:r>
               <w:rPr>
                 <w:i/>
+                <w:noProof/>
                 <w:color w:val="1D2125"/>
                 <w:sz w:val="24"/>
               </w:rPr>
-              <w:t xml:space="preserve">Insert the Accessibility test screenshots here </w:t>
+              <w:drawing>
+                <wp:inline distT="0" distB="0" distL="0" distR="0" wp14:anchorId="799DC9D8" wp14:editId="35555ECD">
+                  <wp:extent cx="5943600" cy="3651885"/>
+                  <wp:effectExtent l="0" t="0" r="0" b="5715"/>
+                  <wp:docPr id="1766571321" name="Picture 1"/>
+                  <wp:cNvGraphicFramePr>
+                    <a:graphicFrameLocks xmlns:a="http://schemas.openxmlformats.org/drawingml/2006/main" noChangeAspect="1"/>
+                  </wp:cNvGraphicFramePr>
+                  <a:graphic xmlns:a="http://schemas.openxmlformats.org/drawingml/2006/main">
+                    <a:graphicData uri="http://schemas.openxmlformats.org/drawingml/2006/picture">
+                      <pic:pic xmlns:pic="http://schemas.openxmlformats.org/drawingml/2006/picture">
+                        <pic:nvPicPr>
+                          <pic:cNvPr id="1766571321" name=""/>
+                          <pic:cNvPicPr/>
+                        </pic:nvPicPr>
+                        <pic:blipFill>
+                          <a:blip r:embed="rId18"/>
+                          <a:stretch>
+                            <a:fillRect/>
+                          </a:stretch>
+                        </pic:blipFill>
+                        <pic:spPr>
+                          <a:xfrm>
+                            <a:off x="0" y="0"/>
+                            <a:ext cx="5943600" cy="3651885"/>
+                          </a:xfrm>
+                          <a:prstGeom prst="rect">
+                            <a:avLst/>
+                          </a:prstGeom>
+                        </pic:spPr>
+                      </pic:pic>
+                    </a:graphicData>
+                  </a:graphic>
+                </wp:inline>
+              </w:drawing>
             </w:r>
           </w:p>
         </w:tc>
@@ -5919,12 +6064,8 @@
               <w:ind w:left="115"/>
             </w:pPr>
             <w:r>
-              <w:rPr>
-                <w:i/>
-                <w:color w:val="1D2125"/>
-                <w:sz w:val="24"/>
-              </w:rPr>
-              <w:t xml:space="preserve">List the issues found here </w:t>
+              <w:lastRenderedPageBreak/>
+              <w:t>Poor clarity and overall clear delivery. However, the structure of the site and performance produced a satisfactory score.</w:t>
             </w:r>
           </w:p>
         </w:tc>
@@ -5953,10 +6094,315 @@
             <w:r>
               <w:rPr>
                 <w:i/>
+                <w:noProof/>
                 <w:color w:val="1D2125"/>
                 <w:sz w:val="24"/>
               </w:rPr>
-              <w:t xml:space="preserve">Insert the HTML validation screenshots here </w:t>
+              <w:drawing>
+                <wp:inline distT="0" distB="0" distL="0" distR="0" wp14:anchorId="3BA3B090" wp14:editId="11B95A1C">
+                  <wp:extent cx="5943600" cy="3543300"/>
+                  <wp:effectExtent l="0" t="0" r="0" b="0"/>
+                  <wp:docPr id="516002194" name="Picture 1"/>
+                  <wp:cNvGraphicFramePr>
+                    <a:graphicFrameLocks xmlns:a="http://schemas.openxmlformats.org/drawingml/2006/main" noChangeAspect="1"/>
+                  </wp:cNvGraphicFramePr>
+                  <a:graphic xmlns:a="http://schemas.openxmlformats.org/drawingml/2006/main">
+                    <a:graphicData uri="http://schemas.openxmlformats.org/drawingml/2006/picture">
+                      <pic:pic xmlns:pic="http://schemas.openxmlformats.org/drawingml/2006/picture">
+                        <pic:nvPicPr>
+                          <pic:cNvPr id="516002194" name=""/>
+                          <pic:cNvPicPr/>
+                        </pic:nvPicPr>
+                        <pic:blipFill>
+                          <a:blip r:embed="rId19"/>
+                          <a:stretch>
+                            <a:fillRect/>
+                          </a:stretch>
+                        </pic:blipFill>
+                        <pic:spPr>
+                          <a:xfrm>
+                            <a:off x="0" y="0"/>
+                            <a:ext cx="5943600" cy="3543300"/>
+                          </a:xfrm>
+                          <a:prstGeom prst="rect">
+                            <a:avLst/>
+                          </a:prstGeom>
+                        </pic:spPr>
+                      </pic:pic>
+                    </a:graphicData>
+                  </a:graphic>
+                </wp:inline>
+              </w:drawing>
+            </w:r>
+          </w:p>
+          <w:p>
+            <w:pPr>
+              <w:ind w:left="115"/>
+            </w:pPr>
+            <w:r>
+              <w:rPr>
+                <w:noProof/>
+              </w:rPr>
+              <w:drawing>
+                <wp:inline distT="0" distB="0" distL="0" distR="0" wp14:anchorId="1407A6C0" wp14:editId="0494C20F">
+                  <wp:extent cx="5943600" cy="3585210"/>
+                  <wp:effectExtent l="0" t="0" r="0" b="0"/>
+                  <wp:docPr id="1394782883" name="Picture 1"/>
+                  <wp:cNvGraphicFramePr>
+                    <a:graphicFrameLocks xmlns:a="http://schemas.openxmlformats.org/drawingml/2006/main" noChangeAspect="1"/>
+                  </wp:cNvGraphicFramePr>
+                  <a:graphic xmlns:a="http://schemas.openxmlformats.org/drawingml/2006/main">
+                    <a:graphicData uri="http://schemas.openxmlformats.org/drawingml/2006/picture">
+                      <pic:pic xmlns:pic="http://schemas.openxmlformats.org/drawingml/2006/picture">
+                        <pic:nvPicPr>
+                          <pic:cNvPr id="1394782883" name=""/>
+                          <pic:cNvPicPr/>
+                        </pic:nvPicPr>
+                        <pic:blipFill>
+                          <a:blip r:embed="rId20"/>
+                          <a:stretch>
+                            <a:fillRect/>
+                          </a:stretch>
+                        </pic:blipFill>
+                        <pic:spPr>
+                          <a:xfrm>
+                            <a:off x="0" y="0"/>
+                            <a:ext cx="5943600" cy="3585210"/>
+                          </a:xfrm>
+                          <a:prstGeom prst="rect">
+                            <a:avLst/>
+                          </a:prstGeom>
+                        </pic:spPr>
+                      </pic:pic>
+                    </a:graphicData>
+                  </a:graphic>
+                </wp:inline>
+              </w:drawing>
+            </w:r>
+          </w:p>
+          <w:p>
+            <w:pPr>
+              <w:ind w:left="115"/>
+            </w:pPr>
+            <w:r>
+              <w:rPr>
+                <w:noProof/>
+              </w:rPr>
+              <w:lastRenderedPageBreak/>
+              <w:drawing>
+                <wp:inline distT="0" distB="0" distL="0" distR="0" wp14:anchorId="01ED21D9" wp14:editId="013823DB">
+                  <wp:extent cx="5943600" cy="4558665"/>
+                  <wp:effectExtent l="0" t="0" r="0" b="0"/>
+                  <wp:docPr id="2023070784" name="Picture 1"/>
+                  <wp:cNvGraphicFramePr>
+                    <a:graphicFrameLocks xmlns:a="http://schemas.openxmlformats.org/drawingml/2006/main" noChangeAspect="1"/>
+                  </wp:cNvGraphicFramePr>
+                  <a:graphic xmlns:a="http://schemas.openxmlformats.org/drawingml/2006/main">
+                    <a:graphicData uri="http://schemas.openxmlformats.org/drawingml/2006/picture">
+                      <pic:pic xmlns:pic="http://schemas.openxmlformats.org/drawingml/2006/picture">
+                        <pic:nvPicPr>
+                          <pic:cNvPr id="2023070784" name=""/>
+                          <pic:cNvPicPr/>
+                        </pic:nvPicPr>
+                        <pic:blipFill>
+                          <a:blip r:embed="rId21"/>
+                          <a:stretch>
+                            <a:fillRect/>
+                          </a:stretch>
+                        </pic:blipFill>
+                        <pic:spPr>
+                          <a:xfrm>
+                            <a:off x="0" y="0"/>
+                            <a:ext cx="5943600" cy="4558665"/>
+                          </a:xfrm>
+                          <a:prstGeom prst="rect">
+                            <a:avLst/>
+                          </a:prstGeom>
+                        </pic:spPr>
+                      </pic:pic>
+                    </a:graphicData>
+                  </a:graphic>
+                </wp:inline>
+              </w:drawing>
+            </w:r>
+          </w:p>
+          <w:p>
+            <w:pPr>
+              <w:ind w:left="115"/>
+            </w:pPr>
+            <w:r>
+              <w:rPr>
+                <w:noProof/>
+              </w:rPr>
+              <w:drawing>
+                <wp:inline distT="0" distB="0" distL="0" distR="0" wp14:anchorId="05D188D1" wp14:editId="527A6682">
+                  <wp:extent cx="5943600" cy="3594735"/>
+                  <wp:effectExtent l="0" t="0" r="0" b="5715"/>
+                  <wp:docPr id="1470343718" name="Picture 1"/>
+                  <wp:cNvGraphicFramePr>
+                    <a:graphicFrameLocks xmlns:a="http://schemas.openxmlformats.org/drawingml/2006/main" noChangeAspect="1"/>
+                  </wp:cNvGraphicFramePr>
+                  <a:graphic xmlns:a="http://schemas.openxmlformats.org/drawingml/2006/main">
+                    <a:graphicData uri="http://schemas.openxmlformats.org/drawingml/2006/picture">
+                      <pic:pic xmlns:pic="http://schemas.openxmlformats.org/drawingml/2006/picture">
+                        <pic:nvPicPr>
+                          <pic:cNvPr id="1470343718" name=""/>
+                          <pic:cNvPicPr/>
+                        </pic:nvPicPr>
+                        <pic:blipFill>
+                          <a:blip r:embed="rId22"/>
+                          <a:stretch>
+                            <a:fillRect/>
+                          </a:stretch>
+                        </pic:blipFill>
+                        <pic:spPr>
+                          <a:xfrm>
+                            <a:off x="0" y="0"/>
+                            <a:ext cx="5943600" cy="3594735"/>
+                          </a:xfrm>
+                          <a:prstGeom prst="rect">
+                            <a:avLst/>
+                          </a:prstGeom>
+                        </pic:spPr>
+                      </pic:pic>
+                    </a:graphicData>
+                  </a:graphic>
+                </wp:inline>
+              </w:drawing>
+            </w:r>
+          </w:p>
+          <w:p>
+            <w:pPr>
+              <w:ind w:left="115"/>
+            </w:pPr>
+            <w:r>
+              <w:rPr>
+                <w:noProof/>
+              </w:rPr>
+              <w:lastRenderedPageBreak/>
+              <w:drawing>
+                <wp:inline distT="0" distB="0" distL="0" distR="0" wp14:anchorId="16729F20" wp14:editId="464F5B0D">
+                  <wp:extent cx="5943600" cy="3550920"/>
+                  <wp:effectExtent l="0" t="0" r="0" b="0"/>
+                  <wp:docPr id="1250628769" name="Picture 1"/>
+                  <wp:cNvGraphicFramePr>
+                    <a:graphicFrameLocks xmlns:a="http://schemas.openxmlformats.org/drawingml/2006/main" noChangeAspect="1"/>
+                  </wp:cNvGraphicFramePr>
+                  <a:graphic xmlns:a="http://schemas.openxmlformats.org/drawingml/2006/main">
+                    <a:graphicData uri="http://schemas.openxmlformats.org/drawingml/2006/picture">
+                      <pic:pic xmlns:pic="http://schemas.openxmlformats.org/drawingml/2006/picture">
+                        <pic:nvPicPr>
+                          <pic:cNvPr id="1250628769" name=""/>
+                          <pic:cNvPicPr/>
+                        </pic:nvPicPr>
+                        <pic:blipFill>
+                          <a:blip r:embed="rId23"/>
+                          <a:stretch>
+                            <a:fillRect/>
+                          </a:stretch>
+                        </pic:blipFill>
+                        <pic:spPr>
+                          <a:xfrm>
+                            <a:off x="0" y="0"/>
+                            <a:ext cx="5943600" cy="3550920"/>
+                          </a:xfrm>
+                          <a:prstGeom prst="rect">
+                            <a:avLst/>
+                          </a:prstGeom>
+                        </pic:spPr>
+                      </pic:pic>
+                    </a:graphicData>
+                  </a:graphic>
+                </wp:inline>
+              </w:drawing>
+            </w:r>
+          </w:p>
+          <w:p>
+            <w:pPr>
+              <w:ind w:left="115"/>
+            </w:pPr>
+            <w:r>
+              <w:rPr>
+                <w:noProof/>
+              </w:rPr>
+              <w:drawing>
+                <wp:inline distT="0" distB="0" distL="0" distR="0" wp14:anchorId="1F3CF0F0" wp14:editId="7FF3FD20">
+                  <wp:extent cx="5943600" cy="3598545"/>
+                  <wp:effectExtent l="0" t="0" r="0" b="1905"/>
+                  <wp:docPr id="1439319028" name="Picture 1"/>
+                  <wp:cNvGraphicFramePr>
+                    <a:graphicFrameLocks xmlns:a="http://schemas.openxmlformats.org/drawingml/2006/main" noChangeAspect="1"/>
+                  </wp:cNvGraphicFramePr>
+                  <a:graphic xmlns:a="http://schemas.openxmlformats.org/drawingml/2006/main">
+                    <a:graphicData uri="http://schemas.openxmlformats.org/drawingml/2006/picture">
+                      <pic:pic xmlns:pic="http://schemas.openxmlformats.org/drawingml/2006/picture">
+                        <pic:nvPicPr>
+                          <pic:cNvPr id="1439319028" name=""/>
+                          <pic:cNvPicPr/>
+                        </pic:nvPicPr>
+                        <pic:blipFill>
+                          <a:blip r:embed="rId24"/>
+                          <a:stretch>
+                            <a:fillRect/>
+                          </a:stretch>
+                        </pic:blipFill>
+                        <pic:spPr>
+                          <a:xfrm>
+                            <a:off x="0" y="0"/>
+                            <a:ext cx="5943600" cy="3598545"/>
+                          </a:xfrm>
+                          <a:prstGeom prst="rect">
+                            <a:avLst/>
+                          </a:prstGeom>
+                        </pic:spPr>
+                      </pic:pic>
+                    </a:graphicData>
+                  </a:graphic>
+                </wp:inline>
+              </w:drawing>
+            </w:r>
+          </w:p>
+          <w:p>
+            <w:r>
+              <w:rPr>
+                <w:noProof/>
+              </w:rPr>
+              <w:lastRenderedPageBreak/>
+              <w:drawing>
+                <wp:inline distT="0" distB="0" distL="0" distR="0" wp14:anchorId="1523D6AC" wp14:editId="1AEF4E97">
+                  <wp:extent cx="5943600" cy="3602990"/>
+                  <wp:effectExtent l="0" t="0" r="0" b="0"/>
+                  <wp:docPr id="465594021" name="Picture 1"/>
+                  <wp:cNvGraphicFramePr>
+                    <a:graphicFrameLocks xmlns:a="http://schemas.openxmlformats.org/drawingml/2006/main" noChangeAspect="1"/>
+                  </wp:cNvGraphicFramePr>
+                  <a:graphic xmlns:a="http://schemas.openxmlformats.org/drawingml/2006/main">
+                    <a:graphicData uri="http://schemas.openxmlformats.org/drawingml/2006/picture">
+                      <pic:pic xmlns:pic="http://schemas.openxmlformats.org/drawingml/2006/picture">
+                        <pic:nvPicPr>
+                          <pic:cNvPr id="465594021" name=""/>
+                          <pic:cNvPicPr/>
+                        </pic:nvPicPr>
+                        <pic:blipFill>
+                          <a:blip r:embed="rId25"/>
+                          <a:stretch>
+                            <a:fillRect/>
+                          </a:stretch>
+                        </pic:blipFill>
+                        <pic:spPr>
+                          <a:xfrm>
+                            <a:off x="0" y="0"/>
+                            <a:ext cx="5943600" cy="3602990"/>
+                          </a:xfrm>
+                          <a:prstGeom prst="rect">
+                            <a:avLst/>
+                          </a:prstGeom>
+                        </pic:spPr>
+                      </pic:pic>
+                    </a:graphicData>
+                  </a:graphic>
+                </wp:inline>
+              </w:drawing>
             </w:r>
           </w:p>
         </w:tc>
@@ -5988,7 +6434,24 @@
                 <w:color w:val="1D2125"/>
                 <w:sz w:val="24"/>
               </w:rPr>
-              <w:t xml:space="preserve">List the Markup issues found here </w:t>
+              <w:lastRenderedPageBreak/>
+              <w:t>Formatting issues were a major part of the usability and HTML validation process. Several pages were checked off, but a few issues were found due to font, sizing, and layering of the pages.</w:t>
+            </w:r>
+            <w:r>
+              <w:rPr>
+                <w:i/>
+                <w:color w:val="1D2125"/>
+                <w:sz w:val="24"/>
+              </w:rPr>
+              <w:t xml:space="preserve"> </w:t>
+            </w:r>
+            <w:r>
+              <w:rPr>
+                <w:i/>
+                <w:color w:val="1D2125"/>
+                <w:sz w:val="24"/>
+              </w:rPr>
+              <w:t>An attempt to create an uniform site would make the site more accessible and easier to view as well.</w:t>
             </w:r>
           </w:p>
         </w:tc>
@@ -6088,52 +6551,45 @@
           </w:tcPr>
           <w:p>
             <w:pPr>
-              <w:spacing w:line="238" w:lineRule="auto"/>
-              <w:ind w:left="115"/>
-            </w:pPr>
-            <w:r>
-              <w:rPr>
-                <w:i/>
-                <w:color w:val="1D2125"/>
-                <w:sz w:val="24"/>
-              </w:rPr>
-              <w:t xml:space="preserve">Insert team discussions and analysis of all the usability test results.  The following must be included here -  </w:t>
-            </w:r>
-          </w:p>
-          <w:p>
-            <w:pPr>
+              <w:pStyle w:val="ListParagraph"/>
               <w:numPr>
                 <w:ilvl w:val="0"/>
-                <w:numId w:val="5"/>
+                <w:numId w:val="10"/>
               </w:numPr>
-              <w:spacing w:after="14"/>
-              <w:ind w:left="959" w:right="74" w:hanging="361"/>
-            </w:pPr>
-            <w:r>
-              <w:rPr>
-                <w:i/>
-                <w:color w:val="1D2125"/>
-                <w:sz w:val="24"/>
-              </w:rPr>
-              <w:t xml:space="preserve">summary and analysis of all the results from each member’s usability test </w:t>
-            </w:r>
-          </w:p>
-          <w:p>
-            <w:pPr>
+              <w:spacing w:line="270" w:lineRule="auto"/>
+              <w:ind w:right="74"/>
+            </w:pPr>
+            <w:r>
+              <w:t>Implementations</w:t>
+            </w:r>
+            <w:r>
+              <w:t xml:space="preserve"> can be the addition of a search bar and </w:t>
+            </w:r>
+            <w:r>
+              <w:t>minor</w:t>
+            </w:r>
+            <w:r>
+              <w:t xml:space="preserve"> formatting corrections. </w:t>
+            </w:r>
+          </w:p>
+          <w:p>
+            <w:pPr>
+              <w:pStyle w:val="ListParagraph"/>
               <w:numPr>
                 <w:ilvl w:val="0"/>
-                <w:numId w:val="5"/>
+                <w:numId w:val="10"/>
               </w:numPr>
               <w:spacing w:line="270" w:lineRule="auto"/>
-              <w:ind w:left="959" w:right="74" w:hanging="361"/>
-            </w:pPr>
-            <w:r>
-              <w:rPr>
-                <w:i/>
-                <w:color w:val="1D2125"/>
-                <w:sz w:val="24"/>
-              </w:rPr>
-              <w:t xml:space="preserve">The future enhancements that can be made on the site based on analysis above. </w:t>
+              <w:ind w:right="74"/>
+            </w:pPr>
+            <w:r>
+              <w:t>Overall</w:t>
+            </w:r>
+            <w:r>
+              <w:t>, the</w:t>
+            </w:r>
+            <w:r>
+              <w:t xml:space="preserve"> site was easy to use.</w:t>
             </w:r>
           </w:p>
           <w:p>
@@ -6211,7 +6667,39 @@
                 <w:color w:val="1D2125"/>
                 <w:sz w:val="24"/>
               </w:rPr>
-              <w:t xml:space="preserve">List any accessibility issues your team has found and the steps your team will take to remedy them. </w:t>
+              <w:t>Accessibility issues mainly concerned not having a search bar for quick searches.</w:t>
+            </w:r>
+            <w:r>
+              <w:rPr>
+                <w:i/>
+                <w:color w:val="1D2125"/>
+                <w:sz w:val="24"/>
+              </w:rPr>
+              <w:t xml:space="preserve"> </w:t>
+            </w:r>
+            <w:r>
+              <w:rPr>
+                <w:i/>
+                <w:color w:val="1D2125"/>
+                <w:sz w:val="24"/>
+              </w:rPr>
+              <w:t xml:space="preserve">A lot of info was nested </w:t>
+            </w:r>
+            <w:r>
+              <w:rPr>
+                <w:i/>
+                <w:color w:val="1D2125"/>
+                <w:sz w:val="24"/>
+              </w:rPr>
+              <w:t>which as well</w:t>
+            </w:r>
+            <w:r>
+              <w:rPr>
+                <w:i/>
+                <w:color w:val="1D2125"/>
+                <w:sz w:val="24"/>
+              </w:rPr>
+              <w:t xml:space="preserve"> led to users being slightly confused on information.</w:t>
             </w:r>
           </w:p>
         </w:tc>
@@ -6244,7 +6732,6 @@
                 <w:color w:val="1D2125"/>
                 <w:sz w:val="24"/>
               </w:rPr>
-              <w:lastRenderedPageBreak/>
               <w:t xml:space="preserve">HTML Markup issues </w:t>
             </w:r>
           </w:p>
@@ -6269,16 +6756,57 @@
           </w:tcPr>
           <w:p>
             <w:pPr>
-              <w:ind w:left="115"/>
+              <w:pStyle w:val="ListParagraph"/>
+              <w:numPr>
+                <w:ilvl w:val="0"/>
+                <w:numId w:val="7"/>
+              </w:numPr>
               <w:jc w:val="both"/>
             </w:pPr>
             <w:r>
-              <w:rPr>
-                <w:i/>
-                <w:color w:val="1D2125"/>
-                <w:sz w:val="24"/>
-              </w:rPr>
-              <w:t xml:space="preserve">List any markup issues your team has found and the steps your team will take to remedy them. </w:t>
+              <w:t>Font</w:t>
+            </w:r>
+          </w:p>
+          <w:p>
+            <w:pPr>
+              <w:pStyle w:val="ListParagraph"/>
+              <w:numPr>
+                <w:ilvl w:val="0"/>
+                <w:numId w:val="7"/>
+              </w:numPr>
+              <w:jc w:val="both"/>
+            </w:pPr>
+            <w:r>
+              <w:t>Sizing (width/height)</w:t>
+            </w:r>
+          </w:p>
+          <w:p>
+            <w:pPr>
+              <w:pStyle w:val="ListParagraph"/>
+              <w:numPr>
+                <w:ilvl w:val="0"/>
+                <w:numId w:val="7"/>
+              </w:numPr>
+              <w:jc w:val="both"/>
+            </w:pPr>
+            <w:r>
+              <w:t xml:space="preserve">Overall </w:t>
+            </w:r>
+            <w:r>
+              <w:t>Formatting</w:t>
+            </w:r>
+          </w:p>
+          <w:p>
+            <w:pPr>
+              <w:pStyle w:val="ListParagraph"/>
+              <w:numPr>
+                <w:ilvl w:val="0"/>
+                <w:numId w:val="7"/>
+              </w:numPr>
+              <w:jc w:val="both"/>
+            </w:pPr>
+            <w:r>
+              <w:t>Headers</w:t>
             </w:r>
           </w:p>
         </w:tc>
@@ -6957,16 +7485,16 @@
     </w:lvl>
   </w:abstractNum>
   <w:abstractNum w:abstractNumId="4" w15:restartNumberingAfterBreak="0">
-    <w:nsid w:val="4C8C4B4A"/>
+    <w:nsid w:val="30E322A7"/>
     <w:multiLevelType w:val="hybridMultilevel"/>
-    <w:tmpl w:val="2C58A910"/>
+    <w:tmpl w:val="26E0BD56"/>
     <w:lvl w:ilvl="0" w:tplc="04090001">
       <w:start w:val="1"/>
       <w:numFmt w:val="bullet"/>
       <w:lvlText w:val=""/>
       <w:lvlJc w:val="left"/>
       <w:pPr>
-        <w:ind w:left="720" w:hanging="360"/>
+        <w:ind w:left="1440" w:hanging="360"/>
       </w:pPr>
       <w:rPr>
         <w:rFonts w:ascii="Symbol" w:hAnsi="Symbol" w:hint="default"/>
@@ -6978,7 +7506,7 @@
       <w:lvlText w:val="o"/>
       <w:lvlJc w:val="left"/>
       <w:pPr>
-        <w:ind w:left="1440" w:hanging="360"/>
+        <w:ind w:left="2160" w:hanging="360"/>
       </w:pPr>
       <w:rPr>
         <w:rFonts w:ascii="Courier New" w:hAnsi="Courier New" w:cs="Courier New" w:hint="default"/>
@@ -6990,7 +7518,7 @@
       <w:lvlText w:val=""/>
       <w:lvlJc w:val="left"/>
       <w:pPr>
-        <w:ind w:left="2160" w:hanging="360"/>
+        <w:ind w:left="2880" w:hanging="360"/>
       </w:pPr>
       <w:rPr>
         <w:rFonts w:ascii="Wingdings" w:hAnsi="Wingdings" w:hint="default"/>
@@ -7002,7 +7530,7 @@
       <w:lvlText w:val=""/>
       <w:lvlJc w:val="left"/>
       <w:pPr>
-        <w:ind w:left="2880" w:hanging="360"/>
+        <w:ind w:left="3600" w:hanging="360"/>
       </w:pPr>
       <w:rPr>
         <w:rFonts w:ascii="Symbol" w:hAnsi="Symbol" w:hint="default"/>
@@ -7014,7 +7542,7 @@
       <w:lvlText w:val="o"/>
       <w:lvlJc w:val="left"/>
       <w:pPr>
-        <w:ind w:left="3600" w:hanging="360"/>
+        <w:ind w:left="4320" w:hanging="360"/>
       </w:pPr>
       <w:rPr>
         <w:rFonts w:ascii="Courier New" w:hAnsi="Courier New" w:cs="Courier New" w:hint="default"/>
@@ -7026,7 +7554,7 @@
       <w:lvlText w:val=""/>
       <w:lvlJc w:val="left"/>
       <w:pPr>
-        <w:ind w:left="4320" w:hanging="360"/>
+        <w:ind w:left="5040" w:hanging="360"/>
       </w:pPr>
       <w:rPr>
         <w:rFonts w:ascii="Wingdings" w:hAnsi="Wingdings" w:hint="default"/>
@@ -7038,7 +7566,7 @@
       <w:lvlText w:val=""/>
       <w:lvlJc w:val="left"/>
       <w:pPr>
-        <w:ind w:left="5040" w:hanging="360"/>
+        <w:ind w:left="5760" w:hanging="360"/>
       </w:pPr>
       <w:rPr>
         <w:rFonts w:ascii="Symbol" w:hAnsi="Symbol" w:hint="default"/>
@@ -7050,7 +7578,7 @@
       <w:lvlText w:val="o"/>
       <w:lvlJc w:val="left"/>
       <w:pPr>
-        <w:ind w:left="5760" w:hanging="360"/>
+        <w:ind w:left="6480" w:hanging="360"/>
       </w:pPr>
       <w:rPr>
         <w:rFonts w:ascii="Courier New" w:hAnsi="Courier New" w:cs="Courier New" w:hint="default"/>
@@ -7062,7 +7590,7 @@
       <w:lvlText w:val=""/>
       <w:lvlJc w:val="left"/>
       <w:pPr>
-        <w:ind w:left="6480" w:hanging="360"/>
+        <w:ind w:left="7200" w:hanging="360"/>
       </w:pPr>
       <w:rPr>
         <w:rFonts w:ascii="Wingdings" w:hAnsi="Wingdings" w:hint="default"/>
@@ -7070,6 +7598,119 @@
     </w:lvl>
   </w:abstractNum>
   <w:abstractNum w:abstractNumId="5" w15:restartNumberingAfterBreak="0">
+    <w:nsid w:val="4C8C4B4A"/>
+    <w:multiLevelType w:val="hybridMultilevel"/>
+    <w:tmpl w:val="35F41D04"/>
+    <w:lvl w:ilvl="0" w:tplc="04090001">
+      <w:start w:val="1"/>
+      <w:numFmt w:val="bullet"/>
+      <w:lvlText w:val=""/>
+      <w:lvlJc w:val="left"/>
+      <w:pPr>
+        <w:ind w:left="720" w:hanging="360"/>
+      </w:pPr>
+      <w:rPr>
+        <w:rFonts w:ascii="Symbol" w:hAnsi="Symbol" w:hint="default"/>
+      </w:rPr>
+    </w:lvl>
+    <w:lvl w:ilvl="1" w:tplc="04090003" w:tentative="1">
+      <w:start w:val="1"/>
+      <w:numFmt w:val="bullet"/>
+      <w:lvlText w:val="o"/>
+      <w:lvlJc w:val="left"/>
+      <w:pPr>
+        <w:ind w:left="1440" w:hanging="360"/>
+      </w:pPr>
+      <w:rPr>
+        <w:rFonts w:ascii="Courier New" w:hAnsi="Courier New" w:cs="Courier New" w:hint="default"/>
+      </w:rPr>
+    </w:lvl>
+    <w:lvl w:ilvl="2" w:tplc="04090005" w:tentative="1">
+      <w:start w:val="1"/>
+      <w:numFmt w:val="bullet"/>
+      <w:lvlText w:val=""/>
+      <w:lvlJc w:val="left"/>
+      <w:pPr>
+        <w:ind w:left="2160" w:hanging="360"/>
+      </w:pPr>
+      <w:rPr>
+        <w:rFonts w:ascii="Wingdings" w:hAnsi="Wingdings" w:hint="default"/>
+      </w:rPr>
+    </w:lvl>
+    <w:lvl w:ilvl="3" w:tplc="04090001" w:tentative="1">
+      <w:start w:val="1"/>
+      <w:numFmt w:val="bullet"/>
+      <w:lvlText w:val=""/>
+      <w:lvlJc w:val="left"/>
+      <w:pPr>
+        <w:ind w:left="2880" w:hanging="360"/>
+      </w:pPr>
+      <w:rPr>
+        <w:rFonts w:ascii="Symbol" w:hAnsi="Symbol" w:hint="default"/>
+      </w:rPr>
+    </w:lvl>
+    <w:lvl w:ilvl="4" w:tplc="04090003" w:tentative="1">
+      <w:start w:val="1"/>
+      <w:numFmt w:val="bullet"/>
+      <w:lvlText w:val="o"/>
+      <w:lvlJc w:val="left"/>
+      <w:pPr>
+        <w:ind w:left="3600" w:hanging="360"/>
+      </w:pPr>
+      <w:rPr>
+        <w:rFonts w:ascii="Courier New" w:hAnsi="Courier New" w:cs="Courier New" w:hint="default"/>
+      </w:rPr>
+    </w:lvl>
+    <w:lvl w:ilvl="5" w:tplc="04090005" w:tentative="1">
+      <w:start w:val="1"/>
+      <w:numFmt w:val="bullet"/>
+      <w:lvlText w:val=""/>
+      <w:lvlJc w:val="left"/>
+      <w:pPr>
+        <w:ind w:left="4320" w:hanging="360"/>
+      </w:pPr>
+      <w:rPr>
+        <w:rFonts w:ascii="Wingdings" w:hAnsi="Wingdings" w:hint="default"/>
+      </w:rPr>
+    </w:lvl>
+    <w:lvl w:ilvl="6" w:tplc="04090001" w:tentative="1">
+      <w:start w:val="1"/>
+      <w:numFmt w:val="bullet"/>
+      <w:lvlText w:val=""/>
+      <w:lvlJc w:val="left"/>
+      <w:pPr>
+        <w:ind w:left="5040" w:hanging="360"/>
+      </w:pPr>
+      <w:rPr>
+        <w:rFonts w:ascii="Symbol" w:hAnsi="Symbol" w:hint="default"/>
+      </w:rPr>
+    </w:lvl>
+    <w:lvl w:ilvl="7" w:tplc="04090003" w:tentative="1">
+      <w:start w:val="1"/>
+      <w:numFmt w:val="bullet"/>
+      <w:lvlText w:val="o"/>
+      <w:lvlJc w:val="left"/>
+      <w:pPr>
+        <w:ind w:left="5760" w:hanging="360"/>
+      </w:pPr>
+      <w:rPr>
+        <w:rFonts w:ascii="Courier New" w:hAnsi="Courier New" w:cs="Courier New" w:hint="default"/>
+      </w:rPr>
+    </w:lvl>
+    <w:lvl w:ilvl="8" w:tplc="04090005" w:tentative="1">
+      <w:start w:val="1"/>
+      <w:numFmt w:val="bullet"/>
+      <w:lvlText w:val=""/>
+      <w:lvlJc w:val="left"/>
+      <w:pPr>
+        <w:ind w:left="6480" w:hanging="360"/>
+      </w:pPr>
+      <w:rPr>
+        <w:rFonts w:ascii="Wingdings" w:hAnsi="Wingdings" w:hint="default"/>
+      </w:rPr>
+    </w:lvl>
+  </w:abstractNum>
+  <w:abstractNum w:abstractNumId="6" w15:restartNumberingAfterBreak="0">
     <w:nsid w:val="5DA53E95"/>
     <w:multiLevelType w:val="hybridMultilevel"/>
     <w:tmpl w:val="1876ADFC"/>
@@ -7281,7 +7922,7 @@
       </w:rPr>
     </w:lvl>
   </w:abstractNum>
-  <w:abstractNum w:abstractNumId="6" w15:restartNumberingAfterBreak="0">
+  <w:abstractNum w:abstractNumId="7" w15:restartNumberingAfterBreak="0">
     <w:nsid w:val="651B0EC7"/>
     <w:multiLevelType w:val="hybridMultilevel"/>
     <w:tmpl w:val="381295B2"/>
@@ -7502,7 +8143,120 @@
       </w:rPr>
     </w:lvl>
   </w:abstractNum>
-  <w:abstractNum w:abstractNumId="7" w15:restartNumberingAfterBreak="0">
+  <w:abstractNum w:abstractNumId="8" w15:restartNumberingAfterBreak="0">
+    <w:nsid w:val="76DC1A25"/>
+    <w:multiLevelType w:val="hybridMultilevel"/>
+    <w:tmpl w:val="8C78429C"/>
+    <w:lvl w:ilvl="0" w:tplc="04090001">
+      <w:start w:val="1"/>
+      <w:numFmt w:val="bullet"/>
+      <w:lvlText w:val=""/>
+      <w:lvlJc w:val="left"/>
+      <w:pPr>
+        <w:ind w:left="720" w:hanging="360"/>
+      </w:pPr>
+      <w:rPr>
+        <w:rFonts w:ascii="Symbol" w:hAnsi="Symbol" w:hint="default"/>
+      </w:rPr>
+    </w:lvl>
+    <w:lvl w:ilvl="1" w:tplc="04090003" w:tentative="1">
+      <w:start w:val="1"/>
+      <w:numFmt w:val="bullet"/>
+      <w:lvlText w:val="o"/>
+      <w:lvlJc w:val="left"/>
+      <w:pPr>
+        <w:ind w:left="1440" w:hanging="360"/>
+      </w:pPr>
+      <w:rPr>
+        <w:rFonts w:ascii="Courier New" w:hAnsi="Courier New" w:cs="Courier New" w:hint="default"/>
+      </w:rPr>
+    </w:lvl>
+    <w:lvl w:ilvl="2" w:tplc="04090005" w:tentative="1">
+      <w:start w:val="1"/>
+      <w:numFmt w:val="bullet"/>
+      <w:lvlText w:val=""/>
+      <w:lvlJc w:val="left"/>
+      <w:pPr>
+        <w:ind w:left="2160" w:hanging="360"/>
+      </w:pPr>
+      <w:rPr>
+        <w:rFonts w:ascii="Wingdings" w:hAnsi="Wingdings" w:hint="default"/>
+      </w:rPr>
+    </w:lvl>
+    <w:lvl w:ilvl="3" w:tplc="04090001" w:tentative="1">
+      <w:start w:val="1"/>
+      <w:numFmt w:val="bullet"/>
+      <w:lvlText w:val=""/>
+      <w:lvlJc w:val="left"/>
+      <w:pPr>
+        <w:ind w:left="2880" w:hanging="360"/>
+      </w:pPr>
+      <w:rPr>
+        <w:rFonts w:ascii="Symbol" w:hAnsi="Symbol" w:hint="default"/>
+      </w:rPr>
+    </w:lvl>
+    <w:lvl w:ilvl="4" w:tplc="04090003" w:tentative="1">
+      <w:start w:val="1"/>
+      <w:numFmt w:val="bullet"/>
+      <w:lvlText w:val="o"/>
+      <w:lvlJc w:val="left"/>
+      <w:pPr>
+        <w:ind w:left="3600" w:hanging="360"/>
+      </w:pPr>
+      <w:rPr>
+        <w:rFonts w:ascii="Courier New" w:hAnsi="Courier New" w:cs="Courier New" w:hint="default"/>
+      </w:rPr>
+    </w:lvl>
+    <w:lvl w:ilvl="5" w:tplc="04090005" w:tentative="1">
+      <w:start w:val="1"/>
+      <w:numFmt w:val="bullet"/>
+      <w:lvlText w:val=""/>
+      <w:lvlJc w:val="left"/>
+      <w:pPr>
+        <w:ind w:left="4320" w:hanging="360"/>
+      </w:pPr>
+      <w:rPr>
+        <w:rFonts w:ascii="Wingdings" w:hAnsi="Wingdings" w:hint="default"/>
+      </w:rPr>
+    </w:lvl>
+    <w:lvl w:ilvl="6" w:tplc="04090001" w:tentative="1">
+      <w:start w:val="1"/>
+      <w:numFmt w:val="bullet"/>
+      <w:lvlText w:val=""/>
+      <w:lvlJc w:val="left"/>
+      <w:pPr>
+        <w:ind w:left="5040" w:hanging="360"/>
+      </w:pPr>
+      <w:rPr>
+        <w:rFonts w:ascii="Symbol" w:hAnsi="Symbol" w:hint="default"/>
+      </w:rPr>
+    </w:lvl>
+    <w:lvl w:ilvl="7" w:tplc="04090003" w:tentative="1">
+      <w:start w:val="1"/>
+      <w:numFmt w:val="bullet"/>
+      <w:lvlText w:val="o"/>
+      <w:lvlJc w:val="left"/>
+      <w:pPr>
+        <w:ind w:left="5760" w:hanging="360"/>
+      </w:pPr>
+      <w:rPr>
+        <w:rFonts w:ascii="Courier New" w:hAnsi="Courier New" w:cs="Courier New" w:hint="default"/>
+      </w:rPr>
+    </w:lvl>
+    <w:lvl w:ilvl="8" w:tplc="04090005" w:tentative="1">
+      <w:start w:val="1"/>
+      <w:numFmt w:val="bullet"/>
+      <w:lvlText w:val=""/>
+      <w:lvlJc w:val="left"/>
+      <w:pPr>
+        <w:ind w:left="6480" w:hanging="360"/>
+      </w:pPr>
+      <w:rPr>
+        <w:rFonts w:ascii="Wingdings" w:hAnsi="Wingdings" w:hint="default"/>
+      </w:rPr>
+    </w:lvl>
+  </w:abstractNum>
+  <w:abstractNum w:abstractNumId="9" w15:restartNumberingAfterBreak="0">
     <w:nsid w:val="784F4D2D"/>
     <w:multiLevelType w:val="hybridMultilevel"/>
     <w:tmpl w:val="1B363CDA"/>
@@ -7721,22 +8475,28 @@
     <w:abstractNumId w:val="3"/>
   </w:num>
   <w:num w:numId="3" w16cid:durableId="1000232127">
-    <w:abstractNumId w:val="5"/>
+    <w:abstractNumId w:val="6"/>
   </w:num>
   <w:num w:numId="4" w16cid:durableId="58094763">
-    <w:abstractNumId w:val="7"/>
+    <w:abstractNumId w:val="9"/>
   </w:num>
   <w:num w:numId="5" w16cid:durableId="937369914">
-    <w:abstractNumId w:val="6"/>
+    <w:abstractNumId w:val="7"/>
   </w:num>
   <w:num w:numId="6" w16cid:durableId="869607123">
     <w:abstractNumId w:val="2"/>
   </w:num>
   <w:num w:numId="7" w16cid:durableId="32507408">
-    <w:abstractNumId w:val="4"/>
+    <w:abstractNumId w:val="5"/>
   </w:num>
   <w:num w:numId="8" w16cid:durableId="1457719583">
     <w:abstractNumId w:val="0"/>
+  </w:num>
+  <w:num w:numId="9" w16cid:durableId="904725907">
+    <w:abstractNumId w:val="8"/>
+  </w:num>
+  <w:num w:numId="10" w16cid:durableId="1006252846">
+    <w:abstractNumId w:val="4"/>
   </w:num>
 </w:numbering>
 </file>
